--- a/Lab 9/Lab9_Worklog_Week9.docx
+++ b/Lab 9/Lab9_Worklog_Week9.docx
@@ -264,7 +264,6 @@
       <w:tblPr>
         <w:tblStyle w:val="TableGrid"/>
         <w:tblW w:type="dxa" w:w="8965"/>
-        <w:tblLook w:firstColumn="1" w:firstRow="1" w:lastColumn="0" w:lastRow="0" w:noHBand="0" w:noVBand="1" w:val="04A0"/>
         <w:tblBorders>
           <w:top w:val="single" w:sz="4" w:space="0" w:color="808080"/>
           <w:left w:val="single" w:sz="4" w:space="0" w:color="808080"/>
@@ -274,6 +273,7 @@
           <w:insideV w:val="single" w:sz="4" w:space="0" w:color="808080"/>
         </w:tblBorders>
         <w:tblLayout w:type="fixed"/>
+        <w:tblLook w:firstColumn="1" w:firstRow="1" w:lastColumn="0" w:lastRow="0" w:noHBand="0" w:noVBand="1" w:val="04A0"/>
       </w:tblPr>
       <w:tblGrid>
         <w:gridCol w:w="520"/>
@@ -4028,7 +4028,6 @@
       <w:tblPr>
         <w:tblStyle w:val="TableGrid"/>
         <w:tblW w:type="dxa" w:w="8965"/>
-        <w:tblLook w:firstColumn="1" w:firstRow="1" w:lastColumn="0" w:lastRow="0" w:noHBand="0" w:noVBand="1" w:val="04A0"/>
         <w:tblBorders>
           <w:top w:val="dashed" w:sz="8" w:space="0" w:color="BF8F00"/>
           <w:left w:val="dashed" w:sz="8" w:space="0" w:color="BF8F00"/>
@@ -4038,6 +4037,7 @@
           <w:insideV w:val="dashed" w:sz="8" w:space="0" w:color="BF8F00"/>
         </w:tblBorders>
         <w:tblLayout w:type="fixed"/>
+        <w:tblLook w:firstColumn="1" w:firstRow="1" w:lastColumn="0" w:lastRow="0" w:noHBand="0" w:noVBand="1" w:val="04A0"/>
       </w:tblPr>
       <w:tblGrid>
         <w:gridCol w:w="8965"/>
@@ -4085,7 +4085,7 @@
                 <w:i w:val="0"/>
                 <w:sz w:val="17"/>
               </w:rPr>
-              <w:t xml:space="preserve">What to capture: the </w:t>
+              <w:t xml:space="preserve">What to capture: turn on line numbers, then the </w:t>
             </w:r>
             <w:r>
               <w:rPr>
@@ -4103,7 +4103,25 @@
                 <w:i w:val="0"/>
                 <w:sz w:val="17"/>
               </w:rPr>
-              <w:t xml:space="preserve"> cell scrolled to my </w:t>
+              <w:t xml:space="preserve"> cell </w:t>
+            </w:r>
+            <w:r>
+              <w:rPr>
+                <w:rFonts w:ascii="Arial" w:hAnsi="Arial" w:cs="Arial" w:eastAsia="Arial"/>
+                <w:b/>
+                <w:i w:val="0"/>
+                <w:sz w:val="17"/>
+              </w:rPr>
+              <w:t>lines 47–103</w:t>
+            </w:r>
+            <w:r>
+              <w:rPr>
+                <w:rFonts w:ascii="Arial" w:hAnsi="Arial" w:cs="Arial" w:eastAsia="Arial"/>
+                <w:b w:val="0"/>
+                <w:i w:val="0"/>
+                <w:sz w:val="17"/>
+              </w:rPr>
+              <w:t xml:space="preserve"> (</w:t>
             </w:r>
             <w:r>
               <w:rPr>
@@ -4112,16 +4130,16 @@
                 <w:i w:val="0"/>
                 <w:sz w:val="16"/>
               </w:rPr>
-              <w:t>&lt;YOUR CODE HERE&gt;</w:t>
-            </w:r>
-            <w:r>
-              <w:rPr>
-                <w:rFonts w:ascii="Arial" w:hAnsi="Arial" w:cs="Arial" w:eastAsia="Arial"/>
-                <w:b w:val="0"/>
-                <w:i w:val="0"/>
-                <w:sz w:val="17"/>
-              </w:rPr>
-              <w:t xml:space="preserve"> blocks (</w:t>
+              <w:t>get_value</w:t>
+            </w:r>
+            <w:r>
+              <w:rPr>
+                <w:rFonts w:ascii="Arial" w:hAnsi="Arial" w:cs="Arial" w:eastAsia="Arial"/>
+                <w:b w:val="0"/>
+                <w:i w:val="0"/>
+                <w:sz w:val="17"/>
+              </w:rPr>
+              <w:t xml:space="preserve">, </w:t>
             </w:r>
             <w:r>
               <w:rPr>
@@ -4130,7 +4148,7 @@
                 <w:i w:val="0"/>
                 <w:sz w:val="16"/>
               </w:rPr>
-              <w:t>get_value</w:t>
+              <w:t>update</w:t>
             </w:r>
             <w:r>
               <w:rPr>
@@ -4148,16 +4166,34 @@
                 <w:i w:val="0"/>
                 <w:sz w:val="16"/>
               </w:rPr>
-              <w:t>update</w:t>
-            </w:r>
-            <w:r>
-              <w:rPr>
-                <w:rFonts w:ascii="Arial" w:hAnsi="Arial" w:cs="Arial" w:eastAsia="Arial"/>
-                <w:b w:val="0"/>
-                <w:i w:val="0"/>
-                <w:sz w:val="17"/>
-              </w:rPr>
-              <w:t xml:space="preserve">, </w:t>
+              <w:t>get_best_action</w:t>
+            </w:r>
+            <w:r>
+              <w:rPr>
+                <w:rFonts w:ascii="Arial" w:hAnsi="Arial" w:cs="Arial" w:eastAsia="Arial"/>
+                <w:b w:val="0"/>
+                <w:i w:val="0"/>
+                <w:sz w:val="17"/>
+              </w:rPr>
+              <w:t xml:space="preserve">) as 9.1a, </w:t>
+            </w:r>
+            <w:r>
+              <w:rPr>
+                <w:rFonts w:ascii="Arial" w:hAnsi="Arial" w:cs="Arial" w:eastAsia="Arial"/>
+                <w:b/>
+                <w:i w:val="0"/>
+                <w:sz w:val="17"/>
+              </w:rPr>
+              <w:t>lines 107–140</w:t>
+            </w:r>
+            <w:r>
+              <w:rPr>
+                <w:rFonts w:ascii="Arial" w:hAnsi="Arial" w:cs="Arial" w:eastAsia="Arial"/>
+                <w:b w:val="0"/>
+                <w:i w:val="0"/>
+                <w:sz w:val="17"/>
+              </w:rPr>
+              <w:t xml:space="preserve"> (</w:t>
             </w:r>
             <w:r>
               <w:rPr>
@@ -4166,16 +4202,16 @@
                 <w:i w:val="0"/>
                 <w:sz w:val="16"/>
               </w:rPr>
-              <w:t>get_best_action</w:t>
-            </w:r>
-            <w:r>
-              <w:rPr>
-                <w:rFonts w:ascii="Arial" w:hAnsi="Arial" w:cs="Arial" w:eastAsia="Arial"/>
-                <w:b w:val="0"/>
-                <w:i w:val="0"/>
-                <w:sz w:val="17"/>
-              </w:rPr>
-              <w:t xml:space="preserve">, </w:t>
+              <w:t>get_action</w:t>
+            </w:r>
+            <w:r>
+              <w:rPr>
+                <w:rFonts w:ascii="Arial" w:hAnsi="Arial" w:cs="Arial" w:eastAsia="Arial"/>
+                <w:b w:val="0"/>
+                <w:i w:val="0"/>
+                <w:sz w:val="17"/>
+              </w:rPr>
+              <w:t xml:space="preserve">) as 9.1b, and the </w:t>
             </w:r>
             <w:r>
               <w:rPr>
@@ -4184,16 +4220,34 @@
                 <w:i w:val="0"/>
                 <w:sz w:val="16"/>
               </w:rPr>
-              <w:t>get_action</w:t>
-            </w:r>
-            <w:r>
-              <w:rPr>
-                <w:rFonts w:ascii="Arial" w:hAnsi="Arial" w:cs="Arial" w:eastAsia="Arial"/>
-                <w:b w:val="0"/>
-                <w:i w:val="0"/>
-                <w:sz w:val="17"/>
-              </w:rPr>
-              <w:t>) – two shots 9.1a / 9.1b is fine.</w:t>
+              <w:t>play_and_train</w:t>
+            </w:r>
+            <w:r>
+              <w:rPr>
+                <w:rFonts w:ascii="Arial" w:hAnsi="Arial" w:cs="Arial" w:eastAsia="Arial"/>
+                <w:b w:val="0"/>
+                <w:i w:val="0"/>
+                <w:sz w:val="17"/>
+              </w:rPr>
+              <w:t xml:space="preserve"> cell </w:t>
+            </w:r>
+            <w:r>
+              <w:rPr>
+                <w:rFonts w:ascii="Arial" w:hAnsi="Arial" w:cs="Arial" w:eastAsia="Arial"/>
+                <w:b/>
+                <w:i w:val="0"/>
+                <w:sz w:val="17"/>
+              </w:rPr>
+              <w:t>lines 10–25</w:t>
+            </w:r>
+            <w:r>
+              <w:rPr>
+                <w:rFonts w:ascii="Arial" w:hAnsi="Arial" w:cs="Arial" w:eastAsia="Arial"/>
+                <w:b w:val="0"/>
+                <w:i w:val="0"/>
+                <w:sz w:val="17"/>
+              </w:rPr>
+              <w:t xml:space="preserve"> as 9.1c.</w:t>
             </w:r>
           </w:p>
           <w:p>
@@ -4217,7 +4271,7 @@
                 <w:i/>
                 <w:sz w:val="15"/>
               </w:rPr>
-              <w:t>Lab 9/screenshots/9.1_qlearning_code.png</w:t>
+              <w:t>Lab 9/screenshots/9.1a_qlearning_code.png (+ 9.1b, 9.1c)</w:t>
             </w:r>
             <w:r>
               <w:rPr>
@@ -4269,7 +4323,6 @@
       <w:tblPr>
         <w:tblStyle w:val="TableGrid"/>
         <w:tblW w:type="dxa" w:w="8965"/>
-        <w:tblLook w:firstColumn="1" w:firstRow="1" w:lastColumn="0" w:lastRow="0" w:noHBand="0" w:noVBand="1" w:val="04A0"/>
         <w:tblBorders>
           <w:top w:val="dashed" w:sz="8" w:space="0" w:color="BF8F00"/>
           <w:left w:val="dashed" w:sz="8" w:space="0" w:color="BF8F00"/>
@@ -4279,6 +4332,7 @@
           <w:insideV w:val="dashed" w:sz="8" w:space="0" w:color="BF8F00"/>
         </w:tblBorders>
         <w:tblLayout w:type="fixed"/>
+        <w:tblLook w:firstColumn="1" w:firstRow="1" w:lastColumn="0" w:lastRow="0" w:noHBand="0" w:noVBand="1" w:val="04A0"/>
       </w:tblPr>
       <w:tblGrid>
         <w:gridCol w:w="8965"/>
@@ -4402,7 +4456,6 @@
       <w:tblPr>
         <w:tblStyle w:val="TableGrid"/>
         <w:tblW w:type="dxa" w:w="8965"/>
-        <w:tblLook w:firstColumn="1" w:firstRow="1" w:lastColumn="0" w:lastRow="0" w:noHBand="0" w:noVBand="1" w:val="04A0"/>
         <w:tblBorders>
           <w:top w:val="dashed" w:sz="8" w:space="0" w:color="BF8F00"/>
           <w:left w:val="dashed" w:sz="8" w:space="0" w:color="BF8F00"/>
@@ -4412,6 +4465,7 @@
           <w:insideV w:val="dashed" w:sz="8" w:space="0" w:color="BF8F00"/>
         </w:tblBorders>
         <w:tblLayout w:type="fixed"/>
+        <w:tblLook w:firstColumn="1" w:firstRow="1" w:lastColumn="0" w:lastRow="0" w:noHBand="0" w:noVBand="1" w:val="04A0"/>
       </w:tblPr>
       <w:tblGrid>
         <w:gridCol w:w="8965"/>
@@ -4477,7 +4531,25 @@
                 <w:i w:val="0"/>
                 <w:sz w:val="17"/>
               </w:rPr>
-              <w:t xml:space="preserve"> code + the training plot, and the “How did it go?” output (ewma ≈ 135.9).</w:t>
+              <w:t xml:space="preserve"> code (</w:t>
+            </w:r>
+            <w:r>
+              <w:rPr>
+                <w:rFonts w:ascii="Arial" w:hAnsi="Arial" w:cs="Arial" w:eastAsia="Arial"/>
+                <w:b/>
+                <w:i w:val="0"/>
+                <w:sz w:val="17"/>
+              </w:rPr>
+              <w:t>lines 13–19</w:t>
+            </w:r>
+            <w:r>
+              <w:rPr>
+                <w:rFonts w:ascii="Arial" w:hAnsi="Arial" w:cs="Arial" w:eastAsia="Arial"/>
+                <w:b w:val="0"/>
+                <w:i w:val="0"/>
+                <w:sz w:val="17"/>
+              </w:rPr>
+              <w:t xml:space="preserve"> of that cell) + the training plot, and the “How did it go?” output (ewma ≈ 135.9).</w:t>
             </w:r>
           </w:p>
           <w:p>
@@ -4553,7 +4625,6 @@
       <w:tblPr>
         <w:tblStyle w:val="TableGrid"/>
         <w:tblW w:type="dxa" w:w="8965"/>
-        <w:tblLook w:firstColumn="1" w:firstRow="1" w:lastColumn="0" w:lastRow="0" w:noHBand="0" w:noVBand="1" w:val="04A0"/>
         <w:tblBorders>
           <w:top w:val="dashed" w:sz="8" w:space="0" w:color="BF8F00"/>
           <w:left w:val="dashed" w:sz="8" w:space="0" w:color="BF8F00"/>
@@ -4563,6 +4634,7 @@
           <w:insideV w:val="dashed" w:sz="8" w:space="0" w:color="BF8F00"/>
         </w:tblBorders>
         <w:tblLayout w:type="fixed"/>
+        <w:tblLook w:firstColumn="1" w:firstRow="1" w:lastColumn="0" w:lastRow="0" w:noHBand="0" w:noVBand="1" w:val="04A0"/>
       </w:tblPr>
       <w:tblGrid>
         <w:gridCol w:w="8965"/>
@@ -4686,7 +4758,6 @@
       <w:tblPr>
         <w:tblStyle w:val="TableGrid"/>
         <w:tblW w:type="dxa" w:w="8965"/>
-        <w:tblLook w:firstColumn="1" w:firstRow="1" w:lastColumn="0" w:lastRow="0" w:noHBand="0" w:noVBand="1" w:val="04A0"/>
         <w:tblBorders>
           <w:top w:val="dashed" w:sz="8" w:space="0" w:color="BF8F00"/>
           <w:left w:val="dashed" w:sz="8" w:space="0" w:color="BF8F00"/>
@@ -4696,6 +4767,7 @@
           <w:insideV w:val="dashed" w:sz="8" w:space="0" w:color="BF8F00"/>
         </w:tblBorders>
         <w:tblLayout w:type="fixed"/>
+        <w:tblLook w:firstColumn="1" w:firstRow="1" w:lastColumn="0" w:lastRow="0" w:noHBand="0" w:noVBand="1" w:val="04A0"/>
       </w:tblPr>
       <w:tblGrid>
         <w:gridCol w:w="8965"/>
@@ -4837,7 +4909,6 @@
       <w:tblPr>
         <w:tblStyle w:val="TableGrid"/>
         <w:tblW w:type="dxa" w:w="8965"/>
-        <w:tblLook w:firstColumn="1" w:firstRow="1" w:lastColumn="0" w:lastRow="0" w:noHBand="0" w:noVBand="1" w:val="04A0"/>
         <w:tblBorders>
           <w:top w:val="dashed" w:sz="8" w:space="0" w:color="BF8F00"/>
           <w:left w:val="dashed" w:sz="8" w:space="0" w:color="BF8F00"/>
@@ -4847,6 +4918,7 @@
           <w:insideV w:val="dashed" w:sz="8" w:space="0" w:color="BF8F00"/>
         </w:tblBorders>
         <w:tblLayout w:type="fixed"/>
+        <w:tblLook w:firstColumn="1" w:firstRow="1" w:lastColumn="0" w:lastRow="0" w:noHBand="0" w:noVBand="1" w:val="04A0"/>
       </w:tblPr>
       <w:tblGrid>
         <w:gridCol w:w="8965"/>

--- a/Lab 9/Lab9_Worklog_Week9.docx
+++ b/Lab 9/Lab9_Worklog_Week9.docx
@@ -93,9 +93,8 @@
             </w:pPr>
             <w:r>
               <w:rPr>
-                <w:rFonts w:ascii="Arial" w:hAnsi="Arial" w:cs="Arial" w:eastAsia="Arial"/>
-                <w:b/>
-                <w:i w:val="0"/>
+                <w:rFonts w:ascii="Arial" w:eastAsia="Arial" w:hAnsi="Arial" w:cs="Arial"/>
+                <w:b/>
                 <w:sz w:val="20"/>
               </w:rPr>
               <w:t>9</w:t>
@@ -149,9 +148,8 @@
             </w:pPr>
             <w:r>
               <w:rPr>
-                <w:rFonts w:ascii="Arial" w:hAnsi="Arial" w:cs="Arial" w:eastAsia="Arial"/>
-                <w:b/>
-                <w:i w:val="0"/>
+                <w:rFonts w:ascii="Arial" w:eastAsia="Arial" w:hAnsi="Arial" w:cs="Arial"/>
+                <w:b/>
                 <w:sz w:val="20"/>
               </w:rPr>
               <w:t>Anas Al Azad</w:t>
@@ -202,1247 +200,17 @@
             </w:pPr>
             <w:r>
               <w:rPr>
-                <w:rFonts w:ascii="Arial" w:hAnsi="Arial" w:cs="Arial" w:eastAsia="Arial"/>
-                <w:b/>
-                <w:i w:val="0"/>
+                <w:rFonts w:ascii="Arial" w:eastAsia="Times New Roman" w:hAnsi="Arial" w:cs="Arial"/>
+                <w:b/>
                 <w:sz w:val="20"/>
-                <w:highlight w:val="yellow"/>
-              </w:rPr>
-              <w:t>[YOUR STUDENT ID]</w:t>
+                <w:szCs w:val="20"/>
+              </w:rPr>
+              <w:t>105694136</w:t>
             </w:r>
           </w:p>
         </w:tc>
       </w:tr>
     </w:tbl>
-    <w:p>
-      <w:pPr>
-        <w:spacing w:before="200" w:after="80"/>
-      </w:pPr>
-      <w:r>
-        <w:rPr>
-          <w:rFonts w:ascii="Arial" w:hAnsi="Arial" w:cs="Arial" w:eastAsia="Arial"/>
-          <w:b/>
-          <w:i w:val="0"/>
-          <w:sz w:val="24"/>
-        </w:rPr>
-        <w:t>Week 9 – Reinforcement learning with Gymnasium (Q-learning)</w:t>
-      </w:r>
-    </w:p>
-    <w:p>
-      <w:pPr>
-        <w:spacing w:before="0" w:after="120"/>
-      </w:pPr>
-      <w:r>
-        <w:rPr>
-          <w:rFonts w:ascii="Arial" w:hAnsi="Arial" w:cs="Arial" w:eastAsia="Arial"/>
-          <w:b w:val="0"/>
-          <w:i/>
-          <w:sz w:val="19"/>
-        </w:rPr>
-        <w:t xml:space="preserve">My checklist for this week – ticked = done (the completed notebook, plots and scripts are in the </w:t>
-      </w:r>
-      <w:r>
-        <w:rPr>
-          <w:rFonts w:ascii="Arial" w:hAnsi="Arial" w:cs="Arial" w:eastAsia="Arial"/>
-          <w:b/>
-          <w:i/>
-          <w:sz w:val="19"/>
-        </w:rPr>
-        <w:t>Lab 9</w:t>
-      </w:r>
-      <w:r>
-        <w:rPr>
-          <w:rFonts w:ascii="Arial" w:hAnsi="Arial" w:cs="Arial" w:eastAsia="Arial"/>
-          <w:b w:val="0"/>
-          <w:i/>
-          <w:sz w:val="19"/>
-        </w:rPr>
-        <w:t xml:space="preserve"> folder of my repo), unticked = still on my to-do list.</w:t>
-      </w:r>
-    </w:p>
-    <w:tbl>
-      <w:tblPr>
-        <w:tblStyle w:val="TableGrid"/>
-        <w:tblW w:type="dxa" w:w="8965"/>
-        <w:tblBorders>
-          <w:top w:val="single" w:sz="4" w:space="0" w:color="808080"/>
-          <w:left w:val="single" w:sz="4" w:space="0" w:color="808080"/>
-          <w:bottom w:val="single" w:sz="4" w:space="0" w:color="808080"/>
-          <w:right w:val="single" w:sz="4" w:space="0" w:color="808080"/>
-          <w:insideH w:val="single" w:sz="4" w:space="0" w:color="808080"/>
-          <w:insideV w:val="single" w:sz="4" w:space="0" w:color="808080"/>
-        </w:tblBorders>
-        <w:tblLayout w:type="fixed"/>
-        <w:tblLook w:firstColumn="1" w:firstRow="1" w:lastColumn="0" w:lastRow="0" w:noHBand="0" w:noVBand="1" w:val="04A0"/>
-      </w:tblPr>
-      <w:tblGrid>
-        <w:gridCol w:w="520"/>
-        <w:gridCol w:w="7045"/>
-        <w:gridCol w:w="1400"/>
-      </w:tblGrid>
-      <w:tr>
-        <w:tc>
-          <w:tcPr>
-            <w:tcW w:type="dxa" w:w="6018"/>
-            <w:gridSpan w:val="2"/>
-            <w:shd w:val="clear" w:color="auto" w:fill="DEEAF6"/>
-          </w:tcPr>
-          <w:p>
-            <w:pPr>
-              <w:spacing w:before="60" w:after="60"/>
-            </w:pPr>
-            <w:r>
-              <w:rPr>
-                <w:rFonts w:ascii="Arial" w:hAnsi="Arial" w:cs="Arial" w:eastAsia="Arial"/>
-                <w:b/>
-                <w:i w:val="0"/>
-                <w:sz w:val="20"/>
-              </w:rPr>
-              <w:t xml:space="preserve">LAB 9 CHECKLIST  </w:t>
-            </w:r>
-            <w:r>
-              <w:rPr>
-                <w:rFonts w:ascii="Arial" w:hAnsi="Arial" w:cs="Arial" w:eastAsia="Arial"/>
-                <w:b w:val="0"/>
-                <w:i/>
-                <w:sz w:val="17"/>
-              </w:rPr>
-              <w:t>(☒ = done, ☐ = still to do)</w:t>
-            </w:r>
-          </w:p>
-        </w:tc>
-        <w:tc>
-          <w:tcPr>
-            <w:tcW w:type="dxa" w:w="3009"/>
-            <w:shd w:val="clear" w:color="auto" w:fill="DEEAF6"/>
-          </w:tcPr>
-          <w:p>
-            <w:pPr>
-              <w:spacing w:before="60" w:after="60"/>
-              <w:jc w:val="center"/>
-            </w:pPr>
-            <w:r>
-              <w:rPr>
-                <w:rFonts w:ascii="Arial" w:hAnsi="Arial" w:cs="Arial" w:eastAsia="Arial"/>
-                <w:b/>
-                <w:i w:val="0"/>
-                <w:sz w:val="20"/>
-              </w:rPr>
-              <w:t>STATUS</w:t>
-            </w:r>
-          </w:p>
-        </w:tc>
-      </w:tr>
-      <w:tr>
-        <w:tc>
-          <w:tcPr>
-            <w:tcW w:type="dxa" w:w="3009"/>
-          </w:tcPr>
-          <w:p>
-            <w:pPr>
-              <w:spacing w:before="20" w:after="20"/>
-              <w:jc w:val="center"/>
-            </w:pPr>
-            <w:sdt>
-              <w:sdtPr>
-                <w:rPr>
-                  <w:rFonts w:ascii="MS Gothic" w:eastAsia="MS Gothic" w:hAnsi="MS Gothic"/>
-                  <w:sz w:val="22"/>
-                </w:rPr>
-                <w14:checkbox>
-                  <w14:checked w14:val="1"/>
-                  <w14:checkedState w14:val="2612" w14:font="MS Gothic"/>
-                  <w14:uncheckedState w14:val="2610" w14:font="MS Gothic"/>
-                </w14:checkbox>
-              </w:sdtPr>
-              <w:sdtContent>
-                <w:r>
-                  <w:rPr>
-                    <w:rFonts w:ascii="MS Gothic" w:eastAsia="MS Gothic" w:hAnsi="MS Gothic"/>
-                    <w:sz w:val="22"/>
-                  </w:rPr>
-                  <w:t>☒</w:t>
-                </w:r>
-              </w:sdtContent>
-            </w:sdt>
-          </w:p>
-        </w:tc>
-        <w:tc>
-          <w:tcPr>
-            <w:tcW w:type="dxa" w:w="3009"/>
-          </w:tcPr>
-          <w:p>
-            <w:pPr>
-              <w:spacing w:before="40" w:after="40"/>
-            </w:pPr>
-            <w:r>
-              <w:rPr>
-                <w:rFonts w:ascii="Arial" w:hAnsi="Arial" w:cs="Arial" w:eastAsia="Arial"/>
-                <w:b w:val="0"/>
-                <w:i w:val="0"/>
-                <w:sz w:val="18"/>
-              </w:rPr>
-              <w:t xml:space="preserve">Read the Week 9 tutorial (Gymnasium API: </w:t>
-            </w:r>
-            <w:r>
-              <w:rPr>
-                <w:rFonts w:ascii="Consolas" w:hAnsi="Consolas" w:cs="Consolas" w:eastAsia="Consolas"/>
-                <w:b w:val="0"/>
-                <w:i w:val="0"/>
-                <w:sz w:val="17"/>
-              </w:rPr>
-              <w:t>make</w:t>
-            </w:r>
-            <w:r>
-              <w:rPr>
-                <w:rFonts w:ascii="Arial" w:hAnsi="Arial" w:cs="Arial" w:eastAsia="Arial"/>
-                <w:b w:val="0"/>
-                <w:i w:val="0"/>
-                <w:sz w:val="18"/>
-              </w:rPr>
-              <w:t xml:space="preserve"> / </w:t>
-            </w:r>
-            <w:r>
-              <w:rPr>
-                <w:rFonts w:ascii="Consolas" w:hAnsi="Consolas" w:cs="Consolas" w:eastAsia="Consolas"/>
-                <w:b w:val="0"/>
-                <w:i w:val="0"/>
-                <w:sz w:val="17"/>
-              </w:rPr>
-              <w:t>reset</w:t>
-            </w:r>
-            <w:r>
-              <w:rPr>
-                <w:rFonts w:ascii="Arial" w:hAnsi="Arial" w:cs="Arial" w:eastAsia="Arial"/>
-                <w:b w:val="0"/>
-                <w:i w:val="0"/>
-                <w:sz w:val="18"/>
-              </w:rPr>
-              <w:t xml:space="preserve"> / </w:t>
-            </w:r>
-            <w:r>
-              <w:rPr>
-                <w:rFonts w:ascii="Consolas" w:hAnsi="Consolas" w:cs="Consolas" w:eastAsia="Consolas"/>
-                <w:b w:val="0"/>
-                <w:i w:val="0"/>
-                <w:sz w:val="17"/>
-              </w:rPr>
-              <w:t>step</w:t>
-            </w:r>
-            <w:r>
-              <w:rPr>
-                <w:rFonts w:ascii="Arial" w:hAnsi="Arial" w:cs="Arial" w:eastAsia="Arial"/>
-                <w:b w:val="0"/>
-                <w:i w:val="0"/>
-                <w:sz w:val="18"/>
-              </w:rPr>
-              <w:t>, terminated vs truncated, built-in environments)</w:t>
-            </w:r>
-          </w:p>
-        </w:tc>
-        <w:tc>
-          <w:tcPr>
-            <w:tcW w:type="dxa" w:w="3009"/>
-          </w:tcPr>
-          <w:p>
-            <w:pPr>
-              <w:spacing w:before="40" w:after="40"/>
-              <w:jc w:val="center"/>
-            </w:pPr>
-            <w:r>
-              <w:rPr>
-                <w:rFonts w:ascii="Arial" w:hAnsi="Arial" w:cs="Arial" w:eastAsia="Arial"/>
-                <w:b/>
-                <w:i w:val="0"/>
-                <w:color w:val="37863C"/>
-                <w:sz w:val="18"/>
-              </w:rPr>
-              <w:t>Done</w:t>
-            </w:r>
-          </w:p>
-        </w:tc>
-      </w:tr>
-      <w:tr>
-        <w:tc>
-          <w:tcPr>
-            <w:tcW w:type="dxa" w:w="3009"/>
-          </w:tcPr>
-          <w:p>
-            <w:pPr>
-              <w:spacing w:before="20" w:after="20"/>
-              <w:jc w:val="center"/>
-            </w:pPr>
-            <w:sdt>
-              <w:sdtPr>
-                <w:rPr>
-                  <w:rFonts w:ascii="MS Gothic" w:eastAsia="MS Gothic" w:hAnsi="MS Gothic"/>
-                  <w:sz w:val="22"/>
-                </w:rPr>
-                <w14:checkbox>
-                  <w14:checked w14:val="1"/>
-                  <w14:checkedState w14:val="2612" w14:font="MS Gothic"/>
-                  <w14:uncheckedState w14:val="2610" w14:font="MS Gothic"/>
-                </w14:checkbox>
-              </w:sdtPr>
-              <w:sdtContent>
-                <w:r>
-                  <w:rPr>
-                    <w:rFonts w:ascii="MS Gothic" w:eastAsia="MS Gothic" w:hAnsi="MS Gothic"/>
-                    <w:sz w:val="22"/>
-                  </w:rPr>
-                  <w:t>☒</w:t>
-                </w:r>
-              </w:sdtContent>
-            </w:sdt>
-          </w:p>
-        </w:tc>
-        <w:tc>
-          <w:tcPr>
-            <w:tcW w:type="dxa" w:w="3009"/>
-          </w:tcPr>
-          <w:p>
-            <w:pPr>
-              <w:spacing w:before="40" w:after="40"/>
-            </w:pPr>
-            <w:r>
-              <w:rPr>
-                <w:rFonts w:ascii="Arial" w:hAnsi="Arial" w:cs="Arial" w:eastAsia="Arial"/>
-                <w:b w:val="0"/>
-                <w:i w:val="0"/>
-                <w:sz w:val="18"/>
-              </w:rPr>
-              <w:t xml:space="preserve">Task 1: filled in </w:t>
-            </w:r>
-            <w:r>
-              <w:rPr>
-                <w:rFonts w:ascii="Consolas" w:hAnsi="Consolas" w:cs="Consolas" w:eastAsia="Consolas"/>
-                <w:b w:val="0"/>
-                <w:i w:val="0"/>
-                <w:sz w:val="17"/>
-              </w:rPr>
-              <w:t>QLearningAgent</w:t>
-            </w:r>
-            <w:r>
-              <w:rPr>
-                <w:rFonts w:ascii="Arial" w:hAnsi="Arial" w:cs="Arial" w:eastAsia="Arial"/>
-                <w:b w:val="0"/>
-                <w:i w:val="0"/>
-                <w:sz w:val="18"/>
-              </w:rPr>
-              <w:t xml:space="preserve"> – </w:t>
-            </w:r>
-            <w:r>
-              <w:rPr>
-                <w:rFonts w:ascii="Consolas" w:hAnsi="Consolas" w:cs="Consolas" w:eastAsia="Consolas"/>
-                <w:b w:val="0"/>
-                <w:i w:val="0"/>
-                <w:sz w:val="17"/>
-              </w:rPr>
-              <w:t>get_value</w:t>
-            </w:r>
-            <w:r>
-              <w:rPr>
-                <w:rFonts w:ascii="Arial" w:hAnsi="Arial" w:cs="Arial" w:eastAsia="Arial"/>
-                <w:b w:val="0"/>
-                <w:i w:val="0"/>
-                <w:sz w:val="18"/>
-              </w:rPr>
-              <w:t xml:space="preserve">, </w:t>
-            </w:r>
-            <w:r>
-              <w:rPr>
-                <w:rFonts w:ascii="Consolas" w:hAnsi="Consolas" w:cs="Consolas" w:eastAsia="Consolas"/>
-                <w:b w:val="0"/>
-                <w:i w:val="0"/>
-                <w:sz w:val="17"/>
-              </w:rPr>
-              <w:t>update</w:t>
-            </w:r>
-            <w:r>
-              <w:rPr>
-                <w:rFonts w:ascii="Arial" w:hAnsi="Arial" w:cs="Arial" w:eastAsia="Arial"/>
-                <w:b w:val="0"/>
-                <w:i w:val="0"/>
-                <w:sz w:val="18"/>
-              </w:rPr>
-              <w:t xml:space="preserve">, </w:t>
-            </w:r>
-            <w:r>
-              <w:rPr>
-                <w:rFonts w:ascii="Consolas" w:hAnsi="Consolas" w:cs="Consolas" w:eastAsia="Consolas"/>
-                <w:b w:val="0"/>
-                <w:i w:val="0"/>
-                <w:sz w:val="17"/>
-              </w:rPr>
-              <w:t>get_best_action</w:t>
-            </w:r>
-            <w:r>
-              <w:rPr>
-                <w:rFonts w:ascii="Arial" w:hAnsi="Arial" w:cs="Arial" w:eastAsia="Arial"/>
-                <w:b w:val="0"/>
-                <w:i w:val="0"/>
-                <w:sz w:val="18"/>
-              </w:rPr>
-              <w:t xml:space="preserve">, </w:t>
-            </w:r>
-            <w:r>
-              <w:rPr>
-                <w:rFonts w:ascii="Consolas" w:hAnsi="Consolas" w:cs="Consolas" w:eastAsia="Consolas"/>
-                <w:b w:val="0"/>
-                <w:i w:val="0"/>
-                <w:sz w:val="17"/>
-              </w:rPr>
-              <w:t>get_action</w:t>
-            </w:r>
-            <w:r>
-              <w:rPr>
-                <w:rFonts w:ascii="Arial" w:hAnsi="Arial" w:cs="Arial" w:eastAsia="Arial"/>
-                <w:b w:val="0"/>
-                <w:i w:val="0"/>
-                <w:sz w:val="18"/>
-              </w:rPr>
-              <w:t xml:space="preserve"> (ε-greedy)</w:t>
-            </w:r>
-          </w:p>
-        </w:tc>
-        <w:tc>
-          <w:tcPr>
-            <w:tcW w:type="dxa" w:w="3009"/>
-          </w:tcPr>
-          <w:p>
-            <w:pPr>
-              <w:spacing w:before="40" w:after="40"/>
-              <w:jc w:val="center"/>
-            </w:pPr>
-            <w:r>
-              <w:rPr>
-                <w:rFonts w:ascii="Arial" w:hAnsi="Arial" w:cs="Arial" w:eastAsia="Arial"/>
-                <w:b/>
-                <w:i w:val="0"/>
-                <w:color w:val="37863C"/>
-                <w:sz w:val="18"/>
-              </w:rPr>
-              <w:t>Done</w:t>
-            </w:r>
-          </w:p>
-        </w:tc>
-      </w:tr>
-      <w:tr>
-        <w:tc>
-          <w:tcPr>
-            <w:tcW w:type="dxa" w:w="3009"/>
-          </w:tcPr>
-          <w:p>
-            <w:pPr>
-              <w:spacing w:before="20" w:after="20"/>
-              <w:jc w:val="center"/>
-            </w:pPr>
-            <w:sdt>
-              <w:sdtPr>
-                <w:rPr>
-                  <w:rFonts w:ascii="MS Gothic" w:eastAsia="MS Gothic" w:hAnsi="MS Gothic"/>
-                  <w:sz w:val="22"/>
-                </w:rPr>
-                <w14:checkbox>
-                  <w14:checked w14:val="1"/>
-                  <w14:checkedState w14:val="2612" w14:font="MS Gothic"/>
-                  <w14:uncheckedState w14:val="2610" w14:font="MS Gothic"/>
-                </w14:checkbox>
-              </w:sdtPr>
-              <w:sdtContent>
-                <w:r>
-                  <w:rPr>
-                    <w:rFonts w:ascii="MS Gothic" w:eastAsia="MS Gothic" w:hAnsi="MS Gothic"/>
-                    <w:sz w:val="22"/>
-                  </w:rPr>
-                  <w:t>☒</w:t>
-                </w:r>
-              </w:sdtContent>
-            </w:sdt>
-          </w:p>
-        </w:tc>
-        <w:tc>
-          <w:tcPr>
-            <w:tcW w:type="dxa" w:w="3009"/>
-          </w:tcPr>
-          <w:p>
-            <w:pPr>
-              <w:spacing w:before="40" w:after="40"/>
-            </w:pPr>
-            <w:r>
-              <w:rPr>
-                <w:rFonts w:ascii="Arial" w:hAnsi="Arial" w:cs="Arial" w:eastAsia="Arial"/>
-                <w:b w:val="0"/>
-                <w:i w:val="0"/>
-                <w:sz w:val="18"/>
-              </w:rPr>
-              <w:t xml:space="preserve">Task 1: filled in </w:t>
-            </w:r>
-            <w:r>
-              <w:rPr>
-                <w:rFonts w:ascii="Consolas" w:hAnsi="Consolas" w:cs="Consolas" w:eastAsia="Consolas"/>
-                <w:b w:val="0"/>
-                <w:i w:val="0"/>
-                <w:sz w:val="17"/>
-              </w:rPr>
-              <w:t>play_and_train</w:t>
-            </w:r>
-            <w:r>
-              <w:rPr>
-                <w:rFonts w:ascii="Arial" w:hAnsi="Arial" w:cs="Arial" w:eastAsia="Arial"/>
-                <w:b w:val="0"/>
-                <w:i w:val="0"/>
-                <w:sz w:val="18"/>
-              </w:rPr>
-              <w:t xml:space="preserve">, trained on Taxi-v4 – passes the notebook's check (mean reward </w:t>
-            </w:r>
-            <w:r>
-              <w:rPr>
-                <w:rFonts w:ascii="Arial" w:hAnsi="Arial" w:cs="Arial" w:eastAsia="Arial"/>
-                <w:b/>
-                <w:i w:val="0"/>
-                <w:sz w:val="18"/>
-              </w:rPr>
-              <w:t>7.78</w:t>
-            </w:r>
-            <w:r>
-              <w:rPr>
-                <w:rFonts w:ascii="Arial" w:hAnsi="Arial" w:cs="Arial" w:eastAsia="Arial"/>
-                <w:b w:val="0"/>
-                <w:i w:val="0"/>
-                <w:sz w:val="18"/>
-              </w:rPr>
-              <w:t xml:space="preserve"> ≥ 4.5)</w:t>
-            </w:r>
-          </w:p>
-        </w:tc>
-        <w:tc>
-          <w:tcPr>
-            <w:tcW w:type="dxa" w:w="3009"/>
-          </w:tcPr>
-          <w:p>
-            <w:pPr>
-              <w:spacing w:before="40" w:after="40"/>
-              <w:jc w:val="center"/>
-            </w:pPr>
-            <w:r>
-              <w:rPr>
-                <w:rFonts w:ascii="Arial" w:hAnsi="Arial" w:cs="Arial" w:eastAsia="Arial"/>
-                <w:b/>
-                <w:i w:val="0"/>
-                <w:color w:val="37863C"/>
-                <w:sz w:val="18"/>
-              </w:rPr>
-              <w:t>Done</w:t>
-            </w:r>
-          </w:p>
-        </w:tc>
-      </w:tr>
-      <w:tr>
-        <w:tc>
-          <w:tcPr>
-            <w:tcW w:type="dxa" w:w="3009"/>
-          </w:tcPr>
-          <w:p>
-            <w:pPr>
-              <w:spacing w:before="20" w:after="20"/>
-              <w:jc w:val="center"/>
-            </w:pPr>
-            <w:sdt>
-              <w:sdtPr>
-                <w:rPr>
-                  <w:rFonts w:ascii="MS Gothic" w:eastAsia="MS Gothic" w:hAnsi="MS Gothic"/>
-                  <w:sz w:val="22"/>
-                </w:rPr>
-                <w14:checkbox>
-                  <w14:checked w14:val="1"/>
-                  <w14:checkedState w14:val="2612" w14:font="MS Gothic"/>
-                  <w14:uncheckedState w14:val="2610" w14:font="MS Gothic"/>
-                </w14:checkbox>
-              </w:sdtPr>
-              <w:sdtContent>
-                <w:r>
-                  <w:rPr>
-                    <w:rFonts w:ascii="MS Gothic" w:eastAsia="MS Gothic" w:hAnsi="MS Gothic"/>
-                    <w:sz w:val="22"/>
-                  </w:rPr>
-                  <w:t>☒</w:t>
-                </w:r>
-              </w:sdtContent>
-            </w:sdt>
-          </w:p>
-        </w:tc>
-        <w:tc>
-          <w:tcPr>
-            <w:tcW w:type="dxa" w:w="3009"/>
-          </w:tcPr>
-          <w:p>
-            <w:pPr>
-              <w:spacing w:before="40" w:after="40"/>
-            </w:pPr>
-            <w:r>
-              <w:rPr>
-                <w:rFonts w:ascii="Arial" w:hAnsi="Arial" w:cs="Arial" w:eastAsia="Arial"/>
-                <w:b w:val="0"/>
-                <w:i w:val="0"/>
-                <w:sz w:val="18"/>
-              </w:rPr>
-              <w:t>Watched my trained taxi pick up and drop off the passenger (10 steps, reward 11)</w:t>
-            </w:r>
-          </w:p>
-        </w:tc>
-        <w:tc>
-          <w:tcPr>
-            <w:tcW w:type="dxa" w:w="3009"/>
-          </w:tcPr>
-          <w:p>
-            <w:pPr>
-              <w:spacing w:before="40" w:after="40"/>
-              <w:jc w:val="center"/>
-            </w:pPr>
-            <w:r>
-              <w:rPr>
-                <w:rFonts w:ascii="Arial" w:hAnsi="Arial" w:cs="Arial" w:eastAsia="Arial"/>
-                <w:b/>
-                <w:i w:val="0"/>
-                <w:color w:val="37863C"/>
-                <w:sz w:val="18"/>
-              </w:rPr>
-              <w:t>Done</w:t>
-            </w:r>
-          </w:p>
-        </w:tc>
-      </w:tr>
-      <w:tr>
-        <w:tc>
-          <w:tcPr>
-            <w:tcW w:type="dxa" w:w="3009"/>
-          </w:tcPr>
-          <w:p>
-            <w:pPr>
-              <w:spacing w:before="20" w:after="20"/>
-              <w:jc w:val="center"/>
-            </w:pPr>
-            <w:sdt>
-              <w:sdtPr>
-                <w:rPr>
-                  <w:rFonts w:ascii="MS Gothic" w:eastAsia="MS Gothic" w:hAnsi="MS Gothic"/>
-                  <w:sz w:val="22"/>
-                </w:rPr>
-                <w14:checkbox>
-                  <w14:checked w14:val="1"/>
-                  <w14:checkedState w14:val="2612" w14:font="MS Gothic"/>
-                  <w14:uncheckedState w14:val="2610" w14:font="MS Gothic"/>
-                </w14:checkbox>
-              </w:sdtPr>
-              <w:sdtContent>
-                <w:r>
-                  <w:rPr>
-                    <w:rFonts w:ascii="MS Gothic" w:eastAsia="MS Gothic" w:hAnsi="MS Gothic"/>
-                    <w:sz w:val="22"/>
-                  </w:rPr>
-                  <w:t>☒</w:t>
-                </w:r>
-              </w:sdtContent>
-            </w:sdt>
-          </w:p>
-        </w:tc>
-        <w:tc>
-          <w:tcPr>
-            <w:tcW w:type="dxa" w:w="3009"/>
-          </w:tcPr>
-          <w:p>
-            <w:pPr>
-              <w:spacing w:before="40" w:after="40"/>
-            </w:pPr>
-            <w:r>
-              <w:rPr>
-                <w:rFonts w:ascii="Arial" w:hAnsi="Arial" w:cs="Arial" w:eastAsia="Arial"/>
-                <w:b w:val="0"/>
-                <w:i w:val="0"/>
-                <w:sz w:val="18"/>
-              </w:rPr>
-              <w:t xml:space="preserve">CartPole: per-dimension discretizer + ε decay → ewma </w:t>
-            </w:r>
-            <w:r>
-              <w:rPr>
-                <w:rFonts w:ascii="Arial" w:hAnsi="Arial" w:cs="Arial" w:eastAsia="Arial"/>
-                <w:b/>
-                <w:i w:val="0"/>
-                <w:sz w:val="18"/>
-              </w:rPr>
-              <w:t>135.9</w:t>
-            </w:r>
-            <w:r>
-              <w:rPr>
-                <w:rFonts w:ascii="Arial" w:hAnsi="Arial" w:cs="Arial" w:eastAsia="Arial"/>
-                <w:b w:val="0"/>
-                <w:i w:val="0"/>
-                <w:sz w:val="18"/>
-              </w:rPr>
-              <w:t xml:space="preserve"> (target ≥ 50)</w:t>
-            </w:r>
-          </w:p>
-        </w:tc>
-        <w:tc>
-          <w:tcPr>
-            <w:tcW w:type="dxa" w:w="3009"/>
-          </w:tcPr>
-          <w:p>
-            <w:pPr>
-              <w:spacing w:before="40" w:after="40"/>
-              <w:jc w:val="center"/>
-            </w:pPr>
-            <w:r>
-              <w:rPr>
-                <w:rFonts w:ascii="Arial" w:hAnsi="Arial" w:cs="Arial" w:eastAsia="Arial"/>
-                <w:b/>
-                <w:i w:val="0"/>
-                <w:color w:val="37863C"/>
-                <w:sz w:val="18"/>
-              </w:rPr>
-              <w:t>Done</w:t>
-            </w:r>
-          </w:p>
-        </w:tc>
-      </w:tr>
-      <w:tr>
-        <w:tc>
-          <w:tcPr>
-            <w:tcW w:type="dxa" w:w="3009"/>
-          </w:tcPr>
-          <w:p>
-            <w:pPr>
-              <w:spacing w:before="20" w:after="20"/>
-              <w:jc w:val="center"/>
-            </w:pPr>
-            <w:sdt>
-              <w:sdtPr>
-                <w:rPr>
-                  <w:rFonts w:ascii="MS Gothic" w:eastAsia="MS Gothic" w:hAnsi="MS Gothic"/>
-                  <w:sz w:val="22"/>
-                </w:rPr>
-                <w14:checkbox>
-                  <w14:checked w14:val="1"/>
-                  <w14:checkedState w14:val="2612" w14:font="MS Gothic"/>
-                  <w14:uncheckedState w14:val="2610" w14:font="MS Gothic"/>
-                </w14:checkbox>
-              </w:sdtPr>
-              <w:sdtContent>
-                <w:r>
-                  <w:rPr>
-                    <w:rFonts w:ascii="MS Gothic" w:eastAsia="MS Gothic" w:hAnsi="MS Gothic"/>
-                    <w:sz w:val="22"/>
-                  </w:rPr>
-                  <w:t>☒</w:t>
-                </w:r>
-              </w:sdtContent>
-            </w:sdt>
-          </w:p>
-        </w:tc>
-        <w:tc>
-          <w:tcPr>
-            <w:tcW w:type="dxa" w:w="3009"/>
-          </w:tcPr>
-          <w:p>
-            <w:pPr>
-              <w:spacing w:before="40" w:after="40"/>
-            </w:pPr>
-            <w:r>
-              <w:rPr>
-                <w:rFonts w:ascii="Arial" w:hAnsi="Arial" w:cs="Arial" w:eastAsia="Arial"/>
-                <w:b w:val="0"/>
-                <w:i w:val="0"/>
-                <w:sz w:val="18"/>
-              </w:rPr>
-              <w:t xml:space="preserve">Extra: Expected Value SARSA vs Q-learning on CliffWalking (with the notebook's </w:t>
-            </w:r>
-            <w:r>
-              <w:rPr>
-                <w:rFonts w:ascii="Consolas" w:hAnsi="Consolas" w:cs="Consolas" w:eastAsia="Consolas"/>
-                <w:b w:val="0"/>
-                <w:i w:val="0"/>
-                <w:sz w:val="17"/>
-              </w:rPr>
-              <w:t>benchmark_agents</w:t>
-            </w:r>
-            <w:r>
-              <w:rPr>
-                <w:rFonts w:ascii="Arial" w:hAnsi="Arial" w:cs="Arial" w:eastAsia="Arial"/>
-                <w:b w:val="0"/>
-                <w:i w:val="0"/>
-                <w:sz w:val="18"/>
-              </w:rPr>
-              <w:t xml:space="preserve"> helper)</w:t>
-            </w:r>
-          </w:p>
-        </w:tc>
-        <w:tc>
-          <w:tcPr>
-            <w:tcW w:type="dxa" w:w="3009"/>
-          </w:tcPr>
-          <w:p>
-            <w:pPr>
-              <w:spacing w:before="40" w:after="40"/>
-              <w:jc w:val="center"/>
-            </w:pPr>
-            <w:r>
-              <w:rPr>
-                <w:rFonts w:ascii="Arial" w:hAnsi="Arial" w:cs="Arial" w:eastAsia="Arial"/>
-                <w:b/>
-                <w:i w:val="0"/>
-                <w:color w:val="37863C"/>
-                <w:sz w:val="18"/>
-              </w:rPr>
-              <w:t>Done</w:t>
-            </w:r>
-          </w:p>
-        </w:tc>
-      </w:tr>
-      <w:tr>
-        <w:tc>
-          <w:tcPr>
-            <w:tcW w:type="dxa" w:w="3009"/>
-          </w:tcPr>
-          <w:p>
-            <w:pPr>
-              <w:spacing w:before="20" w:after="20"/>
-              <w:jc w:val="center"/>
-            </w:pPr>
-            <w:sdt>
-              <w:sdtPr>
-                <w:rPr>
-                  <w:rFonts w:ascii="MS Gothic" w:eastAsia="MS Gothic" w:hAnsi="MS Gothic"/>
-                  <w:sz w:val="22"/>
-                </w:rPr>
-                <w14:checkbox>
-                  <w14:checked w14:val="1"/>
-                  <w14:checkedState w14:val="2612" w14:font="MS Gothic"/>
-                  <w14:uncheckedState w14:val="2610" w14:font="MS Gothic"/>
-                </w14:checkbox>
-              </w:sdtPr>
-              <w:sdtContent>
-                <w:r>
-                  <w:rPr>
-                    <w:rFonts w:ascii="MS Gothic" w:eastAsia="MS Gothic" w:hAnsi="MS Gothic"/>
-                    <w:sz w:val="22"/>
-                  </w:rPr>
-                  <w:t>☒</w:t>
-                </w:r>
-              </w:sdtContent>
-            </w:sdt>
-          </w:p>
-        </w:tc>
-        <w:tc>
-          <w:tcPr>
-            <w:tcW w:type="dxa" w:w="3009"/>
-          </w:tcPr>
-          <w:p>
-            <w:pPr>
-              <w:spacing w:before="40" w:after="40"/>
-            </w:pPr>
-            <w:r>
-              <w:rPr>
-                <w:rFonts w:ascii="Arial" w:hAnsi="Arial" w:cs="Arial" w:eastAsia="Arial"/>
-                <w:b w:val="0"/>
-                <w:i w:val="0"/>
-                <w:sz w:val="18"/>
-              </w:rPr>
-              <w:t xml:space="preserve">Task 2 prep: </w:t>
-            </w:r>
-            <w:r>
-              <w:rPr>
-                <w:rFonts w:ascii="Consolas" w:hAnsi="Consolas" w:cs="Consolas" w:eastAsia="Consolas"/>
-                <w:b w:val="0"/>
-                <w:i w:val="0"/>
-                <w:sz w:val="17"/>
-              </w:rPr>
-              <w:t>requirements.txt</w:t>
-            </w:r>
-            <w:r>
-              <w:rPr>
-                <w:rFonts w:ascii="Arial" w:hAnsi="Arial" w:cs="Arial" w:eastAsia="Arial"/>
-                <w:b w:val="0"/>
-                <w:i w:val="0"/>
-                <w:sz w:val="18"/>
-              </w:rPr>
-              <w:t xml:space="preserve"> + </w:t>
-            </w:r>
-            <w:r>
-              <w:rPr>
-                <w:rFonts w:ascii="Consolas" w:hAnsi="Consolas" w:cs="Consolas" w:eastAsia="Consolas"/>
-                <w:b w:val="0"/>
-                <w:i w:val="0"/>
-                <w:sz w:val="17"/>
-              </w:rPr>
-              <w:t>screenshot_demo_gym_check.py</w:t>
-            </w:r>
-            <w:r>
-              <w:rPr>
-                <w:rFonts w:ascii="Arial" w:hAnsi="Arial" w:cs="Arial" w:eastAsia="Arial"/>
-                <w:b w:val="0"/>
-                <w:i w:val="0"/>
-                <w:sz w:val="18"/>
-              </w:rPr>
-              <w:t xml:space="preserve"> for my laptop</w:t>
-            </w:r>
-          </w:p>
-        </w:tc>
-        <w:tc>
-          <w:tcPr>
-            <w:tcW w:type="dxa" w:w="3009"/>
-          </w:tcPr>
-          <w:p>
-            <w:pPr>
-              <w:spacing w:before="40" w:after="40"/>
-              <w:jc w:val="center"/>
-            </w:pPr>
-            <w:r>
-              <w:rPr>
-                <w:rFonts w:ascii="Arial" w:hAnsi="Arial" w:cs="Arial" w:eastAsia="Arial"/>
-                <w:b/>
-                <w:i w:val="0"/>
-                <w:color w:val="37863C"/>
-                <w:sz w:val="18"/>
-              </w:rPr>
-              <w:t>Done</w:t>
-            </w:r>
-          </w:p>
-        </w:tc>
-      </w:tr>
-      <w:tr>
-        <w:tc>
-          <w:tcPr>
-            <w:tcW w:type="dxa" w:w="3009"/>
-          </w:tcPr>
-          <w:p>
-            <w:pPr>
-              <w:spacing w:before="20" w:after="20"/>
-              <w:jc w:val="center"/>
-            </w:pPr>
-            <w:sdt>
-              <w:sdtPr>
-                <w:rPr>
-                  <w:rFonts w:ascii="MS Gothic" w:eastAsia="MS Gothic" w:hAnsi="MS Gothic"/>
-                  <w:sz w:val="22"/>
-                </w:rPr>
-                <w14:checkbox>
-                  <w14:checked w14:val="0"/>
-                  <w14:checkedState w14:val="2612" w14:font="MS Gothic"/>
-                  <w14:uncheckedState w14:val="2610" w14:font="MS Gothic"/>
-                </w14:checkbox>
-              </w:sdtPr>
-              <w:sdtContent>
-                <w:r>
-                  <w:rPr>
-                    <w:rFonts w:ascii="MS Gothic" w:eastAsia="MS Gothic" w:hAnsi="MS Gothic"/>
-                    <w:sz w:val="22"/>
-                  </w:rPr>
-                  <w:t>☐</w:t>
-                </w:r>
-              </w:sdtContent>
-            </w:sdt>
-          </w:p>
-        </w:tc>
-        <w:tc>
-          <w:tcPr>
-            <w:tcW w:type="dxa" w:w="3009"/>
-          </w:tcPr>
-          <w:p>
-            <w:pPr>
-              <w:spacing w:before="40" w:after="40"/>
-            </w:pPr>
-            <w:r>
-              <w:rPr>
-                <w:rFonts w:ascii="Arial" w:hAnsi="Arial" w:cs="Arial" w:eastAsia="Arial"/>
-                <w:b w:val="0"/>
-                <w:i w:val="0"/>
-                <w:sz w:val="18"/>
-              </w:rPr>
-              <w:t>Task 2: install gymnasium + friends on my laptop and run the check script</w:t>
-            </w:r>
-          </w:p>
-        </w:tc>
-        <w:tc>
-          <w:tcPr>
-            <w:tcW w:type="dxa" w:w="3009"/>
-          </w:tcPr>
-          <w:p>
-            <w:pPr>
-              <w:spacing w:before="40" w:after="40"/>
-              <w:jc w:val="center"/>
-            </w:pPr>
-            <w:r>
-              <w:rPr>
-                <w:rFonts w:ascii="Arial" w:hAnsi="Arial" w:cs="Arial" w:eastAsia="Arial"/>
-                <w:b/>
-                <w:i w:val="0"/>
-                <w:color w:val="C05000"/>
-                <w:sz w:val="18"/>
-              </w:rPr>
-              <w:t>To do</w:t>
-            </w:r>
-          </w:p>
-        </w:tc>
-      </w:tr>
-      <w:tr>
-        <w:tc>
-          <w:tcPr>
-            <w:tcW w:type="dxa" w:w="3009"/>
-          </w:tcPr>
-          <w:p>
-            <w:pPr>
-              <w:spacing w:before="20" w:after="20"/>
-              <w:jc w:val="center"/>
-            </w:pPr>
-            <w:sdt>
-              <w:sdtPr>
-                <w:rPr>
-                  <w:rFonts w:ascii="MS Gothic" w:eastAsia="MS Gothic" w:hAnsi="MS Gothic"/>
-                  <w:sz w:val="22"/>
-                </w:rPr>
-                <w14:checkbox>
-                  <w14:checked w14:val="0"/>
-                  <w14:checkedState w14:val="2612" w14:font="MS Gothic"/>
-                  <w14:uncheckedState w14:val="2610" w14:font="MS Gothic"/>
-                </w14:checkbox>
-              </w:sdtPr>
-              <w:sdtContent>
-                <w:r>
-                  <w:rPr>
-                    <w:rFonts w:ascii="MS Gothic" w:eastAsia="MS Gothic" w:hAnsi="MS Gothic"/>
-                    <w:sz w:val="22"/>
-                  </w:rPr>
-                  <w:t>☐</w:t>
-                </w:r>
-              </w:sdtContent>
-            </w:sdt>
-          </w:p>
-        </w:tc>
-        <w:tc>
-          <w:tcPr>
-            <w:tcW w:type="dxa" w:w="3009"/>
-          </w:tcPr>
-          <w:p>
-            <w:pPr>
-              <w:spacing w:before="40" w:after="40"/>
-            </w:pPr>
-            <w:r>
-              <w:rPr>
-                <w:rFonts w:ascii="Arial" w:hAnsi="Arial" w:cs="Arial" w:eastAsia="Arial"/>
-                <w:b w:val="0"/>
-                <w:i w:val="0"/>
-                <w:sz w:val="18"/>
-              </w:rPr>
-              <w:t xml:space="preserve">Task 2: run </w:t>
-            </w:r>
-            <w:r>
-              <w:rPr>
-                <w:rFonts w:ascii="Consolas" w:hAnsi="Consolas" w:cs="Consolas" w:eastAsia="Consolas"/>
-                <w:b w:val="0"/>
-                <w:i w:val="0"/>
-                <w:sz w:val="17"/>
-              </w:rPr>
-              <w:t>Lab_Week 9.ipynb</w:t>
-            </w:r>
-            <w:r>
-              <w:rPr>
-                <w:rFonts w:ascii="Arial" w:hAnsi="Arial" w:cs="Arial" w:eastAsia="Arial"/>
-                <w:b w:val="0"/>
-                <w:i w:val="0"/>
-                <w:sz w:val="18"/>
-              </w:rPr>
-              <w:t xml:space="preserve"> locally in Jupyter (not Colab)</w:t>
-            </w:r>
-          </w:p>
-        </w:tc>
-        <w:tc>
-          <w:tcPr>
-            <w:tcW w:type="dxa" w:w="3009"/>
-          </w:tcPr>
-          <w:p>
-            <w:pPr>
-              <w:spacing w:before="40" w:after="40"/>
-              <w:jc w:val="center"/>
-            </w:pPr>
-            <w:r>
-              <w:rPr>
-                <w:rFonts w:ascii="Arial" w:hAnsi="Arial" w:cs="Arial" w:eastAsia="Arial"/>
-                <w:b/>
-                <w:i w:val="0"/>
-                <w:color w:val="C05000"/>
-                <w:sz w:val="18"/>
-              </w:rPr>
-              <w:t>To do</w:t>
-            </w:r>
-          </w:p>
-        </w:tc>
-      </w:tr>
-      <w:tr>
-        <w:tc>
-          <w:tcPr>
-            <w:tcW w:type="dxa" w:w="3009"/>
-          </w:tcPr>
-          <w:p>
-            <w:pPr>
-              <w:spacing w:before="20" w:after="20"/>
-              <w:jc w:val="center"/>
-            </w:pPr>
-            <w:sdt>
-              <w:sdtPr>
-                <w:rPr>
-                  <w:rFonts w:ascii="MS Gothic" w:eastAsia="MS Gothic" w:hAnsi="MS Gothic"/>
-                  <w:sz w:val="22"/>
-                </w:rPr>
-                <w14:checkbox>
-                  <w14:checked w14:val="0"/>
-                  <w14:checkedState w14:val="2612" w14:font="MS Gothic"/>
-                  <w14:uncheckedState w14:val="2610" w14:font="MS Gothic"/>
-                </w14:checkbox>
-              </w:sdtPr>
-              <w:sdtContent>
-                <w:r>
-                  <w:rPr>
-                    <w:rFonts w:ascii="MS Gothic" w:eastAsia="MS Gothic" w:hAnsi="MS Gothic"/>
-                    <w:sz w:val="22"/>
-                  </w:rPr>
-                  <w:t>☐</w:t>
-                </w:r>
-              </w:sdtContent>
-            </w:sdt>
-          </w:p>
-        </w:tc>
-        <w:tc>
-          <w:tcPr>
-            <w:tcW w:type="dxa" w:w="3009"/>
-          </w:tcPr>
-          <w:p>
-            <w:pPr>
-              <w:spacing w:before="40" w:after="40"/>
-            </w:pPr>
-            <w:r>
-              <w:rPr>
-                <w:rFonts w:ascii="Arial" w:hAnsi="Arial" w:cs="Arial" w:eastAsia="Arial"/>
-                <w:b w:val="0"/>
-                <w:i w:val="0"/>
-                <w:sz w:val="18"/>
-              </w:rPr>
-              <w:t>Task 1 (in class): run the notebook in Google Colab too</w:t>
-            </w:r>
-          </w:p>
-        </w:tc>
-        <w:tc>
-          <w:tcPr>
-            <w:tcW w:type="dxa" w:w="3009"/>
-          </w:tcPr>
-          <w:p>
-            <w:pPr>
-              <w:spacing w:before="40" w:after="40"/>
-              <w:jc w:val="center"/>
-            </w:pPr>
-            <w:r>
-              <w:rPr>
-                <w:rFonts w:ascii="Arial" w:hAnsi="Arial" w:cs="Arial" w:eastAsia="Arial"/>
-                <w:b/>
-                <w:i w:val="0"/>
-                <w:color w:val="C05000"/>
-                <w:sz w:val="18"/>
-              </w:rPr>
-              <w:t>To do</w:t>
-            </w:r>
-          </w:p>
-        </w:tc>
-      </w:tr>
-      <w:tr>
-        <w:tc>
-          <w:tcPr>
-            <w:tcW w:type="dxa" w:w="3009"/>
-          </w:tcPr>
-          <w:p>
-            <w:pPr>
-              <w:spacing w:before="20" w:after="20"/>
-              <w:jc w:val="center"/>
-            </w:pPr>
-            <w:sdt>
-              <w:sdtPr>
-                <w:rPr>
-                  <w:rFonts w:ascii="MS Gothic" w:eastAsia="MS Gothic" w:hAnsi="MS Gothic"/>
-                  <w:sz w:val="22"/>
-                </w:rPr>
-                <w14:checkbox>
-                  <w14:checked w14:val="0"/>
-                  <w14:checkedState w14:val="2612" w14:font="MS Gothic"/>
-                  <w14:uncheckedState w14:val="2610" w14:font="MS Gothic"/>
-                </w14:checkbox>
-              </w:sdtPr>
-              <w:sdtContent>
-                <w:r>
-                  <w:rPr>
-                    <w:rFonts w:ascii="MS Gothic" w:eastAsia="MS Gothic" w:hAnsi="MS Gothic"/>
-                    <w:sz w:val="22"/>
-                  </w:rPr>
-                  <w:t>☐</w:t>
-                </w:r>
-              </w:sdtContent>
-            </w:sdt>
-          </w:p>
-        </w:tc>
-        <w:tc>
-          <w:tcPr>
-            <w:tcW w:type="dxa" w:w="3009"/>
-          </w:tcPr>
-          <w:p>
-            <w:pPr>
-              <w:spacing w:before="40" w:after="40"/>
-            </w:pPr>
-            <w:r>
-              <w:rPr>
-                <w:rFonts w:ascii="Arial" w:hAnsi="Arial" w:cs="Arial" w:eastAsia="Arial"/>
-                <w:b w:val="0"/>
-                <w:i w:val="0"/>
-                <w:sz w:val="18"/>
-              </w:rPr>
-              <w:t>Add my screenshots (yellow boxes below)</w:t>
-            </w:r>
-          </w:p>
-        </w:tc>
-        <w:tc>
-          <w:tcPr>
-            <w:tcW w:type="dxa" w:w="3009"/>
-          </w:tcPr>
-          <w:p>
-            <w:pPr>
-              <w:spacing w:before="40" w:after="40"/>
-              <w:jc w:val="center"/>
-            </w:pPr>
-            <w:r>
-              <w:rPr>
-                <w:rFonts w:ascii="Arial" w:hAnsi="Arial" w:cs="Arial" w:eastAsia="Arial"/>
-                <w:b/>
-                <w:i w:val="0"/>
-                <w:color w:val="C05000"/>
-                <w:sz w:val="18"/>
-              </w:rPr>
-              <w:t>To do</w:t>
-            </w:r>
-          </w:p>
-        </w:tc>
-      </w:tr>
-    </w:tbl>
-    <w:p>
-      <w:pPr>
-        <w:spacing w:before="60" w:after="0"/>
-      </w:pPr>
-      <w:r>
-        <w:rPr>
-          <w:rFonts w:ascii="Arial" w:hAnsi="Arial" w:cs="Arial" w:eastAsia="Arial"/>
-          <w:b w:val="0"/>
-          <w:i/>
-          <w:sz w:val="17"/>
-        </w:rPr>
-        <w:t>Progress: 7/11 items done</w:t>
-      </w:r>
-    </w:p>
     <w:p>
       <w:pPr>
         <w:spacing w:after="0" w:line="360" w:lineRule="auto"/>
@@ -1593,7 +361,21 @@
                 <w:rFonts w:ascii="Arial" w:hAnsi="Arial"/>
                 <w:sz w:val="20"/>
               </w:rPr>
-              <w:t>8-14 October 2026</w:t>
+              <w:t>8-1</w:t>
+            </w:r>
+            <w:r>
+              <w:rPr>
+                <w:rFonts w:ascii="Arial" w:hAnsi="Arial"/>
+                <w:sz w:val="20"/>
+              </w:rPr>
+              <w:t>1</w:t>
+            </w:r>
+            <w:r>
+              <w:rPr>
+                <w:rFonts w:ascii="Arial" w:hAnsi="Arial"/>
+                <w:sz w:val="20"/>
+              </w:rPr>
+              <w:t xml:space="preserve"> October 2026</w:t>
             </w:r>
           </w:p>
         </w:tc>
@@ -1744,9 +526,8 @@
             </w:pPr>
             <w:r>
               <w:rPr>
-                <w:rFonts w:ascii="Arial" w:hAnsi="Arial" w:cs="Arial" w:eastAsia="Arial"/>
-                <w:b/>
-                <w:i w:val="0"/>
+                <w:rFonts w:ascii="Arial" w:eastAsia="Arial" w:hAnsi="Arial" w:cs="Arial"/>
+                <w:b/>
                 <w:sz w:val="19"/>
               </w:rPr>
               <w:t>RL + Gymnasium basics</w:t>
@@ -1754,12 +535,11 @@
           </w:p>
           <w:p>
             <w:pPr>
-              <w:spacing w:before="0" w:after="40"/>
-            </w:pPr>
-            <w:r>
-              <w:rPr>
-                <w:rFonts w:ascii="Arial" w:hAnsi="Arial" w:cs="Arial" w:eastAsia="Arial"/>
-                <w:b w:val="0"/>
+              <w:spacing w:after="40"/>
+            </w:pPr>
+            <w:r>
+              <w:rPr>
+                <w:rFonts w:ascii="Arial" w:eastAsia="Arial" w:hAnsi="Arial" w:cs="Arial"/>
                 <w:i/>
                 <w:sz w:val="17"/>
               </w:rPr>
@@ -1778,103 +558,83 @@
                 <w:ilvl w:val="0"/>
                 <w:numId w:val="1"/>
               </w:numPr>
-              <w:spacing w:before="0" w:after="60"/>
-            </w:pPr>
-            <w:r>
-              <w:rPr>
-                <w:rFonts w:ascii="Arial" w:hAnsi="Arial" w:cs="Arial" w:eastAsia="Arial"/>
-                <w:b w:val="0"/>
-                <w:i w:val="0"/>
+              <w:spacing w:after="60"/>
+            </w:pPr>
+            <w:r>
+              <w:rPr>
+                <w:rFonts w:ascii="Arial" w:eastAsia="Arial" w:hAnsi="Arial" w:cs="Arial"/>
                 <w:sz w:val="18"/>
               </w:rPr>
               <w:t xml:space="preserve">Read about the agent / environment / reward loop and Gymnasium's standard API: </w:t>
             </w:r>
             <w:r>
               <w:rPr>
-                <w:rFonts w:ascii="Consolas" w:hAnsi="Consolas" w:cs="Consolas" w:eastAsia="Consolas"/>
-                <w:b w:val="0"/>
-                <w:i w:val="0"/>
+                <w:rFonts w:ascii="Consolas" w:eastAsia="Consolas" w:hAnsi="Consolas" w:cs="Consolas"/>
                 <w:sz w:val="17"/>
               </w:rPr>
               <w:t>gym.make()</w:t>
             </w:r>
             <w:r>
               <w:rPr>
-                <w:rFonts w:ascii="Arial" w:hAnsi="Arial" w:cs="Arial" w:eastAsia="Arial"/>
-                <w:b w:val="0"/>
-                <w:i w:val="0"/>
+                <w:rFonts w:ascii="Arial" w:eastAsia="Arial" w:hAnsi="Arial" w:cs="Arial"/>
                 <w:sz w:val="18"/>
               </w:rPr>
               <w:t xml:space="preserve">, </w:t>
             </w:r>
             <w:r>
               <w:rPr>
-                <w:rFonts w:ascii="Consolas" w:hAnsi="Consolas" w:cs="Consolas" w:eastAsia="Consolas"/>
-                <w:b w:val="0"/>
-                <w:i w:val="0"/>
+                <w:rFonts w:ascii="Consolas" w:eastAsia="Consolas" w:hAnsi="Consolas" w:cs="Consolas"/>
                 <w:sz w:val="17"/>
               </w:rPr>
               <w:t>env.reset()</w:t>
             </w:r>
             <w:r>
               <w:rPr>
-                <w:rFonts w:ascii="Arial" w:hAnsi="Arial" w:cs="Arial" w:eastAsia="Arial"/>
-                <w:b w:val="0"/>
-                <w:i w:val="0"/>
+                <w:rFonts w:ascii="Arial" w:eastAsia="Arial" w:hAnsi="Arial" w:cs="Arial"/>
                 <w:sz w:val="18"/>
               </w:rPr>
               <w:t xml:space="preserve">, </w:t>
             </w:r>
             <w:r>
               <w:rPr>
-                <w:rFonts w:ascii="Consolas" w:hAnsi="Consolas" w:cs="Consolas" w:eastAsia="Consolas"/>
-                <w:b w:val="0"/>
-                <w:i w:val="0"/>
+                <w:rFonts w:ascii="Consolas" w:eastAsia="Consolas" w:hAnsi="Consolas" w:cs="Consolas"/>
                 <w:sz w:val="17"/>
               </w:rPr>
               <w:t>env.step(action)</w:t>
             </w:r>
             <w:r>
               <w:rPr>
-                <w:rFonts w:ascii="Arial" w:hAnsi="Arial" w:cs="Arial" w:eastAsia="Arial"/>
-                <w:b w:val="0"/>
-                <w:i w:val="0"/>
+                <w:rFonts w:ascii="Arial" w:eastAsia="Arial" w:hAnsi="Arial" w:cs="Arial"/>
                 <w:sz w:val="18"/>
               </w:rPr>
               <w:t xml:space="preserve"> → observation, reward, </w:t>
             </w:r>
             <w:r>
               <w:rPr>
-                <w:rFonts w:ascii="Arial" w:hAnsi="Arial" w:cs="Arial" w:eastAsia="Arial"/>
-                <w:b/>
-                <w:i w:val="0"/>
+                <w:rFonts w:ascii="Arial" w:eastAsia="Arial" w:hAnsi="Arial" w:cs="Arial"/>
+                <w:b/>
                 <w:sz w:val="18"/>
               </w:rPr>
               <w:t>terminated</w:t>
             </w:r>
             <w:r>
               <w:rPr>
-                <w:rFonts w:ascii="Arial" w:hAnsi="Arial" w:cs="Arial" w:eastAsia="Arial"/>
-                <w:b w:val="0"/>
-                <w:i w:val="0"/>
+                <w:rFonts w:ascii="Arial" w:eastAsia="Arial" w:hAnsi="Arial" w:cs="Arial"/>
                 <w:sz w:val="18"/>
               </w:rPr>
               <w:t xml:space="preserve">, </w:t>
             </w:r>
             <w:r>
               <w:rPr>
-                <w:rFonts w:ascii="Arial" w:hAnsi="Arial" w:cs="Arial" w:eastAsia="Arial"/>
-                <w:b/>
-                <w:i w:val="0"/>
+                <w:rFonts w:ascii="Arial" w:eastAsia="Arial" w:hAnsi="Arial" w:cs="Arial"/>
+                <w:b/>
                 <w:sz w:val="18"/>
               </w:rPr>
               <w:t>truncated</w:t>
             </w:r>
             <w:r>
               <w:rPr>
-                <w:rFonts w:ascii="Arial" w:hAnsi="Arial" w:cs="Arial" w:eastAsia="Arial"/>
-                <w:b w:val="0"/>
-                <w:i w:val="0"/>
+                <w:rFonts w:ascii="Arial" w:eastAsia="Arial" w:hAnsi="Arial" w:cs="Arial"/>
                 <w:sz w:val="18"/>
               </w:rPr>
               <w:t>, info.</w:t>
@@ -1887,13 +647,11 @@
                 <w:ilvl w:val="0"/>
                 <w:numId w:val="1"/>
               </w:numPr>
-              <w:spacing w:before="0" w:after="60"/>
-            </w:pPr>
-            <w:r>
-              <w:rPr>
-                <w:rFonts w:ascii="Arial" w:hAnsi="Arial" w:cs="Arial" w:eastAsia="Arial"/>
-                <w:b w:val="0"/>
-                <w:i w:val="0"/>
+              <w:spacing w:after="60"/>
+            </w:pPr>
+            <w:r>
+              <w:rPr>
+                <w:rFonts w:ascii="Arial" w:eastAsia="Arial" w:hAnsi="Arial" w:cs="Arial"/>
                 <w:sz w:val="18"/>
               </w:rPr>
               <w:t>Looked at the 3 environments I used: Taxi-v4 (500 discrete states, 6 actions), CartPole (4 continuous numbers, 2 actions), CliffWalking (48 states, 4 actions).</w:t>
@@ -1911,9 +669,8 @@
             </w:pPr>
             <w:r>
               <w:rPr>
-                <w:rFonts w:ascii="Arial" w:hAnsi="Arial" w:cs="Arial" w:eastAsia="Arial"/>
-                <w:b/>
-                <w:i w:val="0"/>
+                <w:rFonts w:ascii="Arial" w:eastAsia="Arial" w:hAnsi="Arial" w:cs="Arial"/>
+                <w:b/>
                 <w:sz w:val="19"/>
               </w:rPr>
               <w:t>1 h</w:t>
@@ -1930,9 +687,8 @@
             </w:pPr>
             <w:r>
               <w:rPr>
-                <w:rFonts w:ascii="Arial" w:hAnsi="Arial" w:cs="Arial" w:eastAsia="Arial"/>
-                <w:b/>
-                <w:i w:val="0"/>
+                <w:rFonts w:ascii="Arial" w:eastAsia="Arial" w:hAnsi="Arial" w:cs="Arial"/>
+                <w:b/>
                 <w:sz w:val="19"/>
               </w:rPr>
               <w:t>Learning:</w:t>
@@ -1945,13 +701,11 @@
                 <w:ilvl w:val="0"/>
                 <w:numId w:val="1"/>
               </w:numPr>
-              <w:spacing w:before="0" w:after="40"/>
-            </w:pPr>
-            <w:r>
-              <w:rPr>
-                <w:rFonts w:ascii="Arial" w:hAnsi="Arial" w:cs="Arial" w:eastAsia="Arial"/>
-                <w:b w:val="0"/>
-                <w:i w:val="0"/>
+              <w:spacing w:after="40"/>
+            </w:pPr>
+            <w:r>
+              <w:rPr>
+                <w:rFonts w:ascii="Arial" w:eastAsia="Arial" w:hAnsi="Arial" w:cs="Arial"/>
                 <w:sz w:val="17"/>
               </w:rPr>
               <w:t>Gymnasium is the maintained successor of OpenAI Gym – same API for every environment, so one agent works on all of them.</w:t>
@@ -1964,13 +718,11 @@
                 <w:ilvl w:val="0"/>
                 <w:numId w:val="1"/>
               </w:numPr>
-              <w:spacing w:before="0" w:after="40"/>
-            </w:pPr>
-            <w:r>
-              <w:rPr>
-                <w:rFonts w:ascii="Arial" w:hAnsi="Arial" w:cs="Arial" w:eastAsia="Arial"/>
-                <w:b w:val="0"/>
-                <w:i w:val="0"/>
+              <w:spacing w:after="40"/>
+            </w:pPr>
+            <w:r>
+              <w:rPr>
+                <w:rFonts w:ascii="Arial" w:eastAsia="Arial" w:hAnsi="Arial" w:cs="Arial"/>
                 <w:sz w:val="17"/>
               </w:rPr>
               <w:t>terminated = the task really ended, truncated = cut off by a time limit.</w:t>
@@ -1982,9 +734,8 @@
             </w:pPr>
             <w:r>
               <w:rPr>
-                <w:rFonts w:ascii="Arial" w:hAnsi="Arial" w:cs="Arial" w:eastAsia="Arial"/>
-                <w:b/>
-                <w:i w:val="0"/>
+                <w:rFonts w:ascii="Arial" w:eastAsia="Arial" w:hAnsi="Arial" w:cs="Arial"/>
+                <w:b/>
                 <w:sz w:val="19"/>
               </w:rPr>
               <w:t>Problems:</w:t>
@@ -1997,31 +748,26 @@
                 <w:ilvl w:val="0"/>
                 <w:numId w:val="1"/>
               </w:numPr>
-              <w:spacing w:before="0" w:after="40"/>
-            </w:pPr>
-            <w:r>
-              <w:rPr>
-                <w:rFonts w:ascii="Arial" w:hAnsi="Arial" w:cs="Arial" w:eastAsia="Arial"/>
-                <w:b w:val="0"/>
-                <w:i w:val="0"/>
+              <w:spacing w:after="40"/>
+            </w:pPr>
+            <w:r>
+              <w:rPr>
+                <w:rFonts w:ascii="Arial" w:eastAsia="Arial" w:hAnsi="Arial" w:cs="Arial"/>
                 <w:sz w:val="17"/>
               </w:rPr>
               <w:t xml:space="preserve">The notebook text still says Taxi-v3 / OpenAI gym, but current Gymnasium only has </w:t>
             </w:r>
             <w:r>
               <w:rPr>
-                <w:rFonts w:ascii="Arial" w:hAnsi="Arial" w:cs="Arial" w:eastAsia="Arial"/>
-                <w:b/>
-                <w:i w:val="0"/>
+                <w:rFonts w:ascii="Arial" w:eastAsia="Arial" w:hAnsi="Arial" w:cs="Arial"/>
+                <w:b/>
                 <w:sz w:val="17"/>
               </w:rPr>
               <w:t>Taxi-v4</w:t>
             </w:r>
             <w:r>
               <w:rPr>
-                <w:rFonts w:ascii="Arial" w:hAnsi="Arial" w:cs="Arial" w:eastAsia="Arial"/>
-                <w:b w:val="0"/>
-                <w:i w:val="0"/>
+                <w:rFonts w:ascii="Arial" w:eastAsia="Arial" w:hAnsi="Arial" w:cs="Arial"/>
                 <w:sz w:val="17"/>
               </w:rPr>
               <w:t>; CartPole-v0 also prints a “v0 is out of date” warning.</w:t>
@@ -2044,22 +790,21 @@
             </w:pPr>
             <w:r>
               <w:rPr>
-                <w:rFonts w:ascii="Arial" w:hAnsi="Arial" w:cs="Arial" w:eastAsia="Arial"/>
-                <w:b/>
-                <w:i w:val="0"/>
+                <w:rFonts w:ascii="Arial" w:eastAsia="Arial" w:hAnsi="Arial" w:cs="Arial"/>
+                <w:b/>
                 <w:sz w:val="19"/>
               </w:rPr>
+              <w:lastRenderedPageBreak/>
               <w:t>Task 1 – Q-learning agent</w:t>
             </w:r>
           </w:p>
           <w:p>
             <w:pPr>
-              <w:spacing w:before="0" w:after="40"/>
-            </w:pPr>
-            <w:r>
-              <w:rPr>
-                <w:rFonts w:ascii="Consolas" w:hAnsi="Consolas" w:cs="Consolas" w:eastAsia="Consolas"/>
-                <w:b w:val="0"/>
+              <w:spacing w:after="40"/>
+            </w:pPr>
+            <w:r>
+              <w:rPr>
+                <w:rFonts w:ascii="Consolas" w:eastAsia="Consolas" w:hAnsi="Consolas" w:cs="Consolas"/>
                 <w:i/>
                 <w:sz w:val="16"/>
               </w:rPr>
@@ -2067,8 +812,7 @@
             </w:r>
             <w:r>
               <w:rPr>
-                <w:rFonts w:ascii="Arial" w:hAnsi="Arial" w:cs="Arial" w:eastAsia="Arial"/>
-                <w:b w:val="0"/>
+                <w:rFonts w:ascii="Arial" w:eastAsia="Arial" w:hAnsi="Arial" w:cs="Arial"/>
                 <w:i/>
                 <w:sz w:val="17"/>
               </w:rPr>
@@ -2076,8 +820,7 @@
             </w:r>
             <w:r>
               <w:rPr>
-                <w:rFonts w:ascii="Consolas" w:hAnsi="Consolas" w:cs="Consolas" w:eastAsia="Consolas"/>
-                <w:b w:val="0"/>
+                <w:rFonts w:ascii="Consolas" w:eastAsia="Consolas" w:hAnsi="Consolas" w:cs="Consolas"/>
                 <w:i/>
                 <w:sz w:val="16"/>
               </w:rPr>
@@ -2085,8 +828,7 @@
             </w:r>
             <w:r>
               <w:rPr>
-                <w:rFonts w:ascii="Arial" w:hAnsi="Arial" w:cs="Arial" w:eastAsia="Arial"/>
-                <w:b w:val="0"/>
+                <w:rFonts w:ascii="Arial" w:eastAsia="Arial" w:hAnsi="Arial" w:cs="Arial"/>
                 <w:i/>
                 <w:sz w:val="17"/>
               </w:rPr>
@@ -2105,22 +847,18 @@
                 <w:ilvl w:val="0"/>
                 <w:numId w:val="1"/>
               </w:numPr>
-              <w:spacing w:before="0" w:after="60"/>
-            </w:pPr>
-            <w:r>
-              <w:rPr>
-                <w:rFonts w:ascii="Consolas" w:hAnsi="Consolas" w:cs="Consolas" w:eastAsia="Consolas"/>
-                <w:b w:val="0"/>
-                <w:i w:val="0"/>
+              <w:spacing w:after="60"/>
+            </w:pPr>
+            <w:r>
+              <w:rPr>
+                <w:rFonts w:ascii="Consolas" w:eastAsia="Consolas" w:hAnsi="Consolas" w:cs="Consolas"/>
                 <w:sz w:val="17"/>
               </w:rPr>
               <w:t>get_value</w:t>
             </w:r>
             <w:r>
               <w:rPr>
-                <w:rFonts w:ascii="Arial" w:hAnsi="Arial" w:cs="Arial" w:eastAsia="Arial"/>
-                <w:b w:val="0"/>
-                <w:i w:val="0"/>
+                <w:rFonts w:ascii="Arial" w:eastAsia="Arial" w:hAnsi="Arial" w:cs="Arial"/>
                 <w:sz w:val="18"/>
               </w:rPr>
               <w:t>: V(s) = max over actions of Q(s, a).</w:t>
@@ -2133,22 +871,18 @@
                 <w:ilvl w:val="0"/>
                 <w:numId w:val="1"/>
               </w:numPr>
-              <w:spacing w:before="0" w:after="60"/>
-            </w:pPr>
-            <w:r>
-              <w:rPr>
-                <w:rFonts w:ascii="Consolas" w:hAnsi="Consolas" w:cs="Consolas" w:eastAsia="Consolas"/>
-                <w:b w:val="0"/>
-                <w:i w:val="0"/>
+              <w:spacing w:after="60"/>
+            </w:pPr>
+            <w:r>
+              <w:rPr>
+                <w:rFonts w:ascii="Consolas" w:eastAsia="Consolas" w:hAnsi="Consolas" w:cs="Consolas"/>
                 <w:sz w:val="17"/>
               </w:rPr>
               <w:t>update</w:t>
             </w:r>
             <w:r>
               <w:rPr>
-                <w:rFonts w:ascii="Arial" w:hAnsi="Arial" w:cs="Arial" w:eastAsia="Arial"/>
-                <w:b w:val="0"/>
-                <w:i w:val="0"/>
+                <w:rFonts w:ascii="Arial" w:eastAsia="Arial" w:hAnsi="Arial" w:cs="Arial"/>
                 <w:sz w:val="18"/>
               </w:rPr>
               <w:t>: Q(s,a) ← (1 − α)·Q(s,a) + α·(r + γ·V(s')).</w:t>
@@ -2161,22 +895,18 @@
                 <w:ilvl w:val="0"/>
                 <w:numId w:val="1"/>
               </w:numPr>
-              <w:spacing w:before="0" w:after="60"/>
-            </w:pPr>
-            <w:r>
-              <w:rPr>
-                <w:rFonts w:ascii="Consolas" w:hAnsi="Consolas" w:cs="Consolas" w:eastAsia="Consolas"/>
-                <w:b w:val="0"/>
-                <w:i w:val="0"/>
+              <w:spacing w:after="60"/>
+            </w:pPr>
+            <w:r>
+              <w:rPr>
+                <w:rFonts w:ascii="Consolas" w:eastAsia="Consolas" w:hAnsi="Consolas" w:cs="Consolas"/>
                 <w:sz w:val="17"/>
               </w:rPr>
               <w:t>get_best_action</w:t>
             </w:r>
             <w:r>
               <w:rPr>
-                <w:rFonts w:ascii="Arial" w:hAnsi="Arial" w:cs="Arial" w:eastAsia="Arial"/>
-                <w:b w:val="0"/>
-                <w:i w:val="0"/>
+                <w:rFonts w:ascii="Arial" w:eastAsia="Arial" w:hAnsi="Arial" w:cs="Arial"/>
                 <w:sz w:val="18"/>
               </w:rPr>
               <w:t>: the action with the highest Q(s, a).</w:t>
@@ -2189,22 +919,18 @@
                 <w:ilvl w:val="0"/>
                 <w:numId w:val="1"/>
               </w:numPr>
-              <w:spacing w:before="0" w:after="60"/>
-            </w:pPr>
-            <w:r>
-              <w:rPr>
-                <w:rFonts w:ascii="Consolas" w:hAnsi="Consolas" w:cs="Consolas" w:eastAsia="Consolas"/>
-                <w:b w:val="0"/>
-                <w:i w:val="0"/>
+              <w:spacing w:after="60"/>
+            </w:pPr>
+            <w:r>
+              <w:rPr>
+                <w:rFonts w:ascii="Consolas" w:eastAsia="Consolas" w:hAnsi="Consolas" w:cs="Consolas"/>
                 <w:sz w:val="17"/>
               </w:rPr>
               <w:t>get_action</w:t>
             </w:r>
             <w:r>
               <w:rPr>
-                <w:rFonts w:ascii="Arial" w:hAnsi="Arial" w:cs="Arial" w:eastAsia="Arial"/>
-                <w:b w:val="0"/>
-                <w:i w:val="0"/>
+                <w:rFonts w:ascii="Arial" w:eastAsia="Arial" w:hAnsi="Arial" w:cs="Arial"/>
                 <w:sz w:val="18"/>
               </w:rPr>
               <w:t>: ε-greedy – random action with probability ε, otherwise the best one.</w:t>
@@ -2217,58 +943,46 @@
                 <w:ilvl w:val="0"/>
                 <w:numId w:val="1"/>
               </w:numPr>
-              <w:spacing w:before="0" w:after="60"/>
-            </w:pPr>
-            <w:r>
-              <w:rPr>
-                <w:rFonts w:ascii="Consolas" w:hAnsi="Consolas" w:cs="Consolas" w:eastAsia="Consolas"/>
-                <w:b w:val="0"/>
-                <w:i w:val="0"/>
+              <w:spacing w:after="60"/>
+            </w:pPr>
+            <w:r>
+              <w:rPr>
+                <w:rFonts w:ascii="Consolas" w:eastAsia="Consolas" w:hAnsi="Consolas" w:cs="Consolas"/>
                 <w:sz w:val="17"/>
               </w:rPr>
               <w:t>play_and_train</w:t>
             </w:r>
             <w:r>
               <w:rPr>
-                <w:rFonts w:ascii="Arial" w:hAnsi="Arial" w:cs="Arial" w:eastAsia="Arial"/>
-                <w:b w:val="0"/>
-                <w:i w:val="0"/>
+                <w:rFonts w:ascii="Arial" w:eastAsia="Arial" w:hAnsi="Arial" w:cs="Arial"/>
                 <w:sz w:val="18"/>
               </w:rPr>
               <w:t xml:space="preserve">: </w:t>
             </w:r>
             <w:r>
               <w:rPr>
-                <w:rFonts w:ascii="Consolas" w:hAnsi="Consolas" w:cs="Consolas" w:eastAsia="Consolas"/>
-                <w:b w:val="0"/>
-                <w:i w:val="0"/>
+                <w:rFonts w:ascii="Consolas" w:eastAsia="Consolas" w:hAnsi="Consolas" w:cs="Consolas"/>
                 <w:sz w:val="17"/>
               </w:rPr>
               <w:t>a = agent.get_action(s)</w:t>
             </w:r>
             <w:r>
               <w:rPr>
-                <w:rFonts w:ascii="Arial" w:hAnsi="Arial" w:cs="Arial" w:eastAsia="Arial"/>
-                <w:b w:val="0"/>
-                <w:i w:val="0"/>
+                <w:rFonts w:ascii="Arial" w:eastAsia="Arial" w:hAnsi="Arial" w:cs="Arial"/>
                 <w:sz w:val="18"/>
               </w:rPr>
               <w:t xml:space="preserve"> then </w:t>
             </w:r>
             <w:r>
               <w:rPr>
-                <w:rFonts w:ascii="Consolas" w:hAnsi="Consolas" w:cs="Consolas" w:eastAsia="Consolas"/>
-                <w:b w:val="0"/>
-                <w:i w:val="0"/>
+                <w:rFonts w:ascii="Consolas" w:eastAsia="Consolas" w:hAnsi="Consolas" w:cs="Consolas"/>
                 <w:sz w:val="17"/>
               </w:rPr>
               <w:t>agent.update(s, a, r, next_s)</w:t>
             </w:r>
             <w:r>
               <w:rPr>
-                <w:rFonts w:ascii="Arial" w:hAnsi="Arial" w:cs="Arial" w:eastAsia="Arial"/>
-                <w:b w:val="0"/>
-                <w:i w:val="0"/>
+                <w:rFonts w:ascii="Arial" w:eastAsia="Arial" w:hAnsi="Arial" w:cs="Arial"/>
                 <w:sz w:val="18"/>
               </w:rPr>
               <w:t>.</w:t>
@@ -2286,9 +1000,8 @@
             </w:pPr>
             <w:r>
               <w:rPr>
-                <w:rFonts w:ascii="Arial" w:hAnsi="Arial" w:cs="Arial" w:eastAsia="Arial"/>
-                <w:b/>
-                <w:i w:val="0"/>
+                <w:rFonts w:ascii="Arial" w:eastAsia="Arial" w:hAnsi="Arial" w:cs="Arial"/>
+                <w:b/>
                 <w:sz w:val="19"/>
               </w:rPr>
               <w:t>1.5 h</w:t>
@@ -2305,9 +1018,8 @@
             </w:pPr>
             <w:r>
               <w:rPr>
-                <w:rFonts w:ascii="Arial" w:hAnsi="Arial" w:cs="Arial" w:eastAsia="Arial"/>
-                <w:b/>
-                <w:i w:val="0"/>
+                <w:rFonts w:ascii="Arial" w:eastAsia="Arial" w:hAnsi="Arial" w:cs="Arial"/>
+                <w:b/>
                 <w:sz w:val="19"/>
               </w:rPr>
               <w:t>Learning:</w:t>
@@ -2320,13 +1032,11 @@
                 <w:ilvl w:val="0"/>
                 <w:numId w:val="1"/>
               </w:numPr>
-              <w:spacing w:before="0" w:after="40"/>
-            </w:pPr>
-            <w:r>
-              <w:rPr>
-                <w:rFonts w:ascii="Arial" w:hAnsi="Arial" w:cs="Arial" w:eastAsia="Arial"/>
-                <w:b w:val="0"/>
-                <w:i w:val="0"/>
+              <w:spacing w:after="40"/>
+            </w:pPr>
+            <w:r>
+              <w:rPr>
+                <w:rFonts w:ascii="Arial" w:eastAsia="Arial" w:hAnsi="Arial" w:cs="Arial"/>
                 <w:sz w:val="17"/>
               </w:rPr>
               <w:t>Q-learning is a temporal-difference method: it updates its guess from its own next guess (bootstrapping), no model of the environment needed.</w:t>
@@ -2339,13 +1049,11 @@
                 <w:ilvl w:val="0"/>
                 <w:numId w:val="1"/>
               </w:numPr>
-              <w:spacing w:before="0" w:after="40"/>
-            </w:pPr>
-            <w:r>
-              <w:rPr>
-                <w:rFonts w:ascii="Arial" w:hAnsi="Arial" w:cs="Arial" w:eastAsia="Arial"/>
-                <w:b w:val="0"/>
-                <w:i w:val="0"/>
+              <w:spacing w:after="40"/>
+            </w:pPr>
+            <w:r>
+              <w:rPr>
+                <w:rFonts w:ascii="Arial" w:eastAsia="Arial" w:hAnsi="Arial" w:cs="Arial"/>
                 <w:sz w:val="17"/>
               </w:rPr>
               <w:t>ε balances exploring vs exploiting.</w:t>
@@ -2357,9 +1065,8 @@
             </w:pPr>
             <w:r>
               <w:rPr>
-                <w:rFonts w:ascii="Arial" w:hAnsi="Arial" w:cs="Arial" w:eastAsia="Arial"/>
-                <w:b/>
-                <w:i w:val="0"/>
+                <w:rFonts w:ascii="Arial" w:eastAsia="Arial" w:hAnsi="Arial" w:cs="Arial"/>
+                <w:b/>
                 <w:sz w:val="19"/>
               </w:rPr>
               <w:t>Problems:</w:t>
@@ -2372,31 +1079,25 @@
                 <w:ilvl w:val="0"/>
                 <w:numId w:val="1"/>
               </w:numPr>
-              <w:spacing w:before="0" w:after="40"/>
-            </w:pPr>
-            <w:r>
-              <w:rPr>
-                <w:rFonts w:ascii="Arial" w:hAnsi="Arial" w:cs="Arial" w:eastAsia="Arial"/>
-                <w:b w:val="0"/>
-                <w:i w:val="0"/>
+              <w:spacing w:after="40"/>
+            </w:pPr>
+            <w:r>
+              <w:rPr>
+                <w:rFonts w:ascii="Arial" w:eastAsia="Arial" w:hAnsi="Arial" w:cs="Arial"/>
                 <w:sz w:val="17"/>
               </w:rPr>
               <w:t xml:space="preserve">The hint warns that Q-values can be negative – starting a manual max at 0 would give a wrong V(s), so I used </w:t>
             </w:r>
             <w:r>
               <w:rPr>
-                <w:rFonts w:ascii="Consolas" w:hAnsi="Consolas" w:cs="Consolas" w:eastAsia="Consolas"/>
-                <w:b w:val="0"/>
-                <w:i w:val="0"/>
+                <w:rFonts w:ascii="Consolas" w:eastAsia="Consolas" w:hAnsi="Consolas" w:cs="Consolas"/>
                 <w:sz w:val="16"/>
               </w:rPr>
               <w:t>max()</w:t>
             </w:r>
             <w:r>
               <w:rPr>
-                <w:rFonts w:ascii="Arial" w:hAnsi="Arial" w:cs="Arial" w:eastAsia="Arial"/>
-                <w:b w:val="0"/>
-                <w:i w:val="0"/>
+                <w:rFonts w:ascii="Arial" w:eastAsia="Arial" w:hAnsi="Arial" w:cs="Arial"/>
                 <w:sz w:val="17"/>
               </w:rPr>
               <w:t xml:space="preserve"> over the actual Q-values.</w:t>
@@ -2409,67 +1110,53 @@
                 <w:ilvl w:val="0"/>
                 <w:numId w:val="1"/>
               </w:numPr>
-              <w:spacing w:before="0" w:after="40"/>
-            </w:pPr>
-            <w:r>
-              <w:rPr>
-                <w:rFonts w:ascii="Arial" w:hAnsi="Arial" w:cs="Arial" w:eastAsia="Arial"/>
-                <w:b w:val="0"/>
-                <w:i w:val="0"/>
+              <w:spacing w:after="40"/>
+            </w:pPr>
+            <w:r>
+              <w:rPr>
+                <w:rFonts w:ascii="Arial" w:eastAsia="Arial" w:hAnsi="Arial" w:cs="Arial"/>
                 <w:sz w:val="17"/>
               </w:rPr>
               <w:t xml:space="preserve">Used </w:t>
             </w:r>
             <w:r>
               <w:rPr>
-                <w:rFonts w:ascii="Consolas" w:hAnsi="Consolas" w:cs="Consolas" w:eastAsia="Consolas"/>
-                <w:b w:val="0"/>
-                <w:i w:val="0"/>
+                <w:rFonts w:ascii="Consolas" w:eastAsia="Consolas" w:hAnsi="Consolas" w:cs="Consolas"/>
                 <w:sz w:val="16"/>
               </w:rPr>
               <w:t>self.env.np_random</w:t>
             </w:r>
             <w:r>
               <w:rPr>
-                <w:rFonts w:ascii="Arial" w:hAnsi="Arial" w:cs="Arial" w:eastAsia="Arial"/>
-                <w:b w:val="0"/>
-                <w:i w:val="0"/>
+                <w:rFonts w:ascii="Arial" w:eastAsia="Arial" w:hAnsi="Arial" w:cs="Arial"/>
                 <w:sz w:val="17"/>
               </w:rPr>
               <w:t xml:space="preserve"> (as the tip says) instead of </w:t>
             </w:r>
             <w:r>
               <w:rPr>
-                <w:rFonts w:ascii="Consolas" w:hAnsi="Consolas" w:cs="Consolas" w:eastAsia="Consolas"/>
-                <w:b w:val="0"/>
-                <w:i w:val="0"/>
+                <w:rFonts w:ascii="Consolas" w:eastAsia="Consolas" w:hAnsi="Consolas" w:cs="Consolas"/>
                 <w:sz w:val="16"/>
               </w:rPr>
               <w:t>random.random()</w:t>
             </w:r>
             <w:r>
               <w:rPr>
-                <w:rFonts w:ascii="Arial" w:hAnsi="Arial" w:cs="Arial" w:eastAsia="Arial"/>
-                <w:b w:val="0"/>
-                <w:i w:val="0"/>
+                <w:rFonts w:ascii="Arial" w:eastAsia="Arial" w:hAnsi="Arial" w:cs="Arial"/>
                 <w:sz w:val="17"/>
               </w:rPr>
               <w:t xml:space="preserve">, otherwise </w:t>
             </w:r>
             <w:r>
               <w:rPr>
-                <w:rFonts w:ascii="Consolas" w:hAnsi="Consolas" w:cs="Consolas" w:eastAsia="Consolas"/>
-                <w:b w:val="0"/>
-                <w:i w:val="0"/>
+                <w:rFonts w:ascii="Consolas" w:eastAsia="Consolas" w:hAnsi="Consolas" w:cs="Consolas"/>
                 <w:sz w:val="16"/>
               </w:rPr>
               <w:t>seed_everything</w:t>
             </w:r>
             <w:r>
               <w:rPr>
-                <w:rFonts w:ascii="Arial" w:hAnsi="Arial" w:cs="Arial" w:eastAsia="Arial"/>
-                <w:b w:val="0"/>
-                <w:i w:val="0"/>
+                <w:rFonts w:ascii="Arial" w:eastAsia="Arial" w:hAnsi="Arial" w:cs="Arial"/>
                 <w:sz w:val="17"/>
               </w:rPr>
               <w:t xml:space="preserve"> can't make the runs reproducible.</w:t>
@@ -2492,9 +1179,8 @@
             </w:pPr>
             <w:r>
               <w:rPr>
-                <w:rFonts w:ascii="Arial" w:hAnsi="Arial" w:cs="Arial" w:eastAsia="Arial"/>
-                <w:b/>
-                <w:i w:val="0"/>
+                <w:rFonts w:ascii="Arial" w:eastAsia="Arial" w:hAnsi="Arial" w:cs="Arial"/>
+                <w:b/>
                 <w:sz w:val="19"/>
               </w:rPr>
               <w:t>Taxi-v4</w:t>
@@ -2502,12 +1188,11 @@
           </w:p>
           <w:p>
             <w:pPr>
-              <w:spacing w:before="0" w:after="40"/>
-            </w:pPr>
-            <w:r>
-              <w:rPr>
-                <w:rFonts w:ascii="Arial" w:hAnsi="Arial" w:cs="Arial" w:eastAsia="Arial"/>
-                <w:b w:val="0"/>
+              <w:spacing w:after="40"/>
+            </w:pPr>
+            <w:r>
+              <w:rPr>
+                <w:rFonts w:ascii="Arial" w:eastAsia="Arial" w:hAnsi="Arial" w:cs="Arial"/>
                 <w:i/>
                 <w:sz w:val="17"/>
               </w:rPr>
@@ -2526,31 +1211,26 @@
                 <w:ilvl w:val="0"/>
                 <w:numId w:val="1"/>
               </w:numPr>
-              <w:spacing w:before="0" w:after="60"/>
-            </w:pPr>
-            <w:r>
-              <w:rPr>
-                <w:rFonts w:ascii="Arial" w:hAnsi="Arial" w:cs="Arial" w:eastAsia="Arial"/>
-                <w:b w:val="0"/>
-                <w:i w:val="0"/>
+              <w:spacing w:after="60"/>
+            </w:pPr>
+            <w:r>
+              <w:rPr>
+                <w:rFonts w:ascii="Arial" w:eastAsia="Arial" w:hAnsi="Arial" w:cs="Arial"/>
                 <w:sz w:val="18"/>
               </w:rPr>
               <w:t xml:space="preserve">α = 0.5, γ = 0.99, ε = 0.25 shrinking ×0.99 per episode, 1000 episodes: mean reward of the last 100 = </w:t>
             </w:r>
             <w:r>
               <w:rPr>
-                <w:rFonts w:ascii="Arial" w:hAnsi="Arial" w:cs="Arial" w:eastAsia="Arial"/>
-                <w:b/>
-                <w:i w:val="0"/>
+                <w:rFonts w:ascii="Arial" w:eastAsia="Arial" w:hAnsi="Arial" w:cs="Arial"/>
+                <w:b/>
                 <w:sz w:val="18"/>
               </w:rPr>
               <w:t>7.78</w:t>
             </w:r>
             <w:r>
               <w:rPr>
-                <w:rFonts w:ascii="Arial" w:hAnsi="Arial" w:cs="Arial" w:eastAsia="Arial"/>
-                <w:b w:val="0"/>
-                <w:i w:val="0"/>
+                <w:rFonts w:ascii="Arial" w:eastAsia="Arial" w:hAnsi="Arial" w:cs="Arial"/>
                 <w:sz w:val="18"/>
               </w:rPr>
               <w:t>, so the notebook's assert (≥ 4.5) passes; visited 404 of the 500 states (Fig 9.1).</w:t>
@@ -2563,49 +1243,40 @@
                 <w:ilvl w:val="0"/>
                 <w:numId w:val="1"/>
               </w:numPr>
-              <w:spacing w:before="0" w:after="60"/>
-            </w:pPr>
-            <w:r>
-              <w:rPr>
-                <w:rFonts w:ascii="Arial" w:hAnsi="Arial" w:cs="Arial" w:eastAsia="Arial"/>
-                <w:b w:val="0"/>
-                <w:i w:val="0"/>
+              <w:spacing w:after="60"/>
+            </w:pPr>
+            <w:r>
+              <w:rPr>
+                <w:rFonts w:ascii="Arial" w:eastAsia="Arial" w:hAnsi="Arial" w:cs="Arial"/>
                 <w:sz w:val="18"/>
               </w:rPr>
               <w:t xml:space="preserve">Watched the greedy agent with </w:t>
             </w:r>
             <w:r>
               <w:rPr>
-                <w:rFonts w:ascii="Consolas" w:hAnsi="Consolas" w:cs="Consolas" w:eastAsia="Consolas"/>
-                <w:b w:val="0"/>
-                <w:i w:val="0"/>
+                <w:rFonts w:ascii="Consolas" w:eastAsia="Consolas" w:hAnsi="Consolas" w:cs="Consolas"/>
                 <w:sz w:val="17"/>
               </w:rPr>
               <w:t>visualize_agent</w:t>
             </w:r>
             <w:r>
               <w:rPr>
-                <w:rFonts w:ascii="Arial" w:hAnsi="Arial" w:cs="Arial" w:eastAsia="Arial"/>
-                <w:b w:val="0"/>
-                <w:i w:val="0"/>
+                <w:rFonts w:ascii="Arial" w:eastAsia="Arial" w:hAnsi="Arial" w:cs="Arial"/>
                 <w:sz w:val="18"/>
               </w:rPr>
               <w:t xml:space="preserve">: drives to the passenger, picks them up and drops them off in </w:t>
             </w:r>
             <w:r>
               <w:rPr>
-                <w:rFonts w:ascii="Arial" w:hAnsi="Arial" w:cs="Arial" w:eastAsia="Arial"/>
-                <w:b/>
-                <w:i w:val="0"/>
+                <w:rFonts w:ascii="Arial" w:eastAsia="Arial" w:hAnsi="Arial" w:cs="Arial"/>
+                <w:b/>
                 <w:sz w:val="18"/>
               </w:rPr>
               <w:t>10 steps, total reward 11</w:t>
             </w:r>
             <w:r>
               <w:rPr>
-                <w:rFonts w:ascii="Arial" w:hAnsi="Arial" w:cs="Arial" w:eastAsia="Arial"/>
-                <w:b w:val="0"/>
-                <w:i w:val="0"/>
+                <w:rFonts w:ascii="Arial" w:eastAsia="Arial" w:hAnsi="Arial" w:cs="Arial"/>
                 <w:sz w:val="18"/>
               </w:rPr>
               <w:t xml:space="preserve"> (Fig 9.2).</w:t>
@@ -2623,9 +1294,8 @@
             </w:pPr>
             <w:r>
               <w:rPr>
-                <w:rFonts w:ascii="Arial" w:hAnsi="Arial" w:cs="Arial" w:eastAsia="Arial"/>
-                <w:b/>
-                <w:i w:val="0"/>
+                <w:rFonts w:ascii="Arial" w:eastAsia="Arial" w:hAnsi="Arial" w:cs="Arial"/>
+                <w:b/>
                 <w:sz w:val="19"/>
               </w:rPr>
               <w:t>0.5 h</w:t>
@@ -2642,9 +1312,8 @@
             </w:pPr>
             <w:r>
               <w:rPr>
-                <w:rFonts w:ascii="Arial" w:hAnsi="Arial" w:cs="Arial" w:eastAsia="Arial"/>
-                <w:b/>
-                <w:i w:val="0"/>
+                <w:rFonts w:ascii="Arial" w:eastAsia="Arial" w:hAnsi="Arial" w:cs="Arial"/>
+                <w:b/>
                 <w:sz w:val="19"/>
               </w:rPr>
               <w:t>Learning:</w:t>
@@ -2657,13 +1326,11 @@
                 <w:ilvl w:val="0"/>
                 <w:numId w:val="1"/>
               </w:numPr>
-              <w:spacing w:before="0" w:after="40"/>
-            </w:pPr>
-            <w:r>
-              <w:rPr>
-                <w:rFonts w:ascii="Arial" w:hAnsi="Arial" w:cs="Arial" w:eastAsia="Arial"/>
-                <w:b w:val="0"/>
-                <w:i w:val="0"/>
+              <w:spacing w:after="40"/>
+            </w:pPr>
+            <w:r>
+              <w:rPr>
+                <w:rFonts w:ascii="Arial" w:eastAsia="Arial" w:hAnsi="Arial" w:cs="Arial"/>
                 <w:sz w:val="17"/>
               </w:rPr>
               <w:t>Rewards: −1 per step, +20 for a correct drop-off, −10 for illegal pick-up/drop-off – so it learns the shortest route.</w:t>
@@ -2675,9 +1342,8 @@
             </w:pPr>
             <w:r>
               <w:rPr>
-                <w:rFonts w:ascii="Arial" w:hAnsi="Arial" w:cs="Arial" w:eastAsia="Arial"/>
-                <w:b/>
-                <w:i w:val="0"/>
+                <w:rFonts w:ascii="Arial" w:eastAsia="Arial" w:hAnsi="Arial" w:cs="Arial"/>
+                <w:b/>
                 <w:sz w:val="19"/>
               </w:rPr>
               <w:t>Problems:</w:t>
@@ -2690,22 +1356,18 @@
                 <w:ilvl w:val="0"/>
                 <w:numId w:val="1"/>
               </w:numPr>
-              <w:spacing w:before="0" w:after="40"/>
-            </w:pPr>
-            <w:r>
-              <w:rPr>
-                <w:rFonts w:ascii="Consolas" w:hAnsi="Consolas" w:cs="Consolas" w:eastAsia="Consolas"/>
-                <w:b w:val="0"/>
-                <w:i w:val="0"/>
+              <w:spacing w:after="40"/>
+            </w:pPr>
+            <w:r>
+              <w:rPr>
+                <w:rFonts w:ascii="Consolas" w:eastAsia="Consolas" w:hAnsi="Consolas" w:cs="Consolas"/>
                 <w:sz w:val="16"/>
               </w:rPr>
               <w:t>visualize_agent</w:t>
             </w:r>
             <w:r>
               <w:rPr>
-                <w:rFonts w:ascii="Arial" w:hAnsi="Arial" w:cs="Arial" w:eastAsia="Arial"/>
-                <w:b w:val="0"/>
-                <w:i w:val="0"/>
+                <w:rFonts w:ascii="Arial" w:eastAsia="Arial" w:hAnsi="Arial" w:cs="Arial"/>
                 <w:sz w:val="17"/>
               </w:rPr>
               <w:t xml:space="preserve"> clears its cell's output while animating, so my print in the same cell disappeared – moved the print to its own cell.</w:t>
@@ -2718,49 +1380,39 @@
                 <w:ilvl w:val="0"/>
                 <w:numId w:val="1"/>
               </w:numPr>
-              <w:spacing w:before="0" w:after="40"/>
-            </w:pPr>
-            <w:r>
-              <w:rPr>
-                <w:rFonts w:ascii="Arial" w:hAnsi="Arial" w:cs="Arial" w:eastAsia="Arial"/>
-                <w:b w:val="0"/>
-                <w:i w:val="0"/>
+              <w:spacing w:after="40"/>
+            </w:pPr>
+            <w:r>
+              <w:rPr>
+                <w:rFonts w:ascii="Arial" w:eastAsia="Arial" w:hAnsi="Arial" w:cs="Arial"/>
                 <w:sz w:val="17"/>
               </w:rPr>
               <w:t xml:space="preserve">The setup cell's </w:t>
             </w:r>
             <w:r>
               <w:rPr>
-                <w:rFonts w:ascii="Consolas" w:hAnsi="Consolas" w:cs="Consolas" w:eastAsia="Consolas"/>
-                <w:b w:val="0"/>
-                <w:i w:val="0"/>
+                <w:rFonts w:ascii="Consolas" w:eastAsia="Consolas" w:hAnsi="Consolas" w:cs="Consolas"/>
                 <w:sz w:val="16"/>
               </w:rPr>
               <w:t>!bash ../xvfb start</w:t>
             </w:r>
             <w:r>
               <w:rPr>
-                <w:rFonts w:ascii="Arial" w:hAnsi="Arial" w:cs="Arial" w:eastAsia="Arial"/>
-                <w:b w:val="0"/>
-                <w:i w:val="0"/>
+                <w:rFonts w:ascii="Arial" w:eastAsia="Arial" w:hAnsi="Arial" w:cs="Arial"/>
                 <w:sz w:val="17"/>
               </w:rPr>
               <w:t xml:space="preserve"> fails outside Colab (*No such file or directory*) – harmless, rendering uses </w:t>
             </w:r>
             <w:r>
               <w:rPr>
-                <w:rFonts w:ascii="Consolas" w:hAnsi="Consolas" w:cs="Consolas" w:eastAsia="Consolas"/>
-                <w:b w:val="0"/>
-                <w:i w:val="0"/>
+                <w:rFonts w:ascii="Consolas" w:eastAsia="Consolas" w:hAnsi="Consolas" w:cs="Consolas"/>
                 <w:sz w:val="16"/>
               </w:rPr>
               <w:t>rgb_array</w:t>
             </w:r>
             <w:r>
               <w:rPr>
-                <w:rFonts w:ascii="Arial" w:hAnsi="Arial" w:cs="Arial" w:eastAsia="Arial"/>
-                <w:b w:val="0"/>
-                <w:i w:val="0"/>
+                <w:rFonts w:ascii="Arial" w:eastAsia="Arial" w:hAnsi="Arial" w:cs="Arial"/>
                 <w:sz w:val="17"/>
               </w:rPr>
               <w:t xml:space="preserve"> so no screen is needed.</w:t>
@@ -2783,22 +1435,21 @@
             </w:pPr>
             <w:r>
               <w:rPr>
-                <w:rFonts w:ascii="Arial" w:hAnsi="Arial" w:cs="Arial" w:eastAsia="Arial"/>
-                <w:b/>
-                <w:i w:val="0"/>
+                <w:rFonts w:ascii="Arial" w:eastAsia="Arial" w:hAnsi="Arial" w:cs="Arial"/>
+                <w:b/>
                 <w:sz w:val="19"/>
               </w:rPr>
+              <w:lastRenderedPageBreak/>
               <w:t>CartPole (continuous → discrete)</w:t>
             </w:r>
           </w:p>
           <w:p>
             <w:pPr>
-              <w:spacing w:before="0" w:after="40"/>
-            </w:pPr>
-            <w:r>
-              <w:rPr>
-                <w:rFonts w:ascii="Arial" w:hAnsi="Arial" w:cs="Arial" w:eastAsia="Arial"/>
-                <w:b w:val="0"/>
+              <w:spacing w:after="40"/>
+            </w:pPr>
+            <w:r>
+              <w:rPr>
+                <w:rFonts w:ascii="Arial" w:eastAsia="Arial" w:hAnsi="Arial" w:cs="Arial"/>
                 <w:i/>
                 <w:sz w:val="17"/>
               </w:rPr>
@@ -2817,31 +1468,25 @@
                 <w:ilvl w:val="0"/>
                 <w:numId w:val="1"/>
               </w:numPr>
-              <w:spacing w:before="0" w:after="60"/>
-            </w:pPr>
-            <w:r>
-              <w:rPr>
-                <w:rFonts w:ascii="Arial" w:hAnsi="Arial" w:cs="Arial" w:eastAsia="Arial"/>
-                <w:b w:val="0"/>
-                <w:i w:val="0"/>
+              <w:spacing w:after="60"/>
+            </w:pPr>
+            <w:r>
+              <w:rPr>
+                <w:rFonts w:ascii="Arial" w:eastAsia="Arial" w:hAnsi="Arial" w:cs="Arial"/>
                 <w:sz w:val="18"/>
               </w:rPr>
               <w:t xml:space="preserve">Plotted the observation histograms from 100k random steps, then changed the </w:t>
             </w:r>
             <w:r>
               <w:rPr>
-                <w:rFonts w:ascii="Consolas" w:hAnsi="Consolas" w:cs="Consolas" w:eastAsia="Consolas"/>
-                <w:b w:val="0"/>
-                <w:i w:val="0"/>
+                <w:rFonts w:ascii="Consolas" w:eastAsia="Consolas" w:hAnsi="Consolas" w:cs="Consolas"/>
                 <w:sz w:val="17"/>
               </w:rPr>
               <w:t>Discretizer</w:t>
             </w:r>
             <w:r>
               <w:rPr>
-                <w:rFonts w:ascii="Arial" w:hAnsi="Arial" w:cs="Arial" w:eastAsia="Arial"/>
-                <w:b w:val="0"/>
-                <w:i w:val="0"/>
+                <w:rFonts w:ascii="Arial" w:eastAsia="Arial" w:hAnsi="Arial" w:cs="Arial"/>
                 <w:sz w:val="18"/>
               </w:rPr>
               <w:t xml:space="preserve"> so each dimension can have its own number of digits.</w:t>
@@ -2854,49 +1499,40 @@
                 <w:ilvl w:val="0"/>
                 <w:numId w:val="1"/>
               </w:numPr>
-              <w:spacing w:before="0" w:after="60"/>
-            </w:pPr>
-            <w:r>
-              <w:rPr>
-                <w:rFonts w:ascii="Arial" w:hAnsi="Arial" w:cs="Arial" w:eastAsia="Arial"/>
-                <w:b w:val="0"/>
-                <w:i w:val="0"/>
+              <w:spacing w:after="60"/>
+            </w:pPr>
+            <w:r>
+              <w:rPr>
+                <w:rFonts w:ascii="Arial" w:eastAsia="Arial" w:hAnsi="Arial" w:cs="Arial"/>
                 <w:sz w:val="18"/>
               </w:rPr>
               <w:t xml:space="preserve">Tried 6 settings: everything at 1 digit already beats 50 (ewma ≈ 103), too coarse </w:t>
             </w:r>
             <w:r>
               <w:rPr>
-                <w:rFonts w:ascii="Consolas" w:hAnsi="Consolas" w:cs="Consolas" w:eastAsia="Consolas"/>
-                <w:b w:val="0"/>
-                <w:i w:val="0"/>
+                <w:rFonts w:ascii="Consolas" w:eastAsia="Consolas" w:hAnsi="Consolas" w:cs="Consolas"/>
                 <w:sz w:val="17"/>
               </w:rPr>
               <w:t>[0, 0, 1, 0]</w:t>
             </w:r>
             <w:r>
               <w:rPr>
-                <w:rFonts w:ascii="Arial" w:hAnsi="Arial" w:cs="Arial" w:eastAsia="Arial"/>
-                <w:b w:val="0"/>
-                <w:i w:val="0"/>
+                <w:rFonts w:ascii="Arial" w:eastAsia="Arial" w:hAnsi="Arial" w:cs="Arial"/>
                 <w:sz w:val="18"/>
               </w:rPr>
               <w:t xml:space="preserve"> only ≈ 20. Picked </w:t>
             </w:r>
             <w:r>
               <w:rPr>
-                <w:rFonts w:ascii="Arial" w:hAnsi="Arial" w:cs="Arial" w:eastAsia="Arial"/>
-                <w:b/>
-                <w:i w:val="0"/>
+                <w:rFonts w:ascii="Arial" w:eastAsia="Arial" w:hAnsi="Arial" w:cs="Arial"/>
+                <w:b/>
                 <w:sz w:val="18"/>
               </w:rPr>
               <w:t>`[0, 1, 2, 1]`</w:t>
             </w:r>
             <w:r>
               <w:rPr>
-                <w:rFonts w:ascii="Arial" w:hAnsi="Arial" w:cs="Arial" w:eastAsia="Arial"/>
-                <w:b w:val="0"/>
-                <w:i w:val="0"/>
+                <w:rFonts w:ascii="Arial" w:eastAsia="Arial" w:hAnsi="Arial" w:cs="Arial"/>
                 <w:sz w:val="18"/>
               </w:rPr>
               <w:t xml:space="preserve"> (pole angle only spans ±0.2 so it needs 2 digits, cart position is fine as whole numbers) + ε ×0.999 per episode (min 0.01).</w:t>
@@ -2909,31 +1545,26 @@
                 <w:ilvl w:val="0"/>
                 <w:numId w:val="1"/>
               </w:numPr>
-              <w:spacing w:before="0" w:after="60"/>
-            </w:pPr>
-            <w:r>
-              <w:rPr>
-                <w:rFonts w:ascii="Arial" w:hAnsi="Arial" w:cs="Arial" w:eastAsia="Arial"/>
-                <w:b w:val="0"/>
-                <w:i w:val="0"/>
+              <w:spacing w:after="60"/>
+            </w:pPr>
+            <w:r>
+              <w:rPr>
+                <w:rFonts w:ascii="Arial" w:eastAsia="Arial" w:hAnsi="Arial" w:cs="Arial"/>
                 <w:sz w:val="18"/>
               </w:rPr>
               <w:t xml:space="preserve">Result: 4,696 states (inside the tip's 10³–10⁴), last-100 mean 105.1, </w:t>
             </w:r>
             <w:r>
               <w:rPr>
-                <w:rFonts w:ascii="Arial" w:hAnsi="Arial" w:cs="Arial" w:eastAsia="Arial"/>
-                <w:b/>
-                <w:i w:val="0"/>
+                <w:rFonts w:ascii="Arial" w:eastAsia="Arial" w:hAnsi="Arial" w:cs="Arial"/>
+                <w:b/>
                 <w:sz w:val="18"/>
               </w:rPr>
               <w:t>ewma 135.9</w:t>
             </w:r>
             <w:r>
               <w:rPr>
-                <w:rFonts w:ascii="Arial" w:hAnsi="Arial" w:cs="Arial" w:eastAsia="Arial"/>
-                <w:b w:val="0"/>
-                <w:i w:val="0"/>
+                <w:rFonts w:ascii="Arial" w:eastAsia="Arial" w:hAnsi="Arial" w:cs="Arial"/>
                 <w:sz w:val="18"/>
               </w:rPr>
               <w:t xml:space="preserve"> (target ≥ 50), best episode 7,664 steps; greedy test over 20 episodes: mean 755 steps (Fig 9.3).</w:t>
@@ -2951,9 +1582,8 @@
             </w:pPr>
             <w:r>
               <w:rPr>
-                <w:rFonts w:ascii="Arial" w:hAnsi="Arial" w:cs="Arial" w:eastAsia="Arial"/>
-                <w:b/>
-                <w:i w:val="0"/>
+                <w:rFonts w:ascii="Arial" w:eastAsia="Arial" w:hAnsi="Arial" w:cs="Arial"/>
+                <w:b/>
                 <w:sz w:val="19"/>
               </w:rPr>
               <w:t>1.5 h</w:t>
@@ -2970,9 +1600,8 @@
             </w:pPr>
             <w:r>
               <w:rPr>
-                <w:rFonts w:ascii="Arial" w:hAnsi="Arial" w:cs="Arial" w:eastAsia="Arial"/>
-                <w:b/>
-                <w:i w:val="0"/>
+                <w:rFonts w:ascii="Arial" w:eastAsia="Arial" w:hAnsi="Arial" w:cs="Arial"/>
+                <w:b/>
                 <w:sz w:val="19"/>
               </w:rPr>
               <w:t>Learning:</w:t>
@@ -2985,13 +1614,11 @@
                 <w:ilvl w:val="0"/>
                 <w:numId w:val="1"/>
               </w:numPr>
-              <w:spacing w:before="0" w:after="40"/>
-            </w:pPr>
-            <w:r>
-              <w:rPr>
-                <w:rFonts w:ascii="Arial" w:hAnsi="Arial" w:cs="Arial" w:eastAsia="Arial"/>
-                <w:b w:val="0"/>
-                <w:i w:val="0"/>
+              <w:spacing w:after="40"/>
+            </w:pPr>
+            <w:r>
+              <w:rPr>
+                <w:rFonts w:ascii="Arial" w:eastAsia="Arial" w:hAnsi="Arial" w:cs="Arial"/>
                 <w:sz w:val="17"/>
               </w:rPr>
               <w:t>Too fine = too many states to ever learn, too coarse = can't tell good states from bad.</w:t>
@@ -3004,13 +1631,11 @@
                 <w:ilvl w:val="0"/>
                 <w:numId w:val="1"/>
               </w:numPr>
-              <w:spacing w:before="0" w:after="40"/>
-            </w:pPr>
-            <w:r>
-              <w:rPr>
-                <w:rFonts w:ascii="Arial" w:hAnsi="Arial" w:cs="Arial" w:eastAsia="Arial"/>
-                <w:b w:val="0"/>
-                <w:i w:val="0"/>
+              <w:spacing w:after="40"/>
+            </w:pPr>
+            <w:r>
+              <w:rPr>
+                <w:rFonts w:ascii="Arial" w:eastAsia="Arial" w:hAnsi="Arial" w:cs="Arial"/>
                 <w:sz w:val="17"/>
               </w:rPr>
               <w:t>Decaying ε lets it exploit what it learned without stopping exploration completely.</w:t>
@@ -3022,9 +1647,8 @@
             </w:pPr>
             <w:r>
               <w:rPr>
-                <w:rFonts w:ascii="Arial" w:hAnsi="Arial" w:cs="Arial" w:eastAsia="Arial"/>
-                <w:b/>
-                <w:i w:val="0"/>
+                <w:rFonts w:ascii="Arial" w:eastAsia="Arial" w:hAnsi="Arial" w:cs="Arial"/>
+                <w:b/>
                 <w:sz w:val="19"/>
               </w:rPr>
               <w:t>Problems:</w:t>
@@ -3037,13 +1661,11 @@
                 <w:ilvl w:val="0"/>
                 <w:numId w:val="1"/>
               </w:numPr>
-              <w:spacing w:before="0" w:after="40"/>
-            </w:pPr>
-            <w:r>
-              <w:rPr>
-                <w:rFonts w:ascii="Arial" w:hAnsi="Arial" w:cs="Arial" w:eastAsia="Arial"/>
-                <w:b w:val="0"/>
-                <w:i w:val="0"/>
+              <w:spacing w:after="40"/>
+            </w:pPr>
+            <w:r>
+              <w:rPr>
+                <w:rFonts w:ascii="Arial" w:eastAsia="Arial" w:hAnsi="Arial" w:cs="Arial"/>
                 <w:sz w:val="17"/>
               </w:rPr>
               <w:t>Rewards are super noisy (episodes from ~10 to 7,000+ steps), so I judged by the ewma.</w:t>
@@ -3056,13 +1678,11 @@
                 <w:ilvl w:val="0"/>
                 <w:numId w:val="1"/>
               </w:numPr>
-              <w:spacing w:before="0" w:after="40"/>
-            </w:pPr>
-            <w:r>
-              <w:rPr>
-                <w:rFonts w:ascii="Arial" w:hAnsi="Arial" w:cs="Arial" w:eastAsia="Arial"/>
-                <w:b w:val="0"/>
-                <w:i w:val="0"/>
+              <w:spacing w:after="40"/>
+            </w:pPr>
+            <w:r>
+              <w:rPr>
+                <w:rFonts w:ascii="Arial" w:eastAsia="Arial" w:hAnsi="Arial" w:cs="Arial"/>
                 <w:sz w:val="17"/>
               </w:rPr>
               <w:t>The env is unwrapped (no 200-step limit), so training gets slower as the agent gets better – long episodes.</w:t>
@@ -3085,9 +1705,8 @@
             </w:pPr>
             <w:r>
               <w:rPr>
-                <w:rFonts w:ascii="Arial" w:hAnsi="Arial" w:cs="Arial" w:eastAsia="Arial"/>
-                <w:b/>
-                <w:i w:val="0"/>
+                <w:rFonts w:ascii="Arial" w:eastAsia="Arial" w:hAnsi="Arial" w:cs="Arial"/>
+                <w:b/>
                 <w:sz w:val="19"/>
               </w:rPr>
               <w:t>Extra – EV-SARSA vs Q-learning</w:t>
@@ -3095,12 +1714,11 @@
           </w:p>
           <w:p>
             <w:pPr>
-              <w:spacing w:before="0" w:after="40"/>
-            </w:pPr>
-            <w:r>
-              <w:rPr>
-                <w:rFonts w:ascii="Arial" w:hAnsi="Arial" w:cs="Arial" w:eastAsia="Arial"/>
-                <w:b w:val="0"/>
+              <w:spacing w:after="40"/>
+            </w:pPr>
+            <w:r>
+              <w:rPr>
+                <w:rFonts w:ascii="Arial" w:eastAsia="Arial" w:hAnsi="Arial" w:cs="Arial"/>
                 <w:i/>
                 <w:sz w:val="17"/>
               </w:rPr>
@@ -3119,67 +1737,53 @@
                 <w:ilvl w:val="0"/>
                 <w:numId w:val="1"/>
               </w:numPr>
-              <w:spacing w:before="0" w:after="60"/>
-            </w:pPr>
-            <w:r>
-              <w:rPr>
-                <w:rFonts w:ascii="Arial" w:hAnsi="Arial" w:cs="Arial" w:eastAsia="Arial"/>
-                <w:b w:val="0"/>
-                <w:i w:val="0"/>
+              <w:spacing w:after="60"/>
+            </w:pPr>
+            <w:r>
+              <w:rPr>
+                <w:rFonts w:ascii="Arial" w:eastAsia="Arial" w:hAnsi="Arial" w:cs="Arial"/>
                 <w:sz w:val="18"/>
               </w:rPr>
               <w:t xml:space="preserve">Wrote </w:t>
             </w:r>
             <w:r>
               <w:rPr>
-                <w:rFonts w:ascii="Consolas" w:hAnsi="Consolas" w:cs="Consolas" w:eastAsia="Consolas"/>
-                <w:b w:val="0"/>
-                <w:i w:val="0"/>
+                <w:rFonts w:ascii="Consolas" w:eastAsia="Consolas" w:hAnsi="Consolas" w:cs="Consolas"/>
                 <w:sz w:val="17"/>
               </w:rPr>
               <w:t>EVSarsaAgent</w:t>
             </w:r>
             <w:r>
               <w:rPr>
-                <w:rFonts w:ascii="Arial" w:hAnsi="Arial" w:cs="Arial" w:eastAsia="Arial"/>
-                <w:b w:val="0"/>
-                <w:i w:val="0"/>
+                <w:rFonts w:ascii="Arial" w:eastAsia="Arial" w:hAnsi="Arial" w:cs="Arial"/>
                 <w:sz w:val="18"/>
               </w:rPr>
               <w:t xml:space="preserve"> (only </w:t>
             </w:r>
             <w:r>
               <w:rPr>
-                <w:rFonts w:ascii="Consolas" w:hAnsi="Consolas" w:cs="Consolas" w:eastAsia="Consolas"/>
-                <w:b w:val="0"/>
-                <w:i w:val="0"/>
+                <w:rFonts w:ascii="Consolas" w:eastAsia="Consolas" w:hAnsi="Consolas" w:cs="Consolas"/>
                 <w:sz w:val="17"/>
               </w:rPr>
               <w:t>get_value</w:t>
             </w:r>
             <w:r>
               <w:rPr>
-                <w:rFonts w:ascii="Arial" w:hAnsi="Arial" w:cs="Arial" w:eastAsia="Arial"/>
-                <w:b w:val="0"/>
-                <w:i w:val="0"/>
+                <w:rFonts w:ascii="Arial" w:eastAsia="Arial" w:hAnsi="Arial" w:cs="Arial"/>
                 <w:sz w:val="18"/>
               </w:rPr>
               <w:t xml:space="preserve"> changes: expected Q under the ε-greedy policy instead of the max) and compared it with Q-learning using the notebook's unused </w:t>
             </w:r>
             <w:r>
               <w:rPr>
-                <w:rFonts w:ascii="Consolas" w:hAnsi="Consolas" w:cs="Consolas" w:eastAsia="Consolas"/>
-                <w:b w:val="0"/>
-                <w:i w:val="0"/>
+                <w:rFonts w:ascii="Consolas" w:eastAsia="Consolas" w:hAnsi="Consolas" w:cs="Consolas"/>
                 <w:sz w:val="17"/>
               </w:rPr>
               <w:t>benchmark_agents</w:t>
             </w:r>
             <w:r>
               <w:rPr>
-                <w:rFonts w:ascii="Arial" w:hAnsi="Arial" w:cs="Arial" w:eastAsia="Arial"/>
-                <w:b w:val="0"/>
-                <w:i w:val="0"/>
+                <w:rFonts w:ascii="Arial" w:eastAsia="Arial" w:hAnsi="Arial" w:cs="Arial"/>
                 <w:sz w:val="18"/>
               </w:rPr>
               <w:t xml:space="preserve"> helper (3 seeds × 500 episodes).</w:t>
@@ -3192,31 +1796,26 @@
                 <w:ilvl w:val="0"/>
                 <w:numId w:val="1"/>
               </w:numPr>
-              <w:spacing w:before="0" w:after="60"/>
-            </w:pPr>
-            <w:r>
-              <w:rPr>
-                <w:rFonts w:ascii="Arial" w:hAnsi="Arial" w:cs="Arial" w:eastAsia="Arial"/>
-                <w:b w:val="0"/>
-                <w:i w:val="0"/>
+              <w:spacing w:after="60"/>
+            </w:pPr>
+            <w:r>
+              <w:rPr>
+                <w:rFonts w:ascii="Arial" w:eastAsia="Arial" w:hAnsi="Arial" w:cs="Arial"/>
                 <w:sz w:val="18"/>
               </w:rPr>
               <w:t xml:space="preserve">Average reward over the last 100 episodes: </w:t>
             </w:r>
             <w:r>
               <w:rPr>
-                <w:rFonts w:ascii="Arial" w:hAnsi="Arial" w:cs="Arial" w:eastAsia="Arial"/>
-                <w:b/>
-                <w:i w:val="0"/>
+                <w:rFonts w:ascii="Arial" w:eastAsia="Arial" w:hAnsi="Arial" w:cs="Arial"/>
+                <w:b/>
                 <w:sz w:val="18"/>
               </w:rPr>
               <w:t>Q-learning −104.6 vs EV-SARSA −30.5</w:t>
             </w:r>
             <w:r>
               <w:rPr>
-                <w:rFonts w:ascii="Arial" w:hAnsi="Arial" w:cs="Arial" w:eastAsia="Arial"/>
-                <w:b w:val="0"/>
-                <w:i w:val="0"/>
+                <w:rFonts w:ascii="Arial" w:eastAsia="Arial" w:hAnsi="Arial" w:cs="Arial"/>
                 <w:sz w:val="18"/>
               </w:rPr>
               <w:t xml:space="preserve"> (Fig 9.4).</w:t>
@@ -3229,31 +1828,26 @@
                 <w:ilvl w:val="0"/>
                 <w:numId w:val="1"/>
               </w:numPr>
-              <w:spacing w:before="0" w:after="60"/>
-            </w:pPr>
-            <w:r>
-              <w:rPr>
-                <w:rFonts w:ascii="Arial" w:hAnsi="Arial" w:cs="Arial" w:eastAsia="Arial"/>
-                <w:b w:val="0"/>
-                <w:i w:val="0"/>
+              <w:spacing w:after="60"/>
+            </w:pPr>
+            <w:r>
+              <w:rPr>
+                <w:rFonts w:ascii="Arial" w:eastAsia="Arial" w:hAnsi="Arial" w:cs="Arial"/>
                 <w:sz w:val="18"/>
               </w:rPr>
               <w:t xml:space="preserve">Greedy paths: Q-learning walks </w:t>
             </w:r>
             <w:r>
               <w:rPr>
-                <w:rFonts w:ascii="Arial" w:hAnsi="Arial" w:cs="Arial" w:eastAsia="Arial"/>
-                <w:b/>
-                <w:i w:val="0"/>
+                <w:rFonts w:ascii="Arial" w:eastAsia="Arial" w:hAnsi="Arial" w:cs="Arial"/>
+                <w:b/>
                 <w:sz w:val="18"/>
               </w:rPr>
               <w:t>right along the cliff edge</w:t>
             </w:r>
             <w:r>
               <w:rPr>
-                <w:rFonts w:ascii="Arial" w:hAnsi="Arial" w:cs="Arial" w:eastAsia="Arial"/>
-                <w:b w:val="0"/>
-                <w:i w:val="0"/>
+                <w:rFonts w:ascii="Arial" w:eastAsia="Arial" w:hAnsi="Arial" w:cs="Arial"/>
                 <w:sz w:val="18"/>
               </w:rPr>
               <w:t xml:space="preserve"> (13 steps), EV-SARSA one row further away (15 steps) (Fig 9.5).</w:t>
@@ -3271,9 +1865,8 @@
             </w:pPr>
             <w:r>
               <w:rPr>
-                <w:rFonts w:ascii="Arial" w:hAnsi="Arial" w:cs="Arial" w:eastAsia="Arial"/>
-                <w:b/>
-                <w:i w:val="0"/>
+                <w:rFonts w:ascii="Arial" w:eastAsia="Arial" w:hAnsi="Arial" w:cs="Arial"/>
+                <w:b/>
                 <w:sz w:val="19"/>
               </w:rPr>
               <w:t>1.5 h</w:t>
@@ -3290,9 +1883,8 @@
             </w:pPr>
             <w:r>
               <w:rPr>
-                <w:rFonts w:ascii="Arial" w:hAnsi="Arial" w:cs="Arial" w:eastAsia="Arial"/>
-                <w:b/>
-                <w:i w:val="0"/>
+                <w:rFonts w:ascii="Arial" w:eastAsia="Arial" w:hAnsi="Arial" w:cs="Arial"/>
+                <w:b/>
                 <w:sz w:val="19"/>
               </w:rPr>
               <w:t>Learning:</w:t>
@@ -3305,49 +1897,41 @@
                 <w:ilvl w:val="0"/>
                 <w:numId w:val="1"/>
               </w:numPr>
-              <w:spacing w:before="0" w:after="40"/>
-            </w:pPr>
-            <w:r>
-              <w:rPr>
-                <w:rFonts w:ascii="Arial" w:hAnsi="Arial" w:cs="Arial" w:eastAsia="Arial"/>
-                <w:b w:val="0"/>
-                <w:i w:val="0"/>
+              <w:spacing w:after="40"/>
+            </w:pPr>
+            <w:r>
+              <w:rPr>
+                <w:rFonts w:ascii="Arial" w:eastAsia="Arial" w:hAnsi="Arial" w:cs="Arial"/>
                 <w:sz w:val="17"/>
               </w:rPr>
               <w:t xml:space="preserve">Q-learning is </w:t>
             </w:r>
             <w:r>
               <w:rPr>
-                <w:rFonts w:ascii="Arial" w:hAnsi="Arial" w:cs="Arial" w:eastAsia="Arial"/>
-                <w:b/>
-                <w:i w:val="0"/>
+                <w:rFonts w:ascii="Arial" w:eastAsia="Arial" w:hAnsi="Arial" w:cs="Arial"/>
+                <w:b/>
                 <w:sz w:val="17"/>
               </w:rPr>
               <w:t>off-policy</w:t>
             </w:r>
             <w:r>
               <w:rPr>
-                <w:rFonts w:ascii="Arial" w:hAnsi="Arial" w:cs="Arial" w:eastAsia="Arial"/>
-                <w:b w:val="0"/>
-                <w:i w:val="0"/>
+                <w:rFonts w:ascii="Arial" w:eastAsia="Arial" w:hAnsi="Arial" w:cs="Arial"/>
                 <w:sz w:val="17"/>
               </w:rPr>
               <w:t xml:space="preserve"> (learns the optimal path but keeps falling off while still exploring); EV-SARSA is </w:t>
             </w:r>
             <w:r>
               <w:rPr>
-                <w:rFonts w:ascii="Arial" w:hAnsi="Arial" w:cs="Arial" w:eastAsia="Arial"/>
-                <w:b/>
-                <w:i w:val="0"/>
+                <w:rFonts w:ascii="Arial" w:eastAsia="Arial" w:hAnsi="Arial" w:cs="Arial"/>
+                <w:b/>
                 <w:sz w:val="17"/>
               </w:rPr>
               <w:t>on-policy</w:t>
             </w:r>
             <w:r>
               <w:rPr>
-                <w:rFonts w:ascii="Arial" w:hAnsi="Arial" w:cs="Arial" w:eastAsia="Arial"/>
-                <w:b w:val="0"/>
-                <w:i w:val="0"/>
+                <w:rFonts w:ascii="Arial" w:eastAsia="Arial" w:hAnsi="Arial" w:cs="Arial"/>
                 <w:sz w:val="17"/>
               </w:rPr>
               <w:t xml:space="preserve"> (learns the safer path for the policy it actually follows).</w:t>
@@ -3359,9 +1943,8 @@
             </w:pPr>
             <w:r>
               <w:rPr>
-                <w:rFonts w:ascii="Arial" w:hAnsi="Arial" w:cs="Arial" w:eastAsia="Arial"/>
-                <w:b/>
-                <w:i w:val="0"/>
+                <w:rFonts w:ascii="Arial" w:eastAsia="Arial" w:hAnsi="Arial" w:cs="Arial"/>
+                <w:b/>
                 <w:sz w:val="19"/>
               </w:rPr>
               <w:t>Problems:</w:t>
@@ -3374,13 +1957,11 @@
                 <w:ilvl w:val="0"/>
                 <w:numId w:val="1"/>
               </w:numPr>
-              <w:spacing w:before="0" w:after="40"/>
-            </w:pPr>
-            <w:r>
-              <w:rPr>
-                <w:rFonts w:ascii="Arial" w:hAnsi="Arial" w:cs="Arial" w:eastAsia="Arial"/>
-                <w:b w:val="0"/>
-                <w:i w:val="0"/>
+              <w:spacing w:after="40"/>
+            </w:pPr>
+            <w:r>
+              <w:rPr>
+                <w:rFonts w:ascii="Arial" w:eastAsia="Arial" w:hAnsi="Arial" w:cs="Arial"/>
                 <w:sz w:val="17"/>
               </w:rPr>
               <w:t>CliffWalking has no time limit, and the first episodes with an untrained agent wander for a long time (rewards around −2000), so the start of the plot is squashed.</w:t>
@@ -3403,9 +1984,8 @@
             </w:pPr>
             <w:r>
               <w:rPr>
-                <w:rFonts w:ascii="Arial" w:hAnsi="Arial" w:cs="Arial" w:eastAsia="Arial"/>
-                <w:b/>
-                <w:i w:val="0"/>
+                <w:rFonts w:ascii="Arial" w:eastAsia="Arial" w:hAnsi="Arial" w:cs="Arial"/>
+                <w:b/>
                 <w:sz w:val="19"/>
               </w:rPr>
               <w:t>Task 2 – at home</w:t>
@@ -3413,12 +1993,11 @@
           </w:p>
           <w:p>
             <w:pPr>
-              <w:spacing w:before="0" w:after="40"/>
-            </w:pPr>
-            <w:r>
-              <w:rPr>
-                <w:rFonts w:ascii="Arial" w:hAnsi="Arial" w:cs="Arial" w:eastAsia="Arial"/>
-                <w:b w:val="0"/>
+              <w:spacing w:after="40"/>
+            </w:pPr>
+            <w:r>
+              <w:rPr>
+                <w:rFonts w:ascii="Arial" w:eastAsia="Arial" w:hAnsi="Arial" w:cs="Arial"/>
                 <w:i/>
                 <w:sz w:val="17"/>
               </w:rPr>
@@ -3437,49 +2016,39 @@
                 <w:ilvl w:val="0"/>
                 <w:numId w:val="1"/>
               </w:numPr>
-              <w:spacing w:before="0" w:after="60"/>
-            </w:pPr>
-            <w:r>
-              <w:rPr>
-                <w:rFonts w:ascii="Arial" w:hAnsi="Arial" w:cs="Arial" w:eastAsia="Arial"/>
-                <w:b w:val="0"/>
-                <w:i w:val="0"/>
+              <w:spacing w:after="60"/>
+            </w:pPr>
+            <w:r>
+              <w:rPr>
+                <w:rFonts w:ascii="Arial" w:eastAsia="Arial" w:hAnsi="Arial" w:cs="Arial"/>
                 <w:sz w:val="18"/>
               </w:rPr>
               <w:t xml:space="preserve">Made </w:t>
             </w:r>
             <w:r>
               <w:rPr>
-                <w:rFonts w:ascii="Consolas" w:hAnsi="Consolas" w:cs="Consolas" w:eastAsia="Consolas"/>
-                <w:b w:val="0"/>
-                <w:i w:val="0"/>
+                <w:rFonts w:ascii="Consolas" w:eastAsia="Consolas" w:hAnsi="Consolas" w:cs="Consolas"/>
                 <w:sz w:val="17"/>
               </w:rPr>
               <w:t>requirements.txt</w:t>
             </w:r>
             <w:r>
               <w:rPr>
-                <w:rFonts w:ascii="Arial" w:hAnsi="Arial" w:cs="Arial" w:eastAsia="Arial"/>
-                <w:b w:val="0"/>
-                <w:i w:val="0"/>
+                <w:rFonts w:ascii="Arial" w:eastAsia="Arial" w:hAnsi="Arial" w:cs="Arial"/>
                 <w:sz w:val="18"/>
               </w:rPr>
               <w:t xml:space="preserve"> for the whole repo and </w:t>
             </w:r>
             <w:r>
               <w:rPr>
-                <w:rFonts w:ascii="Consolas" w:hAnsi="Consolas" w:cs="Consolas" w:eastAsia="Consolas"/>
-                <w:b w:val="0"/>
-                <w:i w:val="0"/>
+                <w:rFonts w:ascii="Consolas" w:eastAsia="Consolas" w:hAnsi="Consolas" w:cs="Consolas"/>
                 <w:sz w:val="17"/>
               </w:rPr>
               <w:t>screenshot_demo_gym_check.py</w:t>
             </w:r>
             <w:r>
               <w:rPr>
-                <w:rFonts w:ascii="Arial" w:hAnsi="Arial" w:cs="Arial" w:eastAsia="Arial"/>
-                <w:b w:val="0"/>
-                <w:i w:val="0"/>
+                <w:rFonts w:ascii="Arial" w:eastAsia="Arial" w:hAnsi="Arial" w:cs="Arial"/>
                 <w:sz w:val="18"/>
               </w:rPr>
               <w:t>: prints the versions, creates Taxi / CartPole / CliffWalking and trains a numpy Q-table on Taxi (≈ 1 s, mean reward 8.0).</w:t>
@@ -3492,13 +2061,11 @@
                 <w:ilvl w:val="0"/>
                 <w:numId w:val="1"/>
               </w:numPr>
-              <w:spacing w:before="0" w:after="60"/>
-            </w:pPr>
-            <w:r>
-              <w:rPr>
-                <w:rFonts w:ascii="Arial" w:hAnsi="Arial" w:cs="Arial" w:eastAsia="Arial"/>
-                <w:b w:val="0"/>
-                <w:i w:val="0"/>
+              <w:spacing w:after="60"/>
+            </w:pPr>
+            <w:r>
+              <w:rPr>
+                <w:rFonts w:ascii="Arial" w:eastAsia="Arial" w:hAnsi="Arial" w:cs="Arial"/>
                 <w:sz w:val="18"/>
               </w:rPr>
               <w:t>Still to do: install everything on my laptop, run the check script and the notebook in local Jupyter (screenshots 9.5, 9.6).</w:t>
@@ -3516,9 +2083,8 @@
             </w:pPr>
             <w:r>
               <w:rPr>
-                <w:rFonts w:ascii="Arial" w:hAnsi="Arial" w:cs="Arial" w:eastAsia="Arial"/>
-                <w:b/>
-                <w:i w:val="0"/>
+                <w:rFonts w:ascii="Arial" w:eastAsia="Arial" w:hAnsi="Arial" w:cs="Arial"/>
+                <w:b/>
                 <w:sz w:val="19"/>
               </w:rPr>
               <w:t>0.5 h</w:t>
@@ -3535,9 +2101,8 @@
             </w:pPr>
             <w:r>
               <w:rPr>
-                <w:rFonts w:ascii="Arial" w:hAnsi="Arial" w:cs="Arial" w:eastAsia="Arial"/>
-                <w:b/>
-                <w:i w:val="0"/>
+                <w:rFonts w:ascii="Arial" w:eastAsia="Arial" w:hAnsi="Arial" w:cs="Arial"/>
+                <w:b/>
                 <w:sz w:val="19"/>
               </w:rPr>
               <w:t>Learning:</w:t>
@@ -3550,22 +2115,18 @@
                 <w:ilvl w:val="0"/>
                 <w:numId w:val="1"/>
               </w:numPr>
-              <w:spacing w:before="0" w:after="40"/>
-            </w:pPr>
-            <w:r>
-              <w:rPr>
-                <w:rFonts w:ascii="Consolas" w:hAnsi="Consolas" w:cs="Consolas" w:eastAsia="Consolas"/>
-                <w:b w:val="0"/>
-                <w:i w:val="0"/>
+              <w:spacing w:after="40"/>
+            </w:pPr>
+            <w:r>
+              <w:rPr>
+                <w:rFonts w:ascii="Consolas" w:eastAsia="Consolas" w:hAnsi="Consolas" w:cs="Consolas"/>
                 <w:sz w:val="16"/>
               </w:rPr>
               <w:t>pip install "gymnasium[classic-control,toy-text]"</w:t>
             </w:r>
             <w:r>
               <w:rPr>
-                <w:rFonts w:ascii="Arial" w:hAnsi="Arial" w:cs="Arial" w:eastAsia="Arial"/>
-                <w:b w:val="0"/>
-                <w:i w:val="0"/>
+                <w:rFonts w:ascii="Arial" w:eastAsia="Arial" w:hAnsi="Arial" w:cs="Arial"/>
                 <w:sz w:val="17"/>
               </w:rPr>
               <w:t xml:space="preserve"> pulls in pygame for rendering.</w:t>
@@ -3577,9 +2138,8 @@
             </w:pPr>
             <w:r>
               <w:rPr>
-                <w:rFonts w:ascii="Arial" w:hAnsi="Arial" w:cs="Arial" w:eastAsia="Arial"/>
-                <w:b/>
-                <w:i w:val="0"/>
+                <w:rFonts w:ascii="Arial" w:eastAsia="Arial" w:hAnsi="Arial" w:cs="Arial"/>
+                <w:b/>
                 <w:sz w:val="19"/>
               </w:rPr>
               <w:t>Problems:</w:t>
@@ -3592,13 +2152,11 @@
                 <w:ilvl w:val="0"/>
                 <w:numId w:val="1"/>
               </w:numPr>
-              <w:spacing w:before="0" w:after="40"/>
-            </w:pPr>
-            <w:r>
-              <w:rPr>
-                <w:rFonts w:ascii="Arial" w:hAnsi="Arial" w:cs="Arial" w:eastAsia="Arial"/>
-                <w:b w:val="0"/>
-                <w:i w:val="0"/>
+              <w:spacing w:after="40"/>
+            </w:pPr>
+            <w:r>
+              <w:rPr>
+                <w:rFonts w:ascii="Arial" w:eastAsia="Arial" w:hAnsi="Arial" w:cs="Arial"/>
                 <w:sz w:val="17"/>
               </w:rPr>
               <w:t>None really for this one.</w:t>
@@ -3607,7 +2165,6 @@
         </w:tc>
       </w:tr>
       <w:tr>
-        <w:trPr/>
         <w:tc>
           <w:tcPr>
             <w:tcW w:w="5699" w:type="dxa"/>
@@ -3621,9 +2178,8 @@
             </w:pPr>
             <w:r>
               <w:rPr>
-                <w:rFonts w:ascii="Arial" w:hAnsi="Arial" w:cs="Arial" w:eastAsia="Arial"/>
-                <w:b/>
-                <w:i w:val="0"/>
+                <w:rFonts w:ascii="Arial" w:eastAsia="Arial" w:hAnsi="Arial" w:cs="Arial"/>
+                <w:b/>
                 <w:sz w:val="19"/>
               </w:rPr>
               <w:t>TOTAL TIME THIS WEEK</w:t>
@@ -3642,9 +2198,8 @@
             </w:pPr>
             <w:r>
               <w:rPr>
-                <w:rFonts w:ascii="Arial" w:hAnsi="Arial" w:cs="Arial" w:eastAsia="Arial"/>
-                <w:b/>
-                <w:i w:val="0"/>
+                <w:rFonts w:ascii="Arial" w:eastAsia="Arial" w:hAnsi="Arial" w:cs="Arial"/>
+                <w:b/>
                 <w:sz w:val="19"/>
               </w:rPr>
               <w:t>6.5 h</w:t>
@@ -3662,8 +2217,7 @@
             </w:pPr>
             <w:r>
               <w:rPr>
-                <w:rFonts w:ascii="Arial" w:hAnsi="Arial" w:cs="Arial" w:eastAsia="Arial"/>
-                <w:b w:val="0"/>
+                <w:rFonts w:ascii="Arial" w:eastAsia="Arial" w:hAnsi="Arial" w:cs="Arial"/>
                 <w:i/>
                 <w:sz w:val="17"/>
               </w:rPr>
@@ -3718,8 +2272,7 @@
       </w:pPr>
       <w:r>
         <w:rPr>
-          <w:rFonts w:ascii="Arial" w:hAnsi="Arial" w:cs="Arial" w:eastAsia="Arial"/>
-          <w:b w:val="0"/>
+          <w:rFonts w:ascii="Arial" w:eastAsia="Arial" w:hAnsi="Arial" w:cs="Arial"/>
           <w:i/>
           <w:sz w:val="18"/>
         </w:rPr>
@@ -3727,8 +2280,7 @@
       </w:r>
       <w:r>
         <w:rPr>
-          <w:rFonts w:ascii="Consolas" w:hAnsi="Consolas" w:cs="Consolas" w:eastAsia="Consolas"/>
-          <w:b w:val="0"/>
+          <w:rFonts w:ascii="Consolas" w:eastAsia="Consolas" w:hAnsi="Consolas" w:cs="Consolas"/>
           <w:i/>
           <w:sz w:val="17"/>
         </w:rPr>
@@ -3736,8 +2288,7 @@
       </w:r>
       <w:r>
         <w:rPr>
-          <w:rFonts w:ascii="Arial" w:hAnsi="Arial" w:cs="Arial" w:eastAsia="Arial"/>
-          <w:b w:val="0"/>
+          <w:rFonts w:ascii="Arial" w:eastAsia="Arial" w:hAnsi="Arial" w:cs="Arial"/>
           <w:i/>
           <w:sz w:val="18"/>
         </w:rPr>
@@ -3751,22 +2302,27 @@
         <w:jc w:val="center"/>
       </w:pPr>
       <w:r>
+        <w:rPr>
+          <w:noProof/>
+        </w:rPr>
+        <w:lastRenderedPageBreak/>
         <w:drawing>
-          <wp:inline xmlns:a="http://schemas.openxmlformats.org/drawingml/2006/main" xmlns:pic="http://schemas.openxmlformats.org/drawingml/2006/picture">
+          <wp:inline distT="0" distB="0" distL="0" distR="0">
             <wp:extent cx="3566160" cy="2701071"/>
+            <wp:effectExtent l="0" t="0" r="0" b="0"/>
             <wp:docPr id="1" name="Picture 1"/>
             <wp:cNvGraphicFramePr>
-              <a:graphicFrameLocks noChangeAspect="1"/>
+              <a:graphicFrameLocks xmlns:a="http://schemas.openxmlformats.org/drawingml/2006/main" noChangeAspect="1"/>
             </wp:cNvGraphicFramePr>
-            <a:graphic>
+            <a:graphic xmlns:a="http://schemas.openxmlformats.org/drawingml/2006/main">
               <a:graphicData uri="http://schemas.openxmlformats.org/drawingml/2006/picture">
-                <pic:pic>
+                <pic:pic xmlns:pic="http://schemas.openxmlformats.org/drawingml/2006/picture">
                   <pic:nvPicPr>
                     <pic:cNvPr id="0" name="9_1_taxi_training.png"/>
                     <pic:cNvPicPr/>
                   </pic:nvPicPr>
                   <pic:blipFill>
-                    <a:blip r:embed="rId15"/>
+                    <a:blip r:embed="rId10"/>
                     <a:stretch>
                       <a:fillRect/>
                     </a:stretch>
@@ -3776,7 +2332,9 @@
                       <a:off x="0" y="0"/>
                       <a:ext cx="3566160" cy="2701071"/>
                     </a:xfrm>
-                    <a:prstGeom prst="rect"/>
+                    <a:prstGeom prst="rect">
+                      <a:avLst/>
+                    </a:prstGeom>
                   </pic:spPr>
                 </pic:pic>
               </a:graphicData>
@@ -3787,13 +2345,11 @@
     </w:p>
     <w:p>
       <w:pPr>
-        <w:spacing w:before="0" w:after="160"/>
         <w:jc w:val="center"/>
       </w:pPr>
       <w:r>
         <w:rPr>
-          <w:rFonts w:ascii="Arial" w:hAnsi="Arial" w:cs="Arial" w:eastAsia="Arial"/>
-          <w:b w:val="0"/>
+          <w:rFonts w:ascii="Arial" w:eastAsia="Arial" w:hAnsi="Arial" w:cs="Arial"/>
           <w:i/>
           <w:sz w:val="17"/>
         </w:rPr>
@@ -3807,22 +2363,26 @@
         <w:jc w:val="center"/>
       </w:pPr>
       <w:r>
+        <w:rPr>
+          <w:noProof/>
+        </w:rPr>
         <w:drawing>
-          <wp:inline xmlns:a="http://schemas.openxmlformats.org/drawingml/2006/main" xmlns:pic="http://schemas.openxmlformats.org/drawingml/2006/picture">
+          <wp:inline distT="0" distB="0" distL="0" distR="0">
             <wp:extent cx="3291840" cy="2237422"/>
+            <wp:effectExtent l="0" t="0" r="0" b="0"/>
             <wp:docPr id="2" name="Picture 2"/>
             <wp:cNvGraphicFramePr>
-              <a:graphicFrameLocks noChangeAspect="1"/>
+              <a:graphicFrameLocks xmlns:a="http://schemas.openxmlformats.org/drawingml/2006/main" noChangeAspect="1"/>
             </wp:cNvGraphicFramePr>
-            <a:graphic>
+            <a:graphic xmlns:a="http://schemas.openxmlformats.org/drawingml/2006/main">
               <a:graphicData uri="http://schemas.openxmlformats.org/drawingml/2006/picture">
-                <pic:pic>
+                <pic:pic xmlns:pic="http://schemas.openxmlformats.org/drawingml/2006/picture">
                   <pic:nvPicPr>
                     <pic:cNvPr id="0" name="9_2_taxi_trained_agent.png"/>
                     <pic:cNvPicPr/>
                   </pic:nvPicPr>
                   <pic:blipFill>
-                    <a:blip r:embed="rId16"/>
+                    <a:blip r:embed="rId11"/>
                     <a:stretch>
                       <a:fillRect/>
                     </a:stretch>
@@ -3832,7 +2392,9 @@
                       <a:off x="0" y="0"/>
                       <a:ext cx="3291840" cy="2237422"/>
                     </a:xfrm>
-                    <a:prstGeom prst="rect"/>
+                    <a:prstGeom prst="rect">
+                      <a:avLst/>
+                    </a:prstGeom>
                   </pic:spPr>
                 </pic:pic>
               </a:graphicData>
@@ -3843,13 +2405,11 @@
     </w:p>
     <w:p>
       <w:pPr>
-        <w:spacing w:before="0" w:after="160"/>
         <w:jc w:val="center"/>
       </w:pPr>
       <w:r>
         <w:rPr>
-          <w:rFonts w:ascii="Arial" w:hAnsi="Arial" w:cs="Arial" w:eastAsia="Arial"/>
-          <w:b w:val="0"/>
+          <w:rFonts w:ascii="Arial" w:eastAsia="Arial" w:hAnsi="Arial" w:cs="Arial"/>
           <w:i/>
           <w:sz w:val="17"/>
         </w:rPr>
@@ -3863,22 +2423,26 @@
         <w:jc w:val="center"/>
       </w:pPr>
       <w:r>
+        <w:rPr>
+          <w:noProof/>
+        </w:rPr>
         <w:drawing>
-          <wp:inline xmlns:a="http://schemas.openxmlformats.org/drawingml/2006/main" xmlns:pic="http://schemas.openxmlformats.org/drawingml/2006/picture">
+          <wp:inline distT="0" distB="0" distL="0" distR="0">
             <wp:extent cx="3566160" cy="2758847"/>
+            <wp:effectExtent l="0" t="0" r="0" b="0"/>
             <wp:docPr id="3" name="Picture 3"/>
             <wp:cNvGraphicFramePr>
-              <a:graphicFrameLocks noChangeAspect="1"/>
+              <a:graphicFrameLocks xmlns:a="http://schemas.openxmlformats.org/drawingml/2006/main" noChangeAspect="1"/>
             </wp:cNvGraphicFramePr>
-            <a:graphic>
+            <a:graphic xmlns:a="http://schemas.openxmlformats.org/drawingml/2006/main">
               <a:graphicData uri="http://schemas.openxmlformats.org/drawingml/2006/picture">
-                <pic:pic>
+                <pic:pic xmlns:pic="http://schemas.openxmlformats.org/drawingml/2006/picture">
                   <pic:nvPicPr>
                     <pic:cNvPr id="0" name="9_3_cartpole_training.png"/>
                     <pic:cNvPicPr/>
                   </pic:nvPicPr>
                   <pic:blipFill>
-                    <a:blip r:embed="rId17"/>
+                    <a:blip r:embed="rId12"/>
                     <a:stretch>
                       <a:fillRect/>
                     </a:stretch>
@@ -3888,7 +2452,9 @@
                       <a:off x="0" y="0"/>
                       <a:ext cx="3566160" cy="2758847"/>
                     </a:xfrm>
-                    <a:prstGeom prst="rect"/>
+                    <a:prstGeom prst="rect">
+                      <a:avLst/>
+                    </a:prstGeom>
                   </pic:spPr>
                 </pic:pic>
               </a:graphicData>
@@ -3899,13 +2465,11 @@
     </w:p>
     <w:p>
       <w:pPr>
-        <w:spacing w:before="0" w:after="160"/>
         <w:jc w:val="center"/>
       </w:pPr>
       <w:r>
         <w:rPr>
-          <w:rFonts w:ascii="Arial" w:hAnsi="Arial" w:cs="Arial" w:eastAsia="Arial"/>
-          <w:b w:val="0"/>
+          <w:rFonts w:ascii="Arial" w:eastAsia="Arial" w:hAnsi="Arial" w:cs="Arial"/>
           <w:i/>
           <w:sz w:val="17"/>
         </w:rPr>
@@ -3919,22 +2483,27 @@
         <w:jc w:val="center"/>
       </w:pPr>
       <w:r>
+        <w:rPr>
+          <w:noProof/>
+        </w:rPr>
+        <w:lastRenderedPageBreak/>
         <w:drawing>
-          <wp:inline xmlns:a="http://schemas.openxmlformats.org/drawingml/2006/main" xmlns:pic="http://schemas.openxmlformats.org/drawingml/2006/picture">
+          <wp:inline distT="0" distB="0" distL="0" distR="0">
             <wp:extent cx="4572000" cy="2822620"/>
+            <wp:effectExtent l="0" t="0" r="0" b="0"/>
             <wp:docPr id="4" name="Picture 4"/>
             <wp:cNvGraphicFramePr>
-              <a:graphicFrameLocks noChangeAspect="1"/>
+              <a:graphicFrameLocks xmlns:a="http://schemas.openxmlformats.org/drawingml/2006/main" noChangeAspect="1"/>
             </wp:cNvGraphicFramePr>
-            <a:graphic>
+            <a:graphic xmlns:a="http://schemas.openxmlformats.org/drawingml/2006/main">
               <a:graphicData uri="http://schemas.openxmlformats.org/drawingml/2006/picture">
-                <pic:pic>
+                <pic:pic xmlns:pic="http://schemas.openxmlformats.org/drawingml/2006/picture">
                   <pic:nvPicPr>
                     <pic:cNvPr id="0" name="9_4_cliffwalking_benchmark.png"/>
                     <pic:cNvPicPr/>
                   </pic:nvPicPr>
                   <pic:blipFill>
-                    <a:blip r:embed="rId18"/>
+                    <a:blip r:embed="rId13"/>
                     <a:stretch>
                       <a:fillRect/>
                     </a:stretch>
@@ -3944,7 +2513,9 @@
                       <a:off x="0" y="0"/>
                       <a:ext cx="4572000" cy="2822620"/>
                     </a:xfrm>
-                    <a:prstGeom prst="rect"/>
+                    <a:prstGeom prst="rect">
+                      <a:avLst/>
+                    </a:prstGeom>
                   </pic:spPr>
                 </pic:pic>
               </a:graphicData>
@@ -3955,13 +2526,11 @@
     </w:p>
     <w:p>
       <w:pPr>
-        <w:spacing w:before="0" w:after="160"/>
         <w:jc w:val="center"/>
       </w:pPr>
       <w:r>
         <w:rPr>
-          <w:rFonts w:ascii="Arial" w:hAnsi="Arial" w:cs="Arial" w:eastAsia="Arial"/>
-          <w:b w:val="0"/>
+          <w:rFonts w:ascii="Arial" w:eastAsia="Arial" w:hAnsi="Arial" w:cs="Arial"/>
           <w:i/>
           <w:sz w:val="17"/>
         </w:rPr>
@@ -3975,22 +2544,26 @@
         <w:jc w:val="center"/>
       </w:pPr>
       <w:r>
+        <w:rPr>
+          <w:noProof/>
+        </w:rPr>
         <w:drawing>
-          <wp:inline xmlns:a="http://schemas.openxmlformats.org/drawingml/2006/main" xmlns:pic="http://schemas.openxmlformats.org/drawingml/2006/picture">
+          <wp:inline distT="0" distB="0" distL="0" distR="0">
             <wp:extent cx="5669280" cy="1236934"/>
+            <wp:effectExtent l="0" t="0" r="0" b="0"/>
             <wp:docPr id="5" name="Picture 5"/>
             <wp:cNvGraphicFramePr>
-              <a:graphicFrameLocks noChangeAspect="1"/>
+              <a:graphicFrameLocks xmlns:a="http://schemas.openxmlformats.org/drawingml/2006/main" noChangeAspect="1"/>
             </wp:cNvGraphicFramePr>
-            <a:graphic>
+            <a:graphic xmlns:a="http://schemas.openxmlformats.org/drawingml/2006/main">
               <a:graphicData uri="http://schemas.openxmlformats.org/drawingml/2006/picture">
-                <pic:pic>
+                <pic:pic xmlns:pic="http://schemas.openxmlformats.org/drawingml/2006/picture">
                   <pic:nvPicPr>
                     <pic:cNvPr id="0" name="9_5_cliff_paths.png"/>
                     <pic:cNvPicPr/>
                   </pic:nvPicPr>
                   <pic:blipFill>
-                    <a:blip r:embed="rId19"/>
+                    <a:blip r:embed="rId14"/>
                     <a:stretch>
                       <a:fillRect/>
                     </a:stretch>
@@ -4000,7 +2573,9 @@
                       <a:off x="0" y="0"/>
                       <a:ext cx="5669280" cy="1236934"/>
                     </a:xfrm>
-                    <a:prstGeom prst="rect"/>
+                    <a:prstGeom prst="rect">
+                      <a:avLst/>
+                    </a:prstGeom>
                   </pic:spPr>
                 </pic:pic>
               </a:graphicData>
@@ -4011,1055 +2586,400 @@
     </w:p>
     <w:p>
       <w:pPr>
-        <w:spacing w:before="0" w:after="160"/>
         <w:jc w:val="center"/>
       </w:pPr>
       <w:r>
         <w:rPr>
-          <w:rFonts w:ascii="Arial" w:hAnsi="Arial" w:cs="Arial" w:eastAsia="Arial"/>
-          <w:b w:val="0"/>
+          <w:rFonts w:ascii="Arial" w:eastAsia="Arial" w:hAnsi="Arial" w:cs="Arial"/>
           <w:i/>
           <w:sz w:val="17"/>
         </w:rPr>
         <w:t>Figure 9.5 – greedy paths: Q-learning hugs the cliff (red), EV-SARSA keeps one row away</w:t>
       </w:r>
     </w:p>
-    <w:tbl>
-      <w:tblPr>
-        <w:tblStyle w:val="TableGrid"/>
-        <w:tblW w:type="dxa" w:w="8965"/>
-        <w:tblBorders>
-          <w:top w:val="dashed" w:sz="8" w:space="0" w:color="BF8F00"/>
-          <w:left w:val="dashed" w:sz="8" w:space="0" w:color="BF8F00"/>
-          <w:bottom w:val="dashed" w:sz="8" w:space="0" w:color="BF8F00"/>
-          <w:right w:val="dashed" w:sz="8" w:space="0" w:color="BF8F00"/>
-          <w:insideH w:val="dashed" w:sz="8" w:space="0" w:color="BF8F00"/>
-          <w:insideV w:val="dashed" w:sz="8" w:space="0" w:color="BF8F00"/>
-        </w:tblBorders>
-        <w:tblLayout w:type="fixed"/>
-        <w:tblLook w:firstColumn="1" w:firstRow="1" w:lastColumn="0" w:lastRow="0" w:noHBand="0" w:noVBand="1" w:val="04A0"/>
-      </w:tblPr>
-      <w:tblGrid>
-        <w:gridCol w:w="8965"/>
-      </w:tblGrid>
-      <w:tr>
-        <w:tc>
-          <w:tcPr>
-            <w:tcW w:type="dxa" w:w="9026"/>
-            <w:shd w:val="clear" w:color="auto" w:fill="FFF2CC"/>
-          </w:tcPr>
-          <w:p>
-            <w:pPr>
-              <w:keepNext/>
-              <w:spacing w:before="80" w:after="40"/>
-            </w:pPr>
-            <w:r>
-              <w:rPr>
-                <w:rFonts w:ascii="Arial" w:hAnsi="Arial" w:cs="Arial" w:eastAsia="Arial"/>
-                <w:b/>
-                <w:i w:val="0"/>
-                <w:color w:val="9C5700"/>
-                <w:sz w:val="19"/>
-              </w:rPr>
-              <w:t xml:space="preserve">[SCREENSHOT 9.1]  </w:t>
-            </w:r>
-            <w:r>
-              <w:rPr>
-                <w:rFonts w:ascii="Arial" w:hAnsi="Arial" w:cs="Arial" w:eastAsia="Arial"/>
-                <w:b/>
-                <w:i w:val="0"/>
-                <w:sz w:val="19"/>
-              </w:rPr>
-              <w:t>My completed Q-learning code</w:t>
-            </w:r>
-          </w:p>
-          <w:p>
-            <w:pPr>
-              <w:keepNext/>
-              <w:spacing w:before="0" w:after="40"/>
-            </w:pPr>
-            <w:r>
-              <w:rPr>
-                <w:rFonts w:ascii="Arial" w:hAnsi="Arial" w:cs="Arial" w:eastAsia="Arial"/>
-                <w:b w:val="0"/>
-                <w:i w:val="0"/>
-                <w:sz w:val="17"/>
-              </w:rPr>
-              <w:t xml:space="preserve">What to capture: turn on line numbers, then the </w:t>
-            </w:r>
-            <w:r>
-              <w:rPr>
-                <w:rFonts w:ascii="Consolas" w:hAnsi="Consolas" w:cs="Consolas" w:eastAsia="Consolas"/>
-                <w:b w:val="0"/>
-                <w:i w:val="0"/>
-                <w:sz w:val="16"/>
-              </w:rPr>
-              <w:t>QLearningAgent</w:t>
-            </w:r>
-            <w:r>
-              <w:rPr>
-                <w:rFonts w:ascii="Arial" w:hAnsi="Arial" w:cs="Arial" w:eastAsia="Arial"/>
-                <w:b w:val="0"/>
-                <w:i w:val="0"/>
-                <w:sz w:val="17"/>
-              </w:rPr>
-              <w:t xml:space="preserve"> cell </w:t>
-            </w:r>
-            <w:r>
-              <w:rPr>
-                <w:rFonts w:ascii="Arial" w:hAnsi="Arial" w:cs="Arial" w:eastAsia="Arial"/>
-                <w:b/>
-                <w:i w:val="0"/>
-                <w:sz w:val="17"/>
-              </w:rPr>
-              <w:t>lines 47–103</w:t>
-            </w:r>
-            <w:r>
-              <w:rPr>
-                <w:rFonts w:ascii="Arial" w:hAnsi="Arial" w:cs="Arial" w:eastAsia="Arial"/>
-                <w:b w:val="0"/>
-                <w:i w:val="0"/>
-                <w:sz w:val="17"/>
-              </w:rPr>
-              <w:t xml:space="preserve"> (</w:t>
-            </w:r>
-            <w:r>
-              <w:rPr>
-                <w:rFonts w:ascii="Consolas" w:hAnsi="Consolas" w:cs="Consolas" w:eastAsia="Consolas"/>
-                <w:b w:val="0"/>
-                <w:i w:val="0"/>
-                <w:sz w:val="16"/>
-              </w:rPr>
-              <w:t>get_value</w:t>
-            </w:r>
-            <w:r>
-              <w:rPr>
-                <w:rFonts w:ascii="Arial" w:hAnsi="Arial" w:cs="Arial" w:eastAsia="Arial"/>
-                <w:b w:val="0"/>
-                <w:i w:val="0"/>
-                <w:sz w:val="17"/>
-              </w:rPr>
-              <w:t xml:space="preserve">, </w:t>
-            </w:r>
-            <w:r>
-              <w:rPr>
-                <w:rFonts w:ascii="Consolas" w:hAnsi="Consolas" w:cs="Consolas" w:eastAsia="Consolas"/>
-                <w:b w:val="0"/>
-                <w:i w:val="0"/>
-                <w:sz w:val="16"/>
-              </w:rPr>
-              <w:t>update</w:t>
-            </w:r>
-            <w:r>
-              <w:rPr>
-                <w:rFonts w:ascii="Arial" w:hAnsi="Arial" w:cs="Arial" w:eastAsia="Arial"/>
-                <w:b w:val="0"/>
-                <w:i w:val="0"/>
-                <w:sz w:val="17"/>
-              </w:rPr>
-              <w:t xml:space="preserve">, </w:t>
-            </w:r>
-            <w:r>
-              <w:rPr>
-                <w:rFonts w:ascii="Consolas" w:hAnsi="Consolas" w:cs="Consolas" w:eastAsia="Consolas"/>
-                <w:b w:val="0"/>
-                <w:i w:val="0"/>
-                <w:sz w:val="16"/>
-              </w:rPr>
-              <w:t>get_best_action</w:t>
-            </w:r>
-            <w:r>
-              <w:rPr>
-                <w:rFonts w:ascii="Arial" w:hAnsi="Arial" w:cs="Arial" w:eastAsia="Arial"/>
-                <w:b w:val="0"/>
-                <w:i w:val="0"/>
-                <w:sz w:val="17"/>
-              </w:rPr>
-              <w:t xml:space="preserve">) as 9.1a, </w:t>
-            </w:r>
-            <w:r>
-              <w:rPr>
-                <w:rFonts w:ascii="Arial" w:hAnsi="Arial" w:cs="Arial" w:eastAsia="Arial"/>
-                <w:b/>
-                <w:i w:val="0"/>
-                <w:sz w:val="17"/>
-              </w:rPr>
-              <w:t>lines 107–140</w:t>
-            </w:r>
-            <w:r>
-              <w:rPr>
-                <w:rFonts w:ascii="Arial" w:hAnsi="Arial" w:cs="Arial" w:eastAsia="Arial"/>
-                <w:b w:val="0"/>
-                <w:i w:val="0"/>
-                <w:sz w:val="17"/>
-              </w:rPr>
-              <w:t xml:space="preserve"> (</w:t>
-            </w:r>
-            <w:r>
-              <w:rPr>
-                <w:rFonts w:ascii="Consolas" w:hAnsi="Consolas" w:cs="Consolas" w:eastAsia="Consolas"/>
-                <w:b w:val="0"/>
-                <w:i w:val="0"/>
-                <w:sz w:val="16"/>
-              </w:rPr>
-              <w:t>get_action</w:t>
-            </w:r>
-            <w:r>
-              <w:rPr>
-                <w:rFonts w:ascii="Arial" w:hAnsi="Arial" w:cs="Arial" w:eastAsia="Arial"/>
-                <w:b w:val="0"/>
-                <w:i w:val="0"/>
-                <w:sz w:val="17"/>
-              </w:rPr>
-              <w:t xml:space="preserve">) as 9.1b, and the </w:t>
-            </w:r>
-            <w:r>
-              <w:rPr>
-                <w:rFonts w:ascii="Consolas" w:hAnsi="Consolas" w:cs="Consolas" w:eastAsia="Consolas"/>
-                <w:b w:val="0"/>
-                <w:i w:val="0"/>
-                <w:sz w:val="16"/>
-              </w:rPr>
-              <w:t>play_and_train</w:t>
-            </w:r>
-            <w:r>
-              <w:rPr>
-                <w:rFonts w:ascii="Arial" w:hAnsi="Arial" w:cs="Arial" w:eastAsia="Arial"/>
-                <w:b w:val="0"/>
-                <w:i w:val="0"/>
-                <w:sz w:val="17"/>
-              </w:rPr>
-              <w:t xml:space="preserve"> cell </w:t>
-            </w:r>
-            <w:r>
-              <w:rPr>
-                <w:rFonts w:ascii="Arial" w:hAnsi="Arial" w:cs="Arial" w:eastAsia="Arial"/>
-                <w:b/>
-                <w:i w:val="0"/>
-                <w:sz w:val="17"/>
-              </w:rPr>
-              <w:t>lines 10–25</w:t>
-            </w:r>
-            <w:r>
-              <w:rPr>
-                <w:rFonts w:ascii="Arial" w:hAnsi="Arial" w:cs="Arial" w:eastAsia="Arial"/>
-                <w:b w:val="0"/>
-                <w:i w:val="0"/>
-                <w:sz w:val="17"/>
-              </w:rPr>
-              <w:t xml:space="preserve"> as 9.1c.</w:t>
-            </w:r>
-          </w:p>
-          <w:p>
-            <w:pPr>
-              <w:keepNext/>
-              <w:spacing w:before="0" w:after="80"/>
-            </w:pPr>
-            <w:r>
-              <w:rPr>
-                <w:rFonts w:ascii="Arial" w:hAnsi="Arial" w:cs="Arial" w:eastAsia="Arial"/>
-                <w:b w:val="0"/>
-                <w:i/>
-                <w:sz w:val="16"/>
-              </w:rPr>
-              <w:t xml:space="preserve">Save as </w:t>
-            </w:r>
-            <w:r>
-              <w:rPr>
-                <w:rFonts w:ascii="Consolas" w:hAnsi="Consolas" w:cs="Consolas" w:eastAsia="Consolas"/>
-                <w:b w:val="0"/>
-                <w:i/>
-                <w:sz w:val="15"/>
-              </w:rPr>
-              <w:t>Lab 9/screenshots/9.1a_qlearning_code.png (+ 9.1b, 9.1c)</w:t>
-            </w:r>
-            <w:r>
-              <w:rPr>
-                <w:rFonts w:ascii="Arial" w:hAnsi="Arial" w:cs="Arial" w:eastAsia="Arial"/>
-                <w:b w:val="0"/>
-                <w:i/>
-                <w:sz w:val="16"/>
-              </w:rPr>
-              <w:t xml:space="preserve"> then run </w:t>
-            </w:r>
-            <w:r>
-              <w:rPr>
-                <w:rFonts w:ascii="Consolas" w:hAnsi="Consolas" w:cs="Consolas" w:eastAsia="Consolas"/>
-                <w:b w:val="0"/>
-                <w:i/>
-                <w:sz w:val="15"/>
-              </w:rPr>
-              <w:t>python _tools/insert_screenshots.py</w:t>
-            </w:r>
-            <w:r>
-              <w:rPr>
-                <w:rFonts w:ascii="Arial" w:hAnsi="Arial" w:cs="Arial" w:eastAsia="Arial"/>
-                <w:b w:val="0"/>
-                <w:i/>
-                <w:sz w:val="16"/>
-              </w:rPr>
-              <w:t xml:space="preserve"> (or just paste the image here and delete this box).</w:t>
-            </w:r>
-          </w:p>
-        </w:tc>
-      </w:tr>
-    </w:tbl>
     <w:p>
       <w:pPr>
-        <w:spacing w:before="40" w:after="160"/>
+        <w:spacing w:before="40"/>
+        <w:jc w:val="center"/>
+        <w:rPr>
+          <w:rFonts w:ascii="Arial" w:eastAsia="Arial" w:hAnsi="Arial" w:cs="Arial"/>
+          <w:i/>
+          <w:sz w:val="17"/>
+        </w:rPr>
+      </w:pPr>
+      <w:r>
+        <w:rPr>
+          <w:rFonts w:ascii="Arial" w:eastAsia="Arial" w:hAnsi="Arial" w:cs="Arial"/>
+          <w:i/>
+          <w:noProof/>
+          <w:sz w:val="17"/>
+        </w:rPr>
+        <w:drawing>
+          <wp:inline distT="0" distB="0" distL="0" distR="0">
+            <wp:extent cx="5731510" cy="2775585"/>
+            <wp:effectExtent l="0" t="0" r="0" b="5715"/>
+            <wp:docPr id="719642671" name="Picture 1"/>
+            <wp:cNvGraphicFramePr>
+              <a:graphicFrameLocks xmlns:a="http://schemas.openxmlformats.org/drawingml/2006/main" noChangeAspect="1"/>
+            </wp:cNvGraphicFramePr>
+            <a:graphic xmlns:a="http://schemas.openxmlformats.org/drawingml/2006/main">
+              <a:graphicData uri="http://schemas.openxmlformats.org/drawingml/2006/picture">
+                <pic:pic xmlns:pic="http://schemas.openxmlformats.org/drawingml/2006/picture">
+                  <pic:nvPicPr>
+                    <pic:cNvPr id="719642671" name="Picture 719642671"/>
+                    <pic:cNvPicPr/>
+                  </pic:nvPicPr>
+                  <pic:blipFill>
+                    <a:blip r:embed="rId15" cstate="print">
+                      <a:extLst>
+                        <a:ext uri="{28A0092B-C50C-407E-A947-70E740481C1C}">
+                          <a14:useLocalDpi xmlns:a14="http://schemas.microsoft.com/office/drawing/2010/main" val="0"/>
+                        </a:ext>
+                      </a:extLst>
+                    </a:blip>
+                    <a:stretch>
+                      <a:fillRect/>
+                    </a:stretch>
+                  </pic:blipFill>
+                  <pic:spPr>
+                    <a:xfrm>
+                      <a:off x="0" y="0"/>
+                      <a:ext cx="5731510" cy="2775585"/>
+                    </a:xfrm>
+                    <a:prstGeom prst="rect">
+                      <a:avLst/>
+                    </a:prstGeom>
+                  </pic:spPr>
+                </pic:pic>
+              </a:graphicData>
+            </a:graphic>
+          </wp:inline>
+        </w:drawing>
+      </w:r>
+    </w:p>
+    <w:p>
+      <w:pPr>
+        <w:spacing w:before="40"/>
         <w:jc w:val="center"/>
       </w:pPr>
       <w:r>
         <w:rPr>
-          <w:rFonts w:ascii="Arial" w:hAnsi="Arial" w:cs="Arial" w:eastAsia="Arial"/>
-          <w:b w:val="0"/>
+          <w:rFonts w:ascii="Arial" w:eastAsia="Arial" w:hAnsi="Arial" w:cs="Arial"/>
           <w:i/>
           <w:sz w:val="17"/>
         </w:rPr>
         <w:t>Screenshot 9.1 – My completed Q-learning code</w:t>
       </w:r>
     </w:p>
-    <w:tbl>
-      <w:tblPr>
-        <w:tblStyle w:val="TableGrid"/>
-        <w:tblW w:type="dxa" w:w="8965"/>
-        <w:tblBorders>
-          <w:top w:val="dashed" w:sz="8" w:space="0" w:color="BF8F00"/>
-          <w:left w:val="dashed" w:sz="8" w:space="0" w:color="BF8F00"/>
-          <w:bottom w:val="dashed" w:sz="8" w:space="0" w:color="BF8F00"/>
-          <w:right w:val="dashed" w:sz="8" w:space="0" w:color="BF8F00"/>
-          <w:insideH w:val="dashed" w:sz="8" w:space="0" w:color="BF8F00"/>
-          <w:insideV w:val="dashed" w:sz="8" w:space="0" w:color="BF8F00"/>
-        </w:tblBorders>
-        <w:tblLayout w:type="fixed"/>
-        <w:tblLook w:firstColumn="1" w:firstRow="1" w:lastColumn="0" w:lastRow="0" w:noHBand="0" w:noVBand="1" w:val="04A0"/>
-      </w:tblPr>
-      <w:tblGrid>
-        <w:gridCol w:w="8965"/>
-      </w:tblGrid>
-      <w:tr>
-        <w:tc>
-          <w:tcPr>
-            <w:tcW w:type="dxa" w:w="9026"/>
-            <w:shd w:val="clear" w:color="auto" w:fill="FFF2CC"/>
-          </w:tcPr>
-          <w:p>
-            <w:pPr>
-              <w:keepNext/>
-              <w:spacing w:before="80" w:after="40"/>
-            </w:pPr>
-            <w:r>
-              <w:rPr>
-                <w:rFonts w:ascii="Arial" w:hAnsi="Arial" w:cs="Arial" w:eastAsia="Arial"/>
-                <w:b/>
-                <w:i w:val="0"/>
-                <w:color w:val="9C5700"/>
-                <w:sz w:val="19"/>
-              </w:rPr>
-              <w:t xml:space="preserve">[SCREENSHOT 9.2]  </w:t>
-            </w:r>
-            <w:r>
-              <w:rPr>
-                <w:rFonts w:ascii="Arial" w:hAnsi="Arial" w:cs="Arial" w:eastAsia="Arial"/>
-                <w:b/>
-                <w:i w:val="0"/>
-                <w:sz w:val="19"/>
-              </w:rPr>
-              <w:t>Taxi training (Task 1)</w:t>
-            </w:r>
-          </w:p>
-          <w:p>
-            <w:pPr>
-              <w:keepNext/>
-              <w:spacing w:before="0" w:after="40"/>
-            </w:pPr>
-            <w:r>
-              <w:rPr>
-                <w:rFonts w:ascii="Arial" w:hAnsi="Arial" w:cs="Arial" w:eastAsia="Arial"/>
-                <w:b w:val="0"/>
-                <w:i w:val="0"/>
-                <w:sz w:val="17"/>
-              </w:rPr>
-              <w:t>What to capture: the Taxi training cell with its reward plot and no AssertionError, plus the next cell's output (mean reward of the last 100 episodes ≈ 7.78).</w:t>
-            </w:r>
-          </w:p>
-          <w:p>
-            <w:pPr>
-              <w:keepNext/>
-              <w:spacing w:before="0" w:after="80"/>
-            </w:pPr>
-            <w:r>
-              <w:rPr>
-                <w:rFonts w:ascii="Arial" w:hAnsi="Arial" w:cs="Arial" w:eastAsia="Arial"/>
-                <w:b w:val="0"/>
-                <w:i/>
-                <w:sz w:val="16"/>
-              </w:rPr>
-              <w:t xml:space="preserve">Save as </w:t>
-            </w:r>
-            <w:r>
-              <w:rPr>
-                <w:rFonts w:ascii="Consolas" w:hAnsi="Consolas" w:cs="Consolas" w:eastAsia="Consolas"/>
-                <w:b w:val="0"/>
-                <w:i/>
-                <w:sz w:val="15"/>
-              </w:rPr>
-              <w:t>Lab 9/screenshots/9.2_taxi_training.png</w:t>
-            </w:r>
-            <w:r>
-              <w:rPr>
-                <w:rFonts w:ascii="Arial" w:hAnsi="Arial" w:cs="Arial" w:eastAsia="Arial"/>
-                <w:b w:val="0"/>
-                <w:i/>
-                <w:sz w:val="16"/>
-              </w:rPr>
-              <w:t xml:space="preserve"> then run </w:t>
-            </w:r>
-            <w:r>
-              <w:rPr>
-                <w:rFonts w:ascii="Consolas" w:hAnsi="Consolas" w:cs="Consolas" w:eastAsia="Consolas"/>
-                <w:b w:val="0"/>
-                <w:i/>
-                <w:sz w:val="15"/>
-              </w:rPr>
-              <w:t>python _tools/insert_screenshots.py</w:t>
-            </w:r>
-            <w:r>
-              <w:rPr>
-                <w:rFonts w:ascii="Arial" w:hAnsi="Arial" w:cs="Arial" w:eastAsia="Arial"/>
-                <w:b w:val="0"/>
-                <w:i/>
-                <w:sz w:val="16"/>
-              </w:rPr>
-              <w:t xml:space="preserve"> (or just paste the image here and delete this box).</w:t>
-            </w:r>
-          </w:p>
-        </w:tc>
-      </w:tr>
-    </w:tbl>
     <w:p>
       <w:pPr>
-        <w:spacing w:before="40" w:after="160"/>
+        <w:spacing w:before="40"/>
+        <w:jc w:val="center"/>
+        <w:rPr>
+          <w:rFonts w:ascii="Arial" w:eastAsia="Arial" w:hAnsi="Arial" w:cs="Arial"/>
+          <w:i/>
+          <w:sz w:val="17"/>
+        </w:rPr>
+      </w:pPr>
+      <w:r>
+        <w:rPr>
+          <w:rFonts w:ascii="Arial" w:eastAsia="Arial" w:hAnsi="Arial" w:cs="Arial"/>
+          <w:i/>
+          <w:noProof/>
+          <w:sz w:val="17"/>
+        </w:rPr>
+        <w:lastRenderedPageBreak/>
+        <w:drawing>
+          <wp:inline distT="0" distB="0" distL="0" distR="0">
+            <wp:extent cx="5731510" cy="2610485"/>
+            <wp:effectExtent l="0" t="0" r="0" b="5715"/>
+            <wp:docPr id="181614935" name="Picture 2" descr="A screenshot of a game&#10;&#10;AI-generated content may be incorrect."/>
+            <wp:cNvGraphicFramePr>
+              <a:graphicFrameLocks xmlns:a="http://schemas.openxmlformats.org/drawingml/2006/main" noChangeAspect="1"/>
+            </wp:cNvGraphicFramePr>
+            <a:graphic xmlns:a="http://schemas.openxmlformats.org/drawingml/2006/main">
+              <a:graphicData uri="http://schemas.openxmlformats.org/drawingml/2006/picture">
+                <pic:pic xmlns:pic="http://schemas.openxmlformats.org/drawingml/2006/picture">
+                  <pic:nvPicPr>
+                    <pic:cNvPr id="181614935" name="Picture 2" descr="A screenshot of a game&#10;&#10;AI-generated content may be incorrect."/>
+                    <pic:cNvPicPr/>
+                  </pic:nvPicPr>
+                  <pic:blipFill>
+                    <a:blip r:embed="rId16" cstate="print">
+                      <a:extLst>
+                        <a:ext uri="{28A0092B-C50C-407E-A947-70E740481C1C}">
+                          <a14:useLocalDpi xmlns:a14="http://schemas.microsoft.com/office/drawing/2010/main" val="0"/>
+                        </a:ext>
+                      </a:extLst>
+                    </a:blip>
+                    <a:stretch>
+                      <a:fillRect/>
+                    </a:stretch>
+                  </pic:blipFill>
+                  <pic:spPr>
+                    <a:xfrm>
+                      <a:off x="0" y="0"/>
+                      <a:ext cx="5731510" cy="2610485"/>
+                    </a:xfrm>
+                    <a:prstGeom prst="rect">
+                      <a:avLst/>
+                    </a:prstGeom>
+                  </pic:spPr>
+                </pic:pic>
+              </a:graphicData>
+            </a:graphic>
+          </wp:inline>
+        </w:drawing>
+      </w:r>
+    </w:p>
+    <w:p>
+      <w:pPr>
+        <w:spacing w:before="40"/>
         <w:jc w:val="center"/>
       </w:pPr>
       <w:r>
         <w:rPr>
-          <w:rFonts w:ascii="Arial" w:hAnsi="Arial" w:cs="Arial" w:eastAsia="Arial"/>
-          <w:b w:val="0"/>
+          <w:rFonts w:ascii="Arial" w:eastAsia="Arial" w:hAnsi="Arial" w:cs="Arial"/>
           <w:i/>
           <w:sz w:val="17"/>
         </w:rPr>
         <w:t>Screenshot 9.2 – Taxi training (Task 1)</w:t>
       </w:r>
     </w:p>
-    <w:tbl>
-      <w:tblPr>
-        <w:tblStyle w:val="TableGrid"/>
-        <w:tblW w:type="dxa" w:w="8965"/>
-        <w:tblBorders>
-          <w:top w:val="dashed" w:sz="8" w:space="0" w:color="BF8F00"/>
-          <w:left w:val="dashed" w:sz="8" w:space="0" w:color="BF8F00"/>
-          <w:bottom w:val="dashed" w:sz="8" w:space="0" w:color="BF8F00"/>
-          <w:right w:val="dashed" w:sz="8" w:space="0" w:color="BF8F00"/>
-          <w:insideH w:val="dashed" w:sz="8" w:space="0" w:color="BF8F00"/>
-          <w:insideV w:val="dashed" w:sz="8" w:space="0" w:color="BF8F00"/>
-        </w:tblBorders>
-        <w:tblLayout w:type="fixed"/>
-        <w:tblLook w:firstColumn="1" w:firstRow="1" w:lastColumn="0" w:lastRow="0" w:noHBand="0" w:noVBand="1" w:val="04A0"/>
-      </w:tblPr>
-      <w:tblGrid>
-        <w:gridCol w:w="8965"/>
-      </w:tblGrid>
-      <w:tr>
-        <w:tc>
-          <w:tcPr>
-            <w:tcW w:type="dxa" w:w="9026"/>
-            <w:shd w:val="clear" w:color="auto" w:fill="FFF2CC"/>
-          </w:tcPr>
-          <w:p>
-            <w:pPr>
-              <w:keepNext/>
-              <w:spacing w:before="80" w:after="40"/>
-            </w:pPr>
-            <w:r>
-              <w:rPr>
-                <w:rFonts w:ascii="Arial" w:hAnsi="Arial" w:cs="Arial" w:eastAsia="Arial"/>
-                <w:b/>
-                <w:i w:val="0"/>
-                <w:color w:val="9C5700"/>
-                <w:sz w:val="19"/>
-              </w:rPr>
-              <w:t xml:space="preserve">[SCREENSHOT 9.3]  </w:t>
-            </w:r>
-            <w:r>
-              <w:rPr>
-                <w:rFonts w:ascii="Arial" w:hAnsi="Arial" w:cs="Arial" w:eastAsia="Arial"/>
-                <w:b/>
-                <w:i w:val="0"/>
-                <w:sz w:val="19"/>
-              </w:rPr>
-              <w:t>CartPole with my discretizer</w:t>
-            </w:r>
-          </w:p>
-          <w:p>
-            <w:pPr>
-              <w:keepNext/>
-              <w:spacing w:before="0" w:after="40"/>
-            </w:pPr>
-            <w:r>
-              <w:rPr>
-                <w:rFonts w:ascii="Arial" w:hAnsi="Arial" w:cs="Arial" w:eastAsia="Arial"/>
-                <w:b w:val="0"/>
-                <w:i w:val="0"/>
-                <w:sz w:val="17"/>
-              </w:rPr>
-              <w:t xml:space="preserve">What to capture: my </w:t>
-            </w:r>
-            <w:r>
-              <w:rPr>
-                <w:rFonts w:ascii="Consolas" w:hAnsi="Consolas" w:cs="Consolas" w:eastAsia="Consolas"/>
-                <w:b w:val="0"/>
-                <w:i w:val="0"/>
-                <w:sz w:val="16"/>
-              </w:rPr>
-              <w:t>Discretizer</w:t>
-            </w:r>
-            <w:r>
-              <w:rPr>
-                <w:rFonts w:ascii="Arial" w:hAnsi="Arial" w:cs="Arial" w:eastAsia="Arial"/>
-                <w:b w:val="0"/>
-                <w:i w:val="0"/>
-                <w:sz w:val="17"/>
-              </w:rPr>
-              <w:t xml:space="preserve"> code (</w:t>
-            </w:r>
-            <w:r>
-              <w:rPr>
-                <w:rFonts w:ascii="Arial" w:hAnsi="Arial" w:cs="Arial" w:eastAsia="Arial"/>
-                <w:b/>
-                <w:i w:val="0"/>
-                <w:sz w:val="17"/>
-              </w:rPr>
-              <w:t>lines 13–19</w:t>
-            </w:r>
-            <w:r>
-              <w:rPr>
-                <w:rFonts w:ascii="Arial" w:hAnsi="Arial" w:cs="Arial" w:eastAsia="Arial"/>
-                <w:b w:val="0"/>
-                <w:i w:val="0"/>
-                <w:sz w:val="17"/>
-              </w:rPr>
-              <w:t xml:space="preserve"> of that cell) + the training plot, and the “How did it go?” output (ewma ≈ 135.9).</w:t>
-            </w:r>
-          </w:p>
-          <w:p>
-            <w:pPr>
-              <w:keepNext/>
-              <w:spacing w:before="0" w:after="80"/>
-            </w:pPr>
-            <w:r>
-              <w:rPr>
-                <w:rFonts w:ascii="Arial" w:hAnsi="Arial" w:cs="Arial" w:eastAsia="Arial"/>
-                <w:b w:val="0"/>
-                <w:i/>
-                <w:sz w:val="16"/>
-              </w:rPr>
-              <w:t xml:space="preserve">Save as </w:t>
-            </w:r>
-            <w:r>
-              <w:rPr>
-                <w:rFonts w:ascii="Consolas" w:hAnsi="Consolas" w:cs="Consolas" w:eastAsia="Consolas"/>
-                <w:b w:val="0"/>
-                <w:i/>
-                <w:sz w:val="15"/>
-              </w:rPr>
-              <w:t>Lab 9/screenshots/9.3_cartpole_training.png</w:t>
-            </w:r>
-            <w:r>
-              <w:rPr>
-                <w:rFonts w:ascii="Arial" w:hAnsi="Arial" w:cs="Arial" w:eastAsia="Arial"/>
-                <w:b w:val="0"/>
-                <w:i/>
-                <w:sz w:val="16"/>
-              </w:rPr>
-              <w:t xml:space="preserve"> then run </w:t>
-            </w:r>
-            <w:r>
-              <w:rPr>
-                <w:rFonts w:ascii="Consolas" w:hAnsi="Consolas" w:cs="Consolas" w:eastAsia="Consolas"/>
-                <w:b w:val="0"/>
-                <w:i/>
-                <w:sz w:val="15"/>
-              </w:rPr>
-              <w:t>python _tools/insert_screenshots.py</w:t>
-            </w:r>
-            <w:r>
-              <w:rPr>
-                <w:rFonts w:ascii="Arial" w:hAnsi="Arial" w:cs="Arial" w:eastAsia="Arial"/>
-                <w:b w:val="0"/>
-                <w:i/>
-                <w:sz w:val="16"/>
-              </w:rPr>
-              <w:t xml:space="preserve"> (or just paste the image here and delete this box).</w:t>
-            </w:r>
-          </w:p>
-        </w:tc>
-      </w:tr>
-    </w:tbl>
     <w:p>
       <w:pPr>
-        <w:spacing w:before="40" w:after="160"/>
+        <w:spacing w:before="40"/>
+        <w:jc w:val="center"/>
+        <w:rPr>
+          <w:rFonts w:ascii="Arial" w:eastAsia="Arial" w:hAnsi="Arial" w:cs="Arial"/>
+          <w:i/>
+          <w:sz w:val="17"/>
+        </w:rPr>
+      </w:pPr>
+      <w:r>
+        <w:rPr>
+          <w:rFonts w:ascii="Arial" w:eastAsia="Arial" w:hAnsi="Arial" w:cs="Arial"/>
+          <w:i/>
+          <w:noProof/>
+          <w:sz w:val="17"/>
+        </w:rPr>
+        <w:drawing>
+          <wp:inline distT="0" distB="0" distL="0" distR="0">
+            <wp:extent cx="5731510" cy="2169795"/>
+            <wp:effectExtent l="0" t="0" r="0" b="1905"/>
+            <wp:docPr id="269077546" name="Picture 3" descr="A screenshot of a computer&#10;&#10;AI-generated content may be incorrect."/>
+            <wp:cNvGraphicFramePr>
+              <a:graphicFrameLocks xmlns:a="http://schemas.openxmlformats.org/drawingml/2006/main" noChangeAspect="1"/>
+            </wp:cNvGraphicFramePr>
+            <a:graphic xmlns:a="http://schemas.openxmlformats.org/drawingml/2006/main">
+              <a:graphicData uri="http://schemas.openxmlformats.org/drawingml/2006/picture">
+                <pic:pic xmlns:pic="http://schemas.openxmlformats.org/drawingml/2006/picture">
+                  <pic:nvPicPr>
+                    <pic:cNvPr id="269077546" name="Picture 3" descr="A screenshot of a computer&#10;&#10;AI-generated content may be incorrect."/>
+                    <pic:cNvPicPr/>
+                  </pic:nvPicPr>
+                  <pic:blipFill>
+                    <a:blip r:embed="rId17" cstate="print">
+                      <a:extLst>
+                        <a:ext uri="{28A0092B-C50C-407E-A947-70E740481C1C}">
+                          <a14:useLocalDpi xmlns:a14="http://schemas.microsoft.com/office/drawing/2010/main" val="0"/>
+                        </a:ext>
+                      </a:extLst>
+                    </a:blip>
+                    <a:stretch>
+                      <a:fillRect/>
+                    </a:stretch>
+                  </pic:blipFill>
+                  <pic:spPr>
+                    <a:xfrm>
+                      <a:off x="0" y="0"/>
+                      <a:ext cx="5731510" cy="2169795"/>
+                    </a:xfrm>
+                    <a:prstGeom prst="rect">
+                      <a:avLst/>
+                    </a:prstGeom>
+                  </pic:spPr>
+                </pic:pic>
+              </a:graphicData>
+            </a:graphic>
+          </wp:inline>
+        </w:drawing>
+      </w:r>
+    </w:p>
+    <w:p>
+      <w:pPr>
+        <w:spacing w:before="40"/>
         <w:jc w:val="center"/>
       </w:pPr>
       <w:r>
         <w:rPr>
-          <w:rFonts w:ascii="Arial" w:hAnsi="Arial" w:cs="Arial" w:eastAsia="Arial"/>
-          <w:b w:val="0"/>
+          <w:rFonts w:ascii="Arial" w:eastAsia="Arial" w:hAnsi="Arial" w:cs="Arial"/>
           <w:i/>
           <w:sz w:val="17"/>
         </w:rPr>
-        <w:t>Screenshot 9.3 – CartPole with my discretizer</w:t>
+        <w:t xml:space="preserve">Screenshot 9.3 – </w:t>
+      </w:r>
+      <w:proofErr w:type="spellStart"/>
+      <w:r>
+        <w:rPr>
+          <w:rFonts w:ascii="Arial" w:eastAsia="Arial" w:hAnsi="Arial" w:cs="Arial"/>
+          <w:i/>
+          <w:sz w:val="17"/>
+        </w:rPr>
+        <w:t>CartPole</w:t>
+      </w:r>
+      <w:proofErr w:type="spellEnd"/>
+      <w:r>
+        <w:rPr>
+          <w:rFonts w:ascii="Arial" w:eastAsia="Arial" w:hAnsi="Arial" w:cs="Arial"/>
+          <w:i/>
+          <w:sz w:val="17"/>
+        </w:rPr>
+        <w:t xml:space="preserve"> with my discretizer</w:t>
       </w:r>
     </w:p>
-    <w:tbl>
-      <w:tblPr>
-        <w:tblStyle w:val="TableGrid"/>
-        <w:tblW w:type="dxa" w:w="8965"/>
-        <w:tblBorders>
-          <w:top w:val="dashed" w:sz="8" w:space="0" w:color="BF8F00"/>
-          <w:left w:val="dashed" w:sz="8" w:space="0" w:color="BF8F00"/>
-          <w:bottom w:val="dashed" w:sz="8" w:space="0" w:color="BF8F00"/>
-          <w:right w:val="dashed" w:sz="8" w:space="0" w:color="BF8F00"/>
-          <w:insideH w:val="dashed" w:sz="8" w:space="0" w:color="BF8F00"/>
-          <w:insideV w:val="dashed" w:sz="8" w:space="0" w:color="BF8F00"/>
-        </w:tblBorders>
-        <w:tblLayout w:type="fixed"/>
-        <w:tblLook w:firstColumn="1" w:firstRow="1" w:lastColumn="0" w:lastRow="0" w:noHBand="0" w:noVBand="1" w:val="04A0"/>
-      </w:tblPr>
-      <w:tblGrid>
-        <w:gridCol w:w="8965"/>
-      </w:tblGrid>
-      <w:tr>
-        <w:tc>
-          <w:tcPr>
-            <w:tcW w:type="dxa" w:w="9026"/>
-            <w:shd w:val="clear" w:color="auto" w:fill="FFF2CC"/>
-          </w:tcPr>
-          <w:p>
-            <w:pPr>
-              <w:keepNext/>
-              <w:spacing w:before="80" w:after="40"/>
-            </w:pPr>
-            <w:r>
-              <w:rPr>
-                <w:rFonts w:ascii="Arial" w:hAnsi="Arial" w:cs="Arial" w:eastAsia="Arial"/>
-                <w:b/>
-                <w:i w:val="0"/>
-                <w:color w:val="9C5700"/>
-                <w:sz w:val="19"/>
-              </w:rPr>
-              <w:t xml:space="preserve">[SCREENSHOT 9.4]  </w:t>
-            </w:r>
-            <w:r>
-              <w:rPr>
-                <w:rFonts w:ascii="Arial" w:hAnsi="Arial" w:cs="Arial" w:eastAsia="Arial"/>
-                <w:b/>
-                <w:i w:val="0"/>
-                <w:sz w:val="19"/>
-              </w:rPr>
-              <w:t>Extra – EV-SARSA vs Q-learning</w:t>
-            </w:r>
-          </w:p>
-          <w:p>
-            <w:pPr>
-              <w:keepNext/>
-              <w:spacing w:before="0" w:after="40"/>
-            </w:pPr>
-            <w:r>
-              <w:rPr>
-                <w:rFonts w:ascii="Arial" w:hAnsi="Arial" w:cs="Arial" w:eastAsia="Arial"/>
-                <w:b w:val="0"/>
-                <w:i w:val="0"/>
-                <w:sz w:val="17"/>
-              </w:rPr>
-              <w:t>What to capture: the CliffWalking benchmark plot, the two average-reward lines and the greedy-path picture.</w:t>
-            </w:r>
-          </w:p>
-          <w:p>
-            <w:pPr>
-              <w:keepNext/>
-              <w:spacing w:before="0" w:after="80"/>
-            </w:pPr>
-            <w:r>
-              <w:rPr>
-                <w:rFonts w:ascii="Arial" w:hAnsi="Arial" w:cs="Arial" w:eastAsia="Arial"/>
-                <w:b w:val="0"/>
-                <w:i/>
-                <w:sz w:val="16"/>
-              </w:rPr>
-              <w:t xml:space="preserve">Save as </w:t>
-            </w:r>
-            <w:r>
-              <w:rPr>
-                <w:rFonts w:ascii="Consolas" w:hAnsi="Consolas" w:cs="Consolas" w:eastAsia="Consolas"/>
-                <w:b w:val="0"/>
-                <w:i/>
-                <w:sz w:val="15"/>
-              </w:rPr>
-              <w:t>Lab 9/screenshots/9.4_evsarsa_vs_qlearning.png</w:t>
-            </w:r>
-            <w:r>
-              <w:rPr>
-                <w:rFonts w:ascii="Arial" w:hAnsi="Arial" w:cs="Arial" w:eastAsia="Arial"/>
-                <w:b w:val="0"/>
-                <w:i/>
-                <w:sz w:val="16"/>
-              </w:rPr>
-              <w:t xml:space="preserve"> then run </w:t>
-            </w:r>
-            <w:r>
-              <w:rPr>
-                <w:rFonts w:ascii="Consolas" w:hAnsi="Consolas" w:cs="Consolas" w:eastAsia="Consolas"/>
-                <w:b w:val="0"/>
-                <w:i/>
-                <w:sz w:val="15"/>
-              </w:rPr>
-              <w:t>python _tools/insert_screenshots.py</w:t>
-            </w:r>
-            <w:r>
-              <w:rPr>
-                <w:rFonts w:ascii="Arial" w:hAnsi="Arial" w:cs="Arial" w:eastAsia="Arial"/>
-                <w:b w:val="0"/>
-                <w:i/>
-                <w:sz w:val="16"/>
-              </w:rPr>
-              <w:t xml:space="preserve"> (or just paste the image here and delete this box).</w:t>
-            </w:r>
-          </w:p>
-        </w:tc>
-      </w:tr>
-    </w:tbl>
     <w:p>
       <w:pPr>
-        <w:spacing w:before="40" w:after="160"/>
+        <w:spacing w:before="40"/>
+        <w:jc w:val="center"/>
+        <w:rPr>
+          <w:rFonts w:ascii="Arial" w:eastAsia="Arial" w:hAnsi="Arial" w:cs="Arial"/>
+          <w:i/>
+          <w:sz w:val="17"/>
+        </w:rPr>
+      </w:pPr>
+      <w:r>
+        <w:rPr>
+          <w:rFonts w:ascii="Arial" w:eastAsia="Arial" w:hAnsi="Arial" w:cs="Arial"/>
+          <w:i/>
+          <w:noProof/>
+          <w:sz w:val="17"/>
+        </w:rPr>
+        <w:drawing>
+          <wp:inline distT="0" distB="0" distL="0" distR="0">
+            <wp:extent cx="5731510" cy="3040380"/>
+            <wp:effectExtent l="0" t="0" r="0" b="0"/>
+            <wp:docPr id="135724209" name="Picture 5" descr="A screenshot of a computer program&#10;&#10;AI-generated content may be incorrect."/>
+            <wp:cNvGraphicFramePr>
+              <a:graphicFrameLocks xmlns:a="http://schemas.openxmlformats.org/drawingml/2006/main" noChangeAspect="1"/>
+            </wp:cNvGraphicFramePr>
+            <a:graphic xmlns:a="http://schemas.openxmlformats.org/drawingml/2006/main">
+              <a:graphicData uri="http://schemas.openxmlformats.org/drawingml/2006/picture">
+                <pic:pic xmlns:pic="http://schemas.openxmlformats.org/drawingml/2006/picture">
+                  <pic:nvPicPr>
+                    <pic:cNvPr id="135724209" name="Picture 5" descr="A screenshot of a computer program&#10;&#10;AI-generated content may be incorrect."/>
+                    <pic:cNvPicPr/>
+                  </pic:nvPicPr>
+                  <pic:blipFill>
+                    <a:blip r:embed="rId18" cstate="print">
+                      <a:extLst>
+                        <a:ext uri="{28A0092B-C50C-407E-A947-70E740481C1C}">
+                          <a14:useLocalDpi xmlns:a14="http://schemas.microsoft.com/office/drawing/2010/main" val="0"/>
+                        </a:ext>
+                      </a:extLst>
+                    </a:blip>
+                    <a:stretch>
+                      <a:fillRect/>
+                    </a:stretch>
+                  </pic:blipFill>
+                  <pic:spPr>
+                    <a:xfrm>
+                      <a:off x="0" y="0"/>
+                      <a:ext cx="5731510" cy="3040380"/>
+                    </a:xfrm>
+                    <a:prstGeom prst="rect">
+                      <a:avLst/>
+                    </a:prstGeom>
+                  </pic:spPr>
+                </pic:pic>
+              </a:graphicData>
+            </a:graphic>
+          </wp:inline>
+        </w:drawing>
+      </w:r>
+    </w:p>
+    <w:p>
+      <w:pPr>
+        <w:spacing w:before="40"/>
         <w:jc w:val="center"/>
       </w:pPr>
       <w:r>
         <w:rPr>
-          <w:rFonts w:ascii="Arial" w:hAnsi="Arial" w:cs="Arial" w:eastAsia="Arial"/>
-          <w:b w:val="0"/>
+          <w:rFonts w:ascii="Arial" w:eastAsia="Arial" w:hAnsi="Arial" w:cs="Arial"/>
           <w:i/>
           <w:sz w:val="17"/>
         </w:rPr>
         <w:t>Screenshot 9.4 – Extra – EV-SARSA vs Q-learning</w:t>
       </w:r>
     </w:p>
-    <w:tbl>
-      <w:tblPr>
-        <w:tblStyle w:val="TableGrid"/>
-        <w:tblW w:type="dxa" w:w="8965"/>
-        <w:tblBorders>
-          <w:top w:val="dashed" w:sz="8" w:space="0" w:color="BF8F00"/>
-          <w:left w:val="dashed" w:sz="8" w:space="0" w:color="BF8F00"/>
-          <w:bottom w:val="dashed" w:sz="8" w:space="0" w:color="BF8F00"/>
-          <w:right w:val="dashed" w:sz="8" w:space="0" w:color="BF8F00"/>
-          <w:insideH w:val="dashed" w:sz="8" w:space="0" w:color="BF8F00"/>
-          <w:insideV w:val="dashed" w:sz="8" w:space="0" w:color="BF8F00"/>
-        </w:tblBorders>
-        <w:tblLayout w:type="fixed"/>
-        <w:tblLook w:firstColumn="1" w:firstRow="1" w:lastColumn="0" w:lastRow="0" w:noHBand="0" w:noVBand="1" w:val="04A0"/>
-      </w:tblPr>
-      <w:tblGrid>
-        <w:gridCol w:w="8965"/>
-      </w:tblGrid>
-      <w:tr>
-        <w:tc>
-          <w:tcPr>
-            <w:tcW w:type="dxa" w:w="9026"/>
-            <w:shd w:val="clear" w:color="auto" w:fill="FFF2CC"/>
-          </w:tcPr>
-          <w:p>
-            <w:pPr>
-              <w:keepNext/>
-              <w:spacing w:before="80" w:after="40"/>
-            </w:pPr>
-            <w:r>
-              <w:rPr>
-                <w:rFonts w:ascii="Arial" w:hAnsi="Arial" w:cs="Arial" w:eastAsia="Arial"/>
-                <w:b/>
-                <w:i w:val="0"/>
-                <w:color w:val="9C5700"/>
-                <w:sz w:val="19"/>
-              </w:rPr>
-              <w:t xml:space="preserve">[SCREENSHOT 9.5]  </w:t>
-            </w:r>
-            <w:r>
-              <w:rPr>
-                <w:rFonts w:ascii="Arial" w:hAnsi="Arial" w:cs="Arial" w:eastAsia="Arial"/>
-                <w:b/>
-                <w:i w:val="0"/>
-                <w:sz w:val="19"/>
-              </w:rPr>
-              <w:t>Task 2 – libraries installed on my laptop</w:t>
-            </w:r>
-          </w:p>
-          <w:p>
-            <w:pPr>
-              <w:keepNext/>
-              <w:spacing w:before="0" w:after="40"/>
-            </w:pPr>
-            <w:r>
-              <w:rPr>
-                <w:rFonts w:ascii="Arial" w:hAnsi="Arial" w:cs="Arial" w:eastAsia="Arial"/>
-                <w:b w:val="0"/>
-                <w:i w:val="0"/>
-                <w:sz w:val="17"/>
-              </w:rPr>
-              <w:t xml:space="preserve">What to capture: terminal: the end of the pip install + full output of </w:t>
-            </w:r>
-            <w:r>
-              <w:rPr>
-                <w:rFonts w:ascii="Consolas" w:hAnsi="Consolas" w:cs="Consolas" w:eastAsia="Consolas"/>
-                <w:b w:val="0"/>
-                <w:i w:val="0"/>
-                <w:sz w:val="16"/>
-              </w:rPr>
-              <w:t>python screenshot_demo_gym_check.py</w:t>
-            </w:r>
-            <w:r>
-              <w:rPr>
-                <w:rFonts w:ascii="Arial" w:hAnsi="Arial" w:cs="Arial" w:eastAsia="Arial"/>
-                <w:b w:val="0"/>
-                <w:i w:val="0"/>
-                <w:sz w:val="17"/>
-              </w:rPr>
-              <w:t xml:space="preserve"> down to “Gymnasium works locally”.</w:t>
-            </w:r>
-          </w:p>
-          <w:p>
-            <w:pPr>
-              <w:keepNext/>
-              <w:spacing w:before="0" w:after="80"/>
-            </w:pPr>
-            <w:r>
-              <w:rPr>
-                <w:rFonts w:ascii="Arial" w:hAnsi="Arial" w:cs="Arial" w:eastAsia="Arial"/>
-                <w:b w:val="0"/>
-                <w:i/>
-                <w:sz w:val="16"/>
-              </w:rPr>
-              <w:t xml:space="preserve">Save as </w:t>
-            </w:r>
-            <w:r>
-              <w:rPr>
-                <w:rFonts w:ascii="Consolas" w:hAnsi="Consolas" w:cs="Consolas" w:eastAsia="Consolas"/>
-                <w:b w:val="0"/>
-                <w:i/>
-                <w:sz w:val="15"/>
-              </w:rPr>
-              <w:t>Lab 9/screenshots/9.5_local_gym_check.png</w:t>
-            </w:r>
-            <w:r>
-              <w:rPr>
-                <w:rFonts w:ascii="Arial" w:hAnsi="Arial" w:cs="Arial" w:eastAsia="Arial"/>
-                <w:b w:val="0"/>
-                <w:i/>
-                <w:sz w:val="16"/>
-              </w:rPr>
-              <w:t xml:space="preserve"> then run </w:t>
-            </w:r>
-            <w:r>
-              <w:rPr>
-                <w:rFonts w:ascii="Consolas" w:hAnsi="Consolas" w:cs="Consolas" w:eastAsia="Consolas"/>
-                <w:b w:val="0"/>
-                <w:i/>
-                <w:sz w:val="15"/>
-              </w:rPr>
-              <w:t>python _tools/insert_screenshots.py</w:t>
-            </w:r>
-            <w:r>
-              <w:rPr>
-                <w:rFonts w:ascii="Arial" w:hAnsi="Arial" w:cs="Arial" w:eastAsia="Arial"/>
-                <w:b w:val="0"/>
-                <w:i/>
-                <w:sz w:val="16"/>
-              </w:rPr>
-              <w:t xml:space="preserve"> (or just paste the image here and delete this box).</w:t>
-            </w:r>
-          </w:p>
-        </w:tc>
-      </w:tr>
-    </w:tbl>
     <w:p>
       <w:pPr>
-        <w:spacing w:before="40" w:after="160"/>
+        <w:spacing w:before="40"/>
         <w:jc w:val="center"/>
       </w:pPr>
       <w:r>
         <w:rPr>
-          <w:rFonts w:ascii="Arial" w:hAnsi="Arial" w:cs="Arial" w:eastAsia="Arial"/>
-          <w:b w:val="0"/>
+          <w:rFonts w:ascii="Arial" w:eastAsia="Arial" w:hAnsi="Arial" w:cs="Arial"/>
+          <w:i/>
+          <w:noProof/>
+          <w:sz w:val="17"/>
+        </w:rPr>
+        <w:lastRenderedPageBreak/>
+        <w:drawing>
+          <wp:inline distT="0" distB="0" distL="0" distR="0">
+            <wp:extent cx="5731510" cy="3597275"/>
+            <wp:effectExtent l="0" t="0" r="0" b="0"/>
+            <wp:docPr id="1793210951" name="Picture 6" descr="A screenshot of a computer program&#10;&#10;AI-generated content may be incorrect."/>
+            <wp:cNvGraphicFramePr>
+              <a:graphicFrameLocks xmlns:a="http://schemas.openxmlformats.org/drawingml/2006/main" noChangeAspect="1"/>
+            </wp:cNvGraphicFramePr>
+            <a:graphic xmlns:a="http://schemas.openxmlformats.org/drawingml/2006/main">
+              <a:graphicData uri="http://schemas.openxmlformats.org/drawingml/2006/picture">
+                <pic:pic xmlns:pic="http://schemas.openxmlformats.org/drawingml/2006/picture">
+                  <pic:nvPicPr>
+                    <pic:cNvPr id="1793210951" name="Picture 6" descr="A screenshot of a computer program&#10;&#10;AI-generated content may be incorrect."/>
+                    <pic:cNvPicPr/>
+                  </pic:nvPicPr>
+                  <pic:blipFill>
+                    <a:blip r:embed="rId19">
+                      <a:extLst>
+                        <a:ext uri="{28A0092B-C50C-407E-A947-70E740481C1C}">
+                          <a14:useLocalDpi xmlns:a14="http://schemas.microsoft.com/office/drawing/2010/main" val="0"/>
+                        </a:ext>
+                      </a:extLst>
+                    </a:blip>
+                    <a:stretch>
+                      <a:fillRect/>
+                    </a:stretch>
+                  </pic:blipFill>
+                  <pic:spPr>
+                    <a:xfrm>
+                      <a:off x="0" y="0"/>
+                      <a:ext cx="5731510" cy="3597275"/>
+                    </a:xfrm>
+                    <a:prstGeom prst="rect">
+                      <a:avLst/>
+                    </a:prstGeom>
+                  </pic:spPr>
+                </pic:pic>
+              </a:graphicData>
+            </a:graphic>
+          </wp:inline>
+        </w:drawing>
+      </w:r>
+      <w:r>
+        <w:rPr>
+          <w:rFonts w:ascii="Arial" w:eastAsia="Arial" w:hAnsi="Arial" w:cs="Arial"/>
           <w:i/>
           <w:sz w:val="17"/>
         </w:rPr>
         <w:t>Screenshot 9.5 – Task 2 – libraries installed on my laptop</w:t>
       </w:r>
     </w:p>
-    <w:tbl>
-      <w:tblPr>
-        <w:tblStyle w:val="TableGrid"/>
-        <w:tblW w:type="dxa" w:w="8965"/>
-        <w:tblBorders>
-          <w:top w:val="dashed" w:sz="8" w:space="0" w:color="BF8F00"/>
-          <w:left w:val="dashed" w:sz="8" w:space="0" w:color="BF8F00"/>
-          <w:bottom w:val="dashed" w:sz="8" w:space="0" w:color="BF8F00"/>
-          <w:right w:val="dashed" w:sz="8" w:space="0" w:color="BF8F00"/>
-          <w:insideH w:val="dashed" w:sz="8" w:space="0" w:color="BF8F00"/>
-          <w:insideV w:val="dashed" w:sz="8" w:space="0" w:color="BF8F00"/>
-        </w:tblBorders>
-        <w:tblLayout w:type="fixed"/>
-        <w:tblLook w:firstColumn="1" w:firstRow="1" w:lastColumn="0" w:lastRow="0" w:noHBand="0" w:noVBand="1" w:val="04A0"/>
-      </w:tblPr>
-      <w:tblGrid>
-        <w:gridCol w:w="8965"/>
-      </w:tblGrid>
-      <w:tr>
-        <w:tc>
-          <w:tcPr>
-            <w:tcW w:type="dxa" w:w="9026"/>
-            <w:shd w:val="clear" w:color="auto" w:fill="FFF2CC"/>
-          </w:tcPr>
-          <w:p>
-            <w:pPr>
-              <w:keepNext/>
-              <w:spacing w:before="80" w:after="40"/>
-            </w:pPr>
-            <w:r>
-              <w:rPr>
-                <w:rFonts w:ascii="Arial" w:hAnsi="Arial" w:cs="Arial" w:eastAsia="Arial"/>
-                <w:b/>
-                <w:i w:val="0"/>
-                <w:color w:val="9C5700"/>
-                <w:sz w:val="19"/>
-              </w:rPr>
-              <w:t xml:space="preserve">[SCREENSHOT 9.6]  </w:t>
-            </w:r>
-            <w:r>
-              <w:rPr>
-                <w:rFonts w:ascii="Arial" w:hAnsi="Arial" w:cs="Arial" w:eastAsia="Arial"/>
-                <w:b/>
-                <w:i w:val="0"/>
-                <w:sz w:val="19"/>
-              </w:rPr>
-              <w:t>Task 2 – the notebook running locally</w:t>
-            </w:r>
-          </w:p>
-          <w:p>
-            <w:pPr>
-              <w:keepNext/>
-              <w:spacing w:before="0" w:after="40"/>
-            </w:pPr>
-            <w:r>
-              <w:rPr>
-                <w:rFonts w:ascii="Arial" w:hAnsi="Arial" w:cs="Arial" w:eastAsia="Arial"/>
-                <w:b w:val="0"/>
-                <w:i w:val="0"/>
-                <w:sz w:val="17"/>
-              </w:rPr>
-              <w:t xml:space="preserve">What to capture: the notebook open in Jupyter on your laptop (address bar shows </w:t>
-            </w:r>
-            <w:r>
-              <w:rPr>
-                <w:rFonts w:ascii="Consolas" w:hAnsi="Consolas" w:cs="Consolas" w:eastAsia="Consolas"/>
-                <w:b w:val="0"/>
-                <w:i w:val="0"/>
-                <w:sz w:val="16"/>
-              </w:rPr>
-              <w:t>localhost:8888</w:t>
-            </w:r>
-            <w:r>
-              <w:rPr>
-                <w:rFonts w:ascii="Arial" w:hAnsi="Arial" w:cs="Arial" w:eastAsia="Arial"/>
-                <w:b w:val="0"/>
-                <w:i w:val="0"/>
-                <w:sz w:val="17"/>
-              </w:rPr>
-              <w:t>) with the Taxi training cell finished.</w:t>
-            </w:r>
-          </w:p>
-          <w:p>
-            <w:pPr>
-              <w:keepNext/>
-              <w:spacing w:before="0" w:after="80"/>
-            </w:pPr>
-            <w:r>
-              <w:rPr>
-                <w:rFonts w:ascii="Arial" w:hAnsi="Arial" w:cs="Arial" w:eastAsia="Arial"/>
-                <w:b w:val="0"/>
-                <w:i/>
-                <w:sz w:val="16"/>
-              </w:rPr>
-              <w:t xml:space="preserve">Save as </w:t>
-            </w:r>
-            <w:r>
-              <w:rPr>
-                <w:rFonts w:ascii="Consolas" w:hAnsi="Consolas" w:cs="Consolas" w:eastAsia="Consolas"/>
-                <w:b w:val="0"/>
-                <w:i/>
-                <w:sz w:val="15"/>
-              </w:rPr>
-              <w:t>Lab 9/screenshots/9.6_local_jupyter_run.png</w:t>
-            </w:r>
-            <w:r>
-              <w:rPr>
-                <w:rFonts w:ascii="Arial" w:hAnsi="Arial" w:cs="Arial" w:eastAsia="Arial"/>
-                <w:b w:val="0"/>
-                <w:i/>
-                <w:sz w:val="16"/>
-              </w:rPr>
-              <w:t xml:space="preserve"> then run </w:t>
-            </w:r>
-            <w:r>
-              <w:rPr>
-                <w:rFonts w:ascii="Consolas" w:hAnsi="Consolas" w:cs="Consolas" w:eastAsia="Consolas"/>
-                <w:b w:val="0"/>
-                <w:i/>
-                <w:sz w:val="15"/>
-              </w:rPr>
-              <w:t>python _tools/insert_screenshots.py</w:t>
-            </w:r>
-            <w:r>
-              <w:rPr>
-                <w:rFonts w:ascii="Arial" w:hAnsi="Arial" w:cs="Arial" w:eastAsia="Arial"/>
-                <w:b w:val="0"/>
-                <w:i/>
-                <w:sz w:val="16"/>
-              </w:rPr>
-              <w:t xml:space="preserve"> (or just paste the image here and delete this box).</w:t>
-            </w:r>
-          </w:p>
-        </w:tc>
-      </w:tr>
-    </w:tbl>
-    <w:p>
-      <w:pPr>
-        <w:spacing w:before="40" w:after="160"/>
-        <w:jc w:val="center"/>
-      </w:pPr>
-      <w:r>
-        <w:rPr>
-          <w:rFonts w:ascii="Arial" w:hAnsi="Arial" w:cs="Arial" w:eastAsia="Arial"/>
-          <w:b w:val="0"/>
-          <w:i/>
-          <w:sz w:val="17"/>
-        </w:rPr>
-        <w:t>Screenshot 9.6 – Task 2 – the notebook running locally</w:t>
-      </w:r>
-    </w:p>
     <w:sectPr>
-      <w:footerReference w:type="default" r:id="rId10"/>
-      <w:headerReference w:type="first" r:id="rId11"/>
-      <w:footerReference w:type="first" r:id="rId12"/>
+      <w:footerReference w:type="default" r:id="rId20"/>
+      <w:headerReference w:type="first" r:id="rId21"/>
+      <w:footerReference w:type="first" r:id="rId22"/>
       <w:pgSz w:w="11906" w:h="16838"/>
       <w:pgMar w:top="1409" w:right="1440" w:bottom="1200" w:left="1440" w:header="705" w:footer="708" w:gutter="0"/>
       <w:cols w:space="708"/>
@@ -5122,18 +3042,6 @@
             <w:noProof/>
           </w:rPr>
           <w:t>COS30018_Lab Worklog</w:t>
-        </w:r>
-        <w:r>
-          <w:rPr>
-            <w:noProof/>
-          </w:rPr>
-          <w:t/>
-        </w:r>
-        <w:r>
-          <w:rPr>
-            <w:noProof/>
-          </w:rPr>
-          <w:t/>
         </w:r>
       </w:p>
       <w:p>
@@ -6539,6 +4447,21 @@
 </file>
 
 <file path=customXml/item1.xml><?xml version="1.0" encoding="utf-8"?>
+<p:properties xmlns:p="http://schemas.microsoft.com/office/2006/metadata/properties" xmlns:xsi="http://www.w3.org/2001/XMLSchema-instance" xmlns:pc="http://schemas.microsoft.com/office/infopath/2007/PartnerControls">
+  <documentManagement/>
+</p:properties>
+</file>
+
+<file path=customXml/item2.xml><?xml version="1.0" encoding="utf-8"?>
+<?mso-contentType ?>
+<FormTemplates xmlns="http://schemas.microsoft.com/sharepoint/v3/contenttype/forms">
+  <Display>DocumentLibraryForm</Display>
+  <Edit>DocumentLibraryForm</Edit>
+  <New>DocumentLibraryForm</New>
+</FormTemplates>
+</file>
+
+<file path=customXml/item3.xml><?xml version="1.0" encoding="utf-8"?>
 <ct:contentTypeSchema xmlns:ct="http://schemas.microsoft.com/office/2006/metadata/contentType" xmlns:ma="http://schemas.microsoft.com/office/2006/metadata/properties/metaAttributes" ct:_="" ma:_="" ma:contentTypeName="Document" ma:contentTypeID="0x0101001E9FF901F214C743957BA58699663E36" ma:contentTypeVersion="14" ma:contentTypeDescription="Create a new document." ma:contentTypeScope="" ma:versionID="18f59caf16b4f28cd59c93d5c2968e00">
   <xsd:schema xmlns:xsd="http://www.w3.org/2001/XMLSchema" xmlns:xs="http://www.w3.org/2001/XMLSchema" xmlns:p="http://schemas.microsoft.com/office/2006/metadata/properties" xmlns:ns3="ac4245a9-d0fe-4b59-a0f5-835f3723c0b2" xmlns:ns4="77fc9a79-3209-42e0-a26f-066f57035a49" targetNamespace="http://schemas.microsoft.com/office/2006/metadata/properties" ma:root="true" ma:fieldsID="3c05f807050a58e72d399882efdbf08b" ns3:_="" ns4:_="">
     <xsd:import namespace="ac4245a9-d0fe-4b59-a0f5-835f3723c0b2"/>
@@ -6767,22 +4690,24 @@
 </ct:contentTypeSchema>
 </file>
 
-<file path=customXml/item2.xml><?xml version="1.0" encoding="utf-8"?>
-<?mso-contentType ?>
-<FormTemplates xmlns="http://schemas.microsoft.com/sharepoint/v3/contenttype/forms">
-  <Display>DocumentLibraryForm</Display>
-  <Edit>DocumentLibraryForm</Edit>
-  <New>DocumentLibraryForm</New>
-</FormTemplates>
+<file path=customXml/itemProps1.xml><?xml version="1.0" encoding="utf-8"?>
+<ds:datastoreItem xmlns:ds="http://schemas.openxmlformats.org/officeDocument/2006/customXml" ds:itemID="{D474D20F-34D5-4DBA-BF0C-F70DD38D2A00}">
+  <ds:schemaRefs>
+    <ds:schemaRef ds:uri="http://schemas.microsoft.com/office/2006/metadata/properties"/>
+    <ds:schemaRef ds:uri="http://schemas.microsoft.com/office/infopath/2007/PartnerControls"/>
+  </ds:schemaRefs>
+</ds:datastoreItem>
 </file>
 
-<file path=customXml/item3.xml><?xml version="1.0" encoding="utf-8"?>
-<p:properties xmlns:p="http://schemas.microsoft.com/office/2006/metadata/properties" xmlns:xsi="http://www.w3.org/2001/XMLSchema-instance" xmlns:pc="http://schemas.microsoft.com/office/infopath/2007/PartnerControls">
-  <documentManagement/>
-</p:properties>
+<file path=customXml/itemProps2.xml><?xml version="1.0" encoding="utf-8"?>
+<ds:datastoreItem xmlns:ds="http://schemas.openxmlformats.org/officeDocument/2006/customXml" ds:itemID="{7E65907C-017F-4528-A997-BD4C66DC2D4C}">
+  <ds:schemaRefs>
+    <ds:schemaRef ds:uri="http://schemas.microsoft.com/sharepoint/v3/contenttype/forms"/>
+  </ds:schemaRefs>
+</ds:datastoreItem>
 </file>
 
-<file path=customXml/itemProps1.xml><?xml version="1.0" encoding="utf-8"?>
+<file path=customXml/itemProps3.xml><?xml version="1.0" encoding="utf-8"?>
 <ds:datastoreItem xmlns:ds="http://schemas.openxmlformats.org/officeDocument/2006/customXml" ds:itemID="{8B115360-B2CF-4B7D-9163-6040B592FE0F}">
   <ds:schemaRefs>
     <ds:schemaRef ds:uri="http://schemas.microsoft.com/office/2006/metadata/contentType"/>
@@ -6801,23 +4726,6 @@
 </ds:datastoreItem>
 </file>
 
-<file path=customXml/itemProps2.xml><?xml version="1.0" encoding="utf-8"?>
-<ds:datastoreItem xmlns:ds="http://schemas.openxmlformats.org/officeDocument/2006/customXml" ds:itemID="{7E65907C-017F-4528-A997-BD4C66DC2D4C}">
-  <ds:schemaRefs>
-    <ds:schemaRef ds:uri="http://schemas.microsoft.com/sharepoint/v3/contenttype/forms"/>
-  </ds:schemaRefs>
-</ds:datastoreItem>
-</file>
-
-<file path=customXml/itemProps3.xml><?xml version="1.0" encoding="utf-8"?>
-<ds:datastoreItem xmlns:ds="http://schemas.openxmlformats.org/officeDocument/2006/customXml" ds:itemID="{D474D20F-34D5-4DBA-BF0C-F70DD38D2A00}">
-  <ds:schemaRefs>
-    <ds:schemaRef ds:uri="http://schemas.microsoft.com/office/2006/metadata/properties"/>
-    <ds:schemaRef ds:uri="http://schemas.microsoft.com/office/infopath/2007/PartnerControls"/>
-  </ds:schemaRefs>
-</ds:datastoreItem>
-</file>
-
 <file path=docMetadata/LabelInfo.xml><?xml version="1.0" encoding="utf-8"?>
 <clbl:labelList xmlns:clbl="http://schemas.microsoft.com/office/2020/mipLabelMetadata">
   <clbl:label id="{f1340588-a344-42f9-b355-c2f852587c6c}" enabled="1" method="Privileged" siteId="{df7f7579-3e9c-4a7e-b844-420280f53859}" removed="0"/>
